--- a/static/uploads/mau/hopdong/nt1/o1_o2/hdvth.docx
+++ b/static/uploads/mau/hopdong/nt1/o1_o2/hdvth.docx
@@ -84,14 +84,88 @@
                 <w:szCs w:val="24"/>
               </w:rPr>
             </w:pPr>
+            <w:proofErr w:type="spellStart"/>
             <w:r>
               <w:rPr>
                 <w:rFonts w:ascii="Times New Roman" w:hAnsi="Times New Roman"/>
                 <w:b/>
                 <w:szCs w:val="24"/>
               </w:rPr>
-              <w:t>Độc lập – Tự do – Hạnh phúc</w:t>
-            </w:r>
+              <w:t>Độc</w:t>
+            </w:r>
+            <w:proofErr w:type="spellEnd"/>
+            <w:r>
+              <w:rPr>
+                <w:rFonts w:ascii="Times New Roman" w:hAnsi="Times New Roman"/>
+                <w:b/>
+                <w:szCs w:val="24"/>
+              </w:rPr>
+              <w:t xml:space="preserve"> </w:t>
+            </w:r>
+            <w:proofErr w:type="spellStart"/>
+            <w:r>
+              <w:rPr>
+                <w:rFonts w:ascii="Times New Roman" w:hAnsi="Times New Roman"/>
+                <w:b/>
+                <w:szCs w:val="24"/>
+              </w:rPr>
+              <w:t>lập</w:t>
+            </w:r>
+            <w:proofErr w:type="spellEnd"/>
+            <w:r>
+              <w:rPr>
+                <w:rFonts w:ascii="Times New Roman" w:hAnsi="Times New Roman"/>
+                <w:b/>
+                <w:szCs w:val="24"/>
+              </w:rPr>
+              <w:t xml:space="preserve"> – </w:t>
+            </w:r>
+            <w:proofErr w:type="spellStart"/>
+            <w:r>
+              <w:rPr>
+                <w:rFonts w:ascii="Times New Roman" w:hAnsi="Times New Roman"/>
+                <w:b/>
+                <w:szCs w:val="24"/>
+              </w:rPr>
+              <w:t>Tự</w:t>
+            </w:r>
+            <w:proofErr w:type="spellEnd"/>
+            <w:r>
+              <w:rPr>
+                <w:rFonts w:ascii="Times New Roman" w:hAnsi="Times New Roman"/>
+                <w:b/>
+                <w:szCs w:val="24"/>
+              </w:rPr>
+              <w:t xml:space="preserve"> do – </w:t>
+            </w:r>
+            <w:proofErr w:type="spellStart"/>
+            <w:r>
+              <w:rPr>
+                <w:rFonts w:ascii="Times New Roman" w:hAnsi="Times New Roman"/>
+                <w:b/>
+                <w:szCs w:val="24"/>
+              </w:rPr>
+              <w:t>Hạnh</w:t>
+            </w:r>
+            <w:proofErr w:type="spellEnd"/>
+            <w:r>
+              <w:rPr>
+                <w:rFonts w:ascii="Times New Roman" w:hAnsi="Times New Roman"/>
+                <w:b/>
+                <w:szCs w:val="24"/>
+              </w:rPr>
+              <w:t xml:space="preserve"> </w:t>
+            </w:r>
+            <w:proofErr w:type="spellStart"/>
+            <w:r>
+              <w:rPr>
+                <w:rFonts w:ascii="Times New Roman" w:hAnsi="Times New Roman"/>
+                <w:b/>
+                <w:szCs w:val="24"/>
+              </w:rPr>
+              <w:t>phúc</w:t>
+            </w:r>
+            <w:proofErr w:type="spellEnd"/>
           </w:p>
         </w:tc>
       </w:tr>
@@ -278,13 +352,31 @@
                 <w:i/>
                 <w:szCs w:val="24"/>
               </w:rPr>
-              <w:t>{{ngaylamhopdong}}</w:t>
-            </w:r>
+              <w:t>{{</w:t>
+            </w:r>
+            <w:proofErr w:type="spellStart"/>
             <w:r>
               <w:rPr>
                 <w:rFonts w:ascii="Times New Roman" w:hAnsi="Times New Roman"/>
                 <w:i/>
                 <w:szCs w:val="24"/>
+              </w:rPr>
+              <w:t>ngaylamhopdong</w:t>
+            </w:r>
+            <w:proofErr w:type="spellEnd"/>
+            <w:r>
+              <w:rPr>
+                <w:rFonts w:ascii="Times New Roman" w:hAnsi="Times New Roman"/>
+                <w:i/>
+                <w:szCs w:val="24"/>
+              </w:rPr>
+              <w:t>}}</w:t>
+            </w:r>
+            <w:r>
+              <w:rPr>
+                <w:rFonts w:ascii="Times New Roman" w:hAnsi="Times New Roman"/>
+                <w:i/>
+                <w:szCs w:val="24"/>
                 <w:lang w:val="vi-VN"/>
               </w:rPr>
               <w:t xml:space="preserve"> </w:t>
@@ -304,13 +396,31 @@
                 <w:i/>
                 <w:szCs w:val="24"/>
               </w:rPr>
-              <w:t>{{thanglamhopdong}}</w:t>
-            </w:r>
+              <w:t>{{</w:t>
+            </w:r>
+            <w:proofErr w:type="spellStart"/>
             <w:r>
               <w:rPr>
                 <w:rFonts w:ascii="Times New Roman" w:hAnsi="Times New Roman"/>
                 <w:i/>
                 <w:szCs w:val="24"/>
+              </w:rPr>
+              <w:t>thanglamhopdong</w:t>
+            </w:r>
+            <w:proofErr w:type="spellEnd"/>
+            <w:r>
+              <w:rPr>
+                <w:rFonts w:ascii="Times New Roman" w:hAnsi="Times New Roman"/>
+                <w:i/>
+                <w:szCs w:val="24"/>
+              </w:rPr>
+              <w:t>}}</w:t>
+            </w:r>
+            <w:r>
+              <w:rPr>
+                <w:rFonts w:ascii="Times New Roman" w:hAnsi="Times New Roman"/>
+                <w:i/>
+                <w:szCs w:val="24"/>
                 <w:lang w:val="vi-VN"/>
               </w:rPr>
               <w:t xml:space="preserve"> năm </w:t>
@@ -321,7 +431,25 @@
                 <w:i/>
                 <w:szCs w:val="24"/>
               </w:rPr>
-              <w:t>{{namlamhopdong}}</w:t>
+              <w:t>{{</w:t>
+            </w:r>
+            <w:proofErr w:type="spellStart"/>
+            <w:r>
+              <w:rPr>
+                <w:rFonts w:ascii="Times New Roman" w:hAnsi="Times New Roman"/>
+                <w:i/>
+                <w:szCs w:val="24"/>
+              </w:rPr>
+              <w:t>namlamhopdong</w:t>
+            </w:r>
+            <w:proofErr w:type="spellEnd"/>
+            <w:r>
+              <w:rPr>
+                <w:rFonts w:ascii="Times New Roman" w:hAnsi="Times New Roman"/>
+                <w:i/>
+                <w:szCs w:val="24"/>
+              </w:rPr>
+              <w:t>}}</w:t>
             </w:r>
           </w:p>
         </w:tc>
@@ -364,7 +492,17 @@
           <w:sz w:val="20"/>
           <w:szCs w:val="24"/>
         </w:rPr>
-        <w:t>(C</w:t>
+        <w:t>(</w:t>
+      </w:r>
+      <w:proofErr w:type="spellStart"/>
+      <w:r>
+        <w:rPr>
+          <w:rFonts w:ascii="Times New Roman" w:hAnsi="Times New Roman"/>
+          <w:b w:val="0"/>
+          <w:sz w:val="20"/>
+          <w:szCs w:val="24"/>
+        </w:rPr>
+        <w:t>C</w:t>
       </w:r>
       <w:r>
         <w:rPr>
@@ -382,7 +520,57 @@
           <w:sz w:val="20"/>
           <w:szCs w:val="24"/>
         </w:rPr>
-        <w:t>n cứ vào BLL</w:t>
+        <w:t>n</w:t>
+      </w:r>
+      <w:proofErr w:type="spellEnd"/>
+      <w:r>
+        <w:rPr>
+          <w:rFonts w:ascii="Times New Roman" w:hAnsi="Times New Roman"/>
+          <w:b w:val="0"/>
+          <w:sz w:val="20"/>
+          <w:szCs w:val="24"/>
+        </w:rPr>
+        <w:t xml:space="preserve"> </w:t>
+      </w:r>
+      <w:proofErr w:type="spellStart"/>
+      <w:r>
+        <w:rPr>
+          <w:rFonts w:ascii="Times New Roman" w:hAnsi="Times New Roman"/>
+          <w:b w:val="0"/>
+          <w:sz w:val="20"/>
+          <w:szCs w:val="24"/>
+        </w:rPr>
+        <w:t>cứ</w:t>
+      </w:r>
+      <w:proofErr w:type="spellEnd"/>
+      <w:r>
+        <w:rPr>
+          <w:rFonts w:ascii="Times New Roman" w:hAnsi="Times New Roman"/>
+          <w:b w:val="0"/>
+          <w:sz w:val="20"/>
+          <w:szCs w:val="24"/>
+        </w:rPr>
+        <w:t xml:space="preserve"> </w:t>
+      </w:r>
+      <w:proofErr w:type="spellStart"/>
+      <w:r>
+        <w:rPr>
+          <w:rFonts w:ascii="Times New Roman" w:hAnsi="Times New Roman"/>
+          <w:b w:val="0"/>
+          <w:sz w:val="20"/>
+          <w:szCs w:val="24"/>
+        </w:rPr>
+        <w:t>vào</w:t>
+      </w:r>
+      <w:proofErr w:type="spellEnd"/>
+      <w:r>
+        <w:rPr>
+          <w:rFonts w:ascii="Times New Roman" w:hAnsi="Times New Roman"/>
+          <w:b w:val="0"/>
+          <w:sz w:val="20"/>
+          <w:szCs w:val="24"/>
+        </w:rPr>
+        <w:t xml:space="preserve"> BLL</w:t>
       </w:r>
       <w:r>
         <w:rPr>
@@ -400,7 +588,27 @@
           <w:sz w:val="20"/>
           <w:szCs w:val="24"/>
         </w:rPr>
-        <w:t xml:space="preserve"> 45/2019/QH 14 và N</w:t>
+        <w:t xml:space="preserve"> 45/2019/QH 14 </w:t>
+      </w:r>
+      <w:proofErr w:type="spellStart"/>
+      <w:r>
+        <w:rPr>
+          <w:rFonts w:ascii="Times New Roman" w:hAnsi="Times New Roman"/>
+          <w:b w:val="0"/>
+          <w:sz w:val="20"/>
+          <w:szCs w:val="24"/>
+        </w:rPr>
+        <w:t>và</w:t>
+      </w:r>
+      <w:proofErr w:type="spellEnd"/>
+      <w:r>
+        <w:rPr>
+          <w:rFonts w:ascii="Times New Roman" w:hAnsi="Times New Roman"/>
+          <w:b w:val="0"/>
+          <w:sz w:val="20"/>
+          <w:szCs w:val="24"/>
+        </w:rPr>
+        <w:t xml:space="preserve"> N</w:t>
       </w:r>
       <w:r>
         <w:rPr>
@@ -436,7 +644,17 @@
           <w:sz w:val="20"/>
           <w:szCs w:val="24"/>
         </w:rPr>
-        <w:t>-CP, TT 10/2020/TT-BL</w:t>
+        <w:t>-CP, TT 10/2020/TT-</w:t>
+      </w:r>
+      <w:proofErr w:type="gramStart"/>
+      <w:r>
+        <w:rPr>
+          <w:rFonts w:ascii="Times New Roman" w:hAnsi="Times New Roman"/>
+          <w:b w:val="0"/>
+          <w:sz w:val="20"/>
+          <w:szCs w:val="24"/>
+        </w:rPr>
+        <w:t>BL</w:t>
       </w:r>
       <w:r>
         <w:rPr>
@@ -456,6 +674,7 @@
         </w:rPr>
         <w:t>TBXH )</w:t>
       </w:r>
+      <w:proofErr w:type="gramEnd"/>
     </w:p>
     <w:p>
       <w:pPr>
@@ -506,12 +725,37 @@
               </w:rPr>
             </w:pPr>
             <w:bookmarkStart w:id="0" w:name="_Hlk210316651"/>
-            <w:r>
-              <w:rPr>
-                <w:rFonts w:ascii="Times New Roman" w:hAnsi="Times New Roman"/>
-                <w:szCs w:val="24"/>
-              </w:rPr>
-              <w:t xml:space="preserve">Chúng tôi, </w:t>
+            <w:proofErr w:type="spellStart"/>
+            <w:r>
+              <w:rPr>
+                <w:rFonts w:ascii="Times New Roman" w:hAnsi="Times New Roman"/>
+                <w:szCs w:val="24"/>
+              </w:rPr>
+              <w:t>Chúng</w:t>
+            </w:r>
+            <w:proofErr w:type="spellEnd"/>
+            <w:r>
+              <w:rPr>
+                <w:rFonts w:ascii="Times New Roman" w:hAnsi="Times New Roman"/>
+                <w:szCs w:val="24"/>
+              </w:rPr>
+              <w:t xml:space="preserve"> </w:t>
+            </w:r>
+            <w:proofErr w:type="spellStart"/>
+            <w:r>
+              <w:rPr>
+                <w:rFonts w:ascii="Times New Roman" w:hAnsi="Times New Roman"/>
+                <w:szCs w:val="24"/>
+              </w:rPr>
+              <w:t>tôi</w:t>
+            </w:r>
+            <w:proofErr w:type="spellEnd"/>
+            <w:r>
+              <w:rPr>
+                <w:rFonts w:ascii="Times New Roman" w:hAnsi="Times New Roman"/>
+                <w:szCs w:val="24"/>
+              </w:rPr>
+              <w:t xml:space="preserve">, </w:t>
             </w:r>
             <w:r>
               <w:rPr>
@@ -519,8 +763,48 @@
                 <w:szCs w:val="24"/>
               </w:rPr>
               <w:br/>
-              <w:t>một bên là</w:t>
-            </w:r>
+            </w:r>
+            <w:proofErr w:type="spellStart"/>
+            <w:r>
+              <w:rPr>
+                <w:rFonts w:ascii="Times New Roman" w:hAnsi="Times New Roman"/>
+                <w:szCs w:val="24"/>
+              </w:rPr>
+              <w:t>một</w:t>
+            </w:r>
+            <w:proofErr w:type="spellEnd"/>
+            <w:r>
+              <w:rPr>
+                <w:rFonts w:ascii="Times New Roman" w:hAnsi="Times New Roman"/>
+                <w:szCs w:val="24"/>
+              </w:rPr>
+              <w:t xml:space="preserve"> </w:t>
+            </w:r>
+            <w:proofErr w:type="spellStart"/>
+            <w:r>
+              <w:rPr>
+                <w:rFonts w:ascii="Times New Roman" w:hAnsi="Times New Roman"/>
+                <w:szCs w:val="24"/>
+              </w:rPr>
+              <w:t>bên</w:t>
+            </w:r>
+            <w:proofErr w:type="spellEnd"/>
+            <w:r>
+              <w:rPr>
+                <w:rFonts w:ascii="Times New Roman" w:hAnsi="Times New Roman"/>
+                <w:szCs w:val="24"/>
+              </w:rPr>
+              <w:t xml:space="preserve"> </w:t>
+            </w:r>
+            <w:proofErr w:type="spellStart"/>
+            <w:r>
+              <w:rPr>
+                <w:rFonts w:ascii="Times New Roman" w:hAnsi="Times New Roman"/>
+                <w:szCs w:val="24"/>
+              </w:rPr>
+              <w:t>là</w:t>
+            </w:r>
+            <w:proofErr w:type="spellEnd"/>
           </w:p>
         </w:tc>
         <w:tc>
@@ -771,13 +1055,63 @@
                 <w:lang w:val="nl-NL"/>
               </w:rPr>
             </w:pPr>
-            <w:r>
-              <w:rPr>
-                <w:rFonts w:ascii="Times New Roman" w:hAnsi="Times New Roman"/>
-                <w:szCs w:val="24"/>
-              </w:rPr>
-              <w:t>Ngày tháng năm sinh</w:t>
-            </w:r>
+            <w:proofErr w:type="spellStart"/>
+            <w:r>
+              <w:rPr>
+                <w:rFonts w:ascii="Times New Roman" w:hAnsi="Times New Roman"/>
+                <w:szCs w:val="24"/>
+              </w:rPr>
+              <w:t>Ngày</w:t>
+            </w:r>
+            <w:proofErr w:type="spellEnd"/>
+            <w:r>
+              <w:rPr>
+                <w:rFonts w:ascii="Times New Roman" w:hAnsi="Times New Roman"/>
+                <w:szCs w:val="24"/>
+              </w:rPr>
+              <w:t xml:space="preserve"> </w:t>
+            </w:r>
+            <w:proofErr w:type="spellStart"/>
+            <w:r>
+              <w:rPr>
+                <w:rFonts w:ascii="Times New Roman" w:hAnsi="Times New Roman"/>
+                <w:szCs w:val="24"/>
+              </w:rPr>
+              <w:t>tháng</w:t>
+            </w:r>
+            <w:proofErr w:type="spellEnd"/>
+            <w:r>
+              <w:rPr>
+                <w:rFonts w:ascii="Times New Roman" w:hAnsi="Times New Roman"/>
+                <w:szCs w:val="24"/>
+              </w:rPr>
+              <w:t xml:space="preserve"> </w:t>
+            </w:r>
+            <w:proofErr w:type="spellStart"/>
+            <w:r>
+              <w:rPr>
+                <w:rFonts w:ascii="Times New Roman" w:hAnsi="Times New Roman"/>
+                <w:szCs w:val="24"/>
+              </w:rPr>
+              <w:t>năm</w:t>
+            </w:r>
+            <w:proofErr w:type="spellEnd"/>
+            <w:r>
+              <w:rPr>
+                <w:rFonts w:ascii="Times New Roman" w:hAnsi="Times New Roman"/>
+                <w:szCs w:val="24"/>
+              </w:rPr>
+              <w:t xml:space="preserve"> </w:t>
+            </w:r>
+            <w:proofErr w:type="spellStart"/>
+            <w:r>
+              <w:rPr>
+                <w:rFonts w:ascii="Times New Roman" w:hAnsi="Times New Roman"/>
+                <w:szCs w:val="24"/>
+              </w:rPr>
+              <w:t>sinh</w:t>
+            </w:r>
+            <w:proofErr w:type="spellEnd"/>
           </w:p>
         </w:tc>
         <w:tc>
@@ -856,8 +1190,17 @@
                 <w:rFonts w:ascii="Times New Roman" w:hAnsi="Times New Roman"/>
                 <w:szCs w:val="24"/>
               </w:rPr>
-              <w:t>Quốc tịch</w:t>
-            </w:r>
+              <w:t xml:space="preserve">Quốc </w:t>
+            </w:r>
+            <w:proofErr w:type="spellStart"/>
+            <w:r>
+              <w:rPr>
+                <w:rFonts w:ascii="Times New Roman" w:hAnsi="Times New Roman"/>
+                <w:szCs w:val="24"/>
+              </w:rPr>
+              <w:t>tịch</w:t>
+            </w:r>
+            <w:proofErr w:type="spellEnd"/>
           </w:p>
         </w:tc>
         <w:tc>
@@ -1454,7 +1797,55 @@
           <w:rFonts w:ascii="Times New Roman" w:hAnsi="Times New Roman"/>
           <w:szCs w:val="24"/>
         </w:rPr>
-        <w:t>(Sau đây gọi là “</w:t>
+        <w:t xml:space="preserve">(Sau </w:t>
+      </w:r>
+      <w:proofErr w:type="spellStart"/>
+      <w:r>
+        <w:rPr>
+          <w:rFonts w:ascii="Times New Roman" w:hAnsi="Times New Roman"/>
+          <w:szCs w:val="24"/>
+        </w:rPr>
+        <w:t>đây</w:t>
+      </w:r>
+      <w:proofErr w:type="spellEnd"/>
+      <w:r>
+        <w:rPr>
+          <w:rFonts w:ascii="Times New Roman" w:hAnsi="Times New Roman"/>
+          <w:szCs w:val="24"/>
+        </w:rPr>
+        <w:t xml:space="preserve"> </w:t>
+      </w:r>
+      <w:proofErr w:type="spellStart"/>
+      <w:r>
+        <w:rPr>
+          <w:rFonts w:ascii="Times New Roman" w:hAnsi="Times New Roman"/>
+          <w:szCs w:val="24"/>
+        </w:rPr>
+        <w:t>gọi</w:t>
+      </w:r>
+      <w:proofErr w:type="spellEnd"/>
+      <w:r>
+        <w:rPr>
+          <w:rFonts w:ascii="Times New Roman" w:hAnsi="Times New Roman"/>
+          <w:szCs w:val="24"/>
+        </w:rPr>
+        <w:t xml:space="preserve"> </w:t>
+      </w:r>
+      <w:proofErr w:type="spellStart"/>
+      <w:r>
+        <w:rPr>
+          <w:rFonts w:ascii="Times New Roman" w:hAnsi="Times New Roman"/>
+          <w:szCs w:val="24"/>
+        </w:rPr>
+        <w:t>là</w:t>
+      </w:r>
+      <w:proofErr w:type="spellEnd"/>
+      <w:r>
+        <w:rPr>
+          <w:rFonts w:ascii="Times New Roman" w:hAnsi="Times New Roman"/>
+          <w:szCs w:val="24"/>
+        </w:rPr>
+        <w:t xml:space="preserve"> “</w:t>
       </w:r>
       <w:r>
         <w:rPr>
@@ -1474,7 +1865,7 @@
     </w:p>
     <w:tbl>
       <w:tblPr>
-        <w:tblW w:w="31461" w:type="dxa"/>
+        <w:tblW w:w="29183" w:type="dxa"/>
         <w:tblInd w:w="108" w:type="dxa"/>
         <w:tblLayout w:type="fixed"/>
         <w:tblLook w:val="04A0" w:firstRow="1" w:lastRow="0" w:firstColumn="1" w:lastColumn="0" w:noHBand="0" w:noVBand="1"/>
@@ -1485,7 +1876,7 @@
         <w:gridCol w:w="3626"/>
         <w:gridCol w:w="1572"/>
         <w:gridCol w:w="2054"/>
-        <w:gridCol w:w="3144"/>
+        <w:gridCol w:w="866"/>
         <w:gridCol w:w="482"/>
         <w:gridCol w:w="3626"/>
         <w:gridCol w:w="1090"/>
@@ -1642,7 +2033,7 @@
         </w:tc>
         <w:tc>
           <w:tcPr>
-            <w:tcW w:w="3626" w:type="dxa"/>
+            <w:tcW w:w="1348" w:type="dxa"/>
             <w:gridSpan w:val="2"/>
           </w:tcPr>
           <w:p>
@@ -1957,7 +2348,7 @@
         </w:tc>
         <w:tc>
           <w:tcPr>
-            <w:tcW w:w="3626" w:type="dxa"/>
+            <w:tcW w:w="1348" w:type="dxa"/>
             <w:gridSpan w:val="2"/>
           </w:tcPr>
           <w:p>
@@ -2232,7 +2623,7 @@
         </w:tc>
         <w:tc>
           <w:tcPr>
-            <w:tcW w:w="5198" w:type="dxa"/>
+            <w:tcW w:w="2920" w:type="dxa"/>
             <w:gridSpan w:val="2"/>
           </w:tcPr>
           <w:p>
@@ -2423,7 +2814,7 @@
         </w:tc>
         <w:tc>
           <w:tcPr>
-            <w:tcW w:w="5198" w:type="dxa"/>
+            <w:tcW w:w="2920" w:type="dxa"/>
             <w:gridSpan w:val="2"/>
           </w:tcPr>
           <w:p>
@@ -2579,7 +2970,7 @@
                 <w:szCs w:val="24"/>
                 <w:lang w:val="nl-NL"/>
               </w:rPr>
-              <w:t>Địa chỉ cư trú</w:t>
+              <w:t>Số CMND/CCCD</w:t>
             </w:r>
           </w:p>
         </w:tc>
@@ -2619,323 +3010,111 @@
           </w:tcPr>
           <w:p>
             <w:pPr>
-              <w:spacing w:before="0" w:after="0"/>
+              <w:tabs>
+                <w:tab w:val="left" w:pos="1305"/>
+              </w:tabs>
               <w:ind w:left="0" w:firstLine="0"/>
               <w:rPr>
                 <w:rFonts w:ascii="Times New Roman" w:hAnsi="Times New Roman"/>
-                <w:color w:val="000000"/>
-                <w:szCs w:val="24"/>
+                <w:noProof/>
+                <w:color w:val="000000"/>
+                <w:szCs w:val="24"/>
+                <w:lang w:val="nl-NL"/>
               </w:rPr>
             </w:pPr>
             <w:r>
               <w:rPr>
                 <w:rFonts w:ascii="Times New Roman" w:hAnsi="Times New Roman"/>
-                <w:color w:val="000000"/>
-                <w:szCs w:val="24"/>
-              </w:rPr>
-              <w:t>{{tamtru}}</w:t>
+                <w:noProof/>
+                <w:color w:val="000000"/>
+                <w:szCs w:val="24"/>
+                <w:lang w:val="nl-NL"/>
+              </w:rPr>
+              <w:t xml:space="preserve">{{cccd}} </w:t>
+            </w:r>
+            <w:r>
+              <w:rPr>
+                <w:rFonts w:ascii="Times New Roman" w:hAnsi="Times New Roman"/>
+                <w:color w:val="000000"/>
+                <w:szCs w:val="24"/>
+                <w:lang w:val="nl-NL"/>
+              </w:rPr>
+              <w:t xml:space="preserve"> Ngày cấp: </w:t>
+            </w:r>
+            <w:r>
+              <w:rPr>
+                <w:rFonts w:ascii="Times New Roman" w:hAnsi="Times New Roman"/>
+                <w:noProof/>
+                <w:color w:val="000000"/>
+                <w:szCs w:val="24"/>
+                <w:lang w:val="nl-NL"/>
+              </w:rPr>
+              <w:t xml:space="preserve">{{ngaycapcc}} </w:t>
+            </w:r>
+            <w:r>
+              <w:rPr>
+                <w:rFonts w:ascii="Times New Roman" w:hAnsi="Times New Roman"/>
+                <w:color w:val="000000"/>
+                <w:szCs w:val="24"/>
+                <w:lang w:val="nl-NL"/>
+              </w:rPr>
+              <w:t xml:space="preserve">Nơi cấp: </w:t>
+            </w:r>
+            <w:r>
+              <w:rPr>
+                <w:rFonts w:ascii="Times New Roman" w:hAnsi="Times New Roman"/>
+                <w:noProof/>
+                <w:color w:val="000000"/>
+                <w:szCs w:val="24"/>
+                <w:lang w:val="nl-NL"/>
+              </w:rPr>
+              <w:fldChar w:fldCharType="begin"/>
+            </w:r>
+            <w:r>
+              <w:rPr>
+                <w:rFonts w:ascii="Times New Roman" w:hAnsi="Times New Roman"/>
+                <w:noProof/>
+                <w:color w:val="000000"/>
+                <w:szCs w:val="24"/>
+                <w:lang w:val="nl-NL"/>
+              </w:rPr>
+              <w:instrText xml:space="preserve"> MERGEFIELD "Nơi_cấp" </w:instrText>
+            </w:r>
+            <w:r>
+              <w:rPr>
+                <w:rFonts w:ascii="Times New Roman" w:hAnsi="Times New Roman"/>
+                <w:noProof/>
+                <w:color w:val="000000"/>
+                <w:szCs w:val="24"/>
+                <w:lang w:val="nl-NL"/>
+              </w:rPr>
+              <w:fldChar w:fldCharType="separate"/>
+            </w:r>
+            <w:r>
+              <w:rPr>
+                <w:rFonts w:ascii="Times New Roman" w:hAnsi="Times New Roman"/>
+                <w:noProof/>
+                <w:color w:val="000000"/>
+                <w:szCs w:val="24"/>
+                <w:lang w:val="nl-NL"/>
+              </w:rPr>
+              <w:t>Cục trưởng cục cảnh sát</w:t>
+            </w:r>
+            <w:r>
+              <w:rPr>
+                <w:rFonts w:ascii="Times New Roman" w:hAnsi="Times New Roman"/>
+                <w:noProof/>
+                <w:color w:val="000000"/>
+                <w:szCs w:val="24"/>
+                <w:lang w:val="nl-NL"/>
+              </w:rPr>
+              <w:fldChar w:fldCharType="end"/>
             </w:r>
           </w:p>
         </w:tc>
         <w:tc>
           <w:tcPr>
-            <w:tcW w:w="5198" w:type="dxa"/>
-            <w:gridSpan w:val="2"/>
-          </w:tcPr>
-          <w:p>
-            <w:pPr>
-              <w:spacing w:before="0" w:after="0"/>
-              <w:ind w:left="0" w:firstLine="0"/>
-              <w:rPr>
-                <w:rFonts w:ascii="Times New Roman" w:hAnsi="Times New Roman"/>
-                <w:color w:val="000000"/>
-                <w:szCs w:val="24"/>
-              </w:rPr>
-            </w:pPr>
-          </w:p>
-        </w:tc>
-        <w:tc>
-          <w:tcPr>
-            <w:tcW w:w="5198" w:type="dxa"/>
-            <w:gridSpan w:val="3"/>
-          </w:tcPr>
-          <w:p>
-            <w:pPr>
-              <w:spacing w:before="0" w:after="0"/>
-              <w:ind w:left="0" w:firstLine="0"/>
-              <w:rPr>
-                <w:rFonts w:ascii="Times New Roman" w:hAnsi="Times New Roman"/>
-                <w:color w:val="000000"/>
-                <w:szCs w:val="24"/>
-              </w:rPr>
-            </w:pPr>
-          </w:p>
-        </w:tc>
-        <w:tc>
-          <w:tcPr>
-            <w:tcW w:w="5198" w:type="dxa"/>
-            <w:gridSpan w:val="5"/>
-          </w:tcPr>
-          <w:p>
-            <w:pPr>
-              <w:spacing w:before="0" w:after="0"/>
-              <w:ind w:left="0" w:firstLine="0"/>
-              <w:rPr>
-                <w:rFonts w:ascii="Times New Roman" w:hAnsi="Times New Roman"/>
-                <w:color w:val="000000"/>
-                <w:szCs w:val="24"/>
-              </w:rPr>
-            </w:pPr>
-          </w:p>
-        </w:tc>
-        <w:tc>
-          <w:tcPr>
-            <w:tcW w:w="7928" w:type="dxa"/>
-            <w:gridSpan w:val="2"/>
-          </w:tcPr>
-          <w:p>
-            <w:pPr>
-              <w:spacing w:before="0" w:after="0"/>
-              <w:ind w:left="0" w:firstLine="0"/>
-              <w:rPr>
-                <w:rFonts w:ascii="Times New Roman" w:hAnsi="Times New Roman"/>
-                <w:color w:val="000000"/>
-                <w:szCs w:val="24"/>
-              </w:rPr>
-            </w:pPr>
-            <w:r>
-              <w:rPr>
-                <w:rFonts w:ascii="Times New Roman" w:hAnsi="Times New Roman"/>
-                <w:color w:val="000000"/>
-                <w:szCs w:val="24"/>
-              </w:rPr>
-              <w:t>Thôn 2</w:t>
-            </w:r>
-            <w:r>
-              <w:rPr>
-                <w:rFonts w:ascii="Times New Roman" w:hAnsi="Times New Roman"/>
-                <w:color w:val="000000"/>
-                <w:szCs w:val="24"/>
-              </w:rPr>
-              <w:t xml:space="preserve"> </w:t>
-            </w:r>
-            <w:r>
-              <w:rPr>
-                <w:rFonts w:ascii="Times New Roman" w:hAnsi="Times New Roman"/>
-                <w:color w:val="000000"/>
-                <w:szCs w:val="24"/>
-              </w:rPr>
-              <w:t>Do Nha,</w:t>
-            </w:r>
-            <w:r>
-              <w:rPr>
-                <w:rFonts w:ascii="Times New Roman" w:hAnsi="Times New Roman"/>
-                <w:color w:val="000000"/>
-                <w:szCs w:val="24"/>
-              </w:rPr>
-              <w:t xml:space="preserve"> </w:t>
-            </w:r>
-            <w:r>
-              <w:rPr>
-                <w:rFonts w:ascii="Times New Roman" w:hAnsi="Times New Roman"/>
-                <w:color w:val="000000"/>
-                <w:szCs w:val="24"/>
-              </w:rPr>
-              <w:t>An D</w:t>
-            </w:r>
-            <w:r>
-              <w:rPr>
-                <w:rFonts w:ascii="Times New Roman" w:hAnsi="Times New Roman" w:hint="eastAsia"/>
-                <w:color w:val="000000"/>
-                <w:szCs w:val="24"/>
-              </w:rPr>
-              <w:t>ươ</w:t>
-            </w:r>
-            <w:r>
-              <w:rPr>
-                <w:rFonts w:ascii="Times New Roman" w:hAnsi="Times New Roman"/>
-                <w:color w:val="000000"/>
-                <w:szCs w:val="24"/>
-              </w:rPr>
-              <w:t>ng, Hải Phòng</w:t>
-            </w:r>
-          </w:p>
-        </w:tc>
-      </w:tr>
-      <w:tr>
-        <w:trPr>
-          <w:trHeight w:val="504"/>
-        </w:trPr>
-        <w:tc>
-          <w:tcPr>
-            <w:tcW w:w="2457" w:type="dxa"/>
-          </w:tcPr>
-          <w:p>
-            <w:pPr>
-              <w:tabs>
-                <w:tab w:val="left" w:pos="3402"/>
-                <w:tab w:val="left" w:pos="6804"/>
-              </w:tabs>
-              <w:ind w:left="0" w:firstLine="0"/>
-              <w:rPr>
-                <w:rFonts w:ascii="Times New Roman" w:hAnsi="Times New Roman"/>
-                <w:color w:val="000000"/>
-                <w:szCs w:val="24"/>
-                <w:lang w:val="nl-NL"/>
-              </w:rPr>
-            </w:pPr>
-            <w:r>
-              <w:rPr>
-                <w:rFonts w:ascii="Times New Roman" w:hAnsi="Times New Roman"/>
-                <w:color w:val="000000"/>
-                <w:szCs w:val="24"/>
-                <w:lang w:val="nl-NL"/>
-              </w:rPr>
-              <w:t>Số CMND/CCCD</w:t>
-            </w:r>
-          </w:p>
-        </w:tc>
-        <w:tc>
-          <w:tcPr>
-            <w:tcW w:w="284" w:type="dxa"/>
-          </w:tcPr>
-          <w:p>
-            <w:pPr>
-              <w:tabs>
-                <w:tab w:val="left" w:pos="3402"/>
-                <w:tab w:val="left" w:pos="6804"/>
-              </w:tabs>
-              <w:ind w:left="0" w:firstLine="0"/>
-              <w:rPr>
-                <w:rFonts w:ascii="Times New Roman" w:hAnsi="Times New Roman"/>
-                <w:color w:val="000000"/>
-                <w:szCs w:val="24"/>
-                <w:lang w:val="nl-NL"/>
-              </w:rPr>
-            </w:pPr>
-            <w:r>
-              <w:rPr>
-                <w:rFonts w:ascii="Times New Roman" w:hAnsi="Times New Roman"/>
-                <w:color w:val="000000"/>
-                <w:szCs w:val="24"/>
-                <w:lang w:val="nl-NL"/>
-              </w:rPr>
-              <w:t>:</w:t>
-            </w:r>
-          </w:p>
-        </w:tc>
-        <w:tc>
-          <w:tcPr>
-            <w:tcW w:w="5198" w:type="dxa"/>
-            <w:gridSpan w:val="2"/>
-          </w:tcPr>
-          <w:p>
-            <w:pPr>
-              <w:tabs>
-                <w:tab w:val="left" w:pos="1305"/>
-              </w:tabs>
-              <w:ind w:left="0" w:firstLine="0"/>
-              <w:rPr>
-                <w:rFonts w:ascii="Times New Roman" w:hAnsi="Times New Roman"/>
-                <w:noProof/>
-                <w:color w:val="000000"/>
-                <w:szCs w:val="24"/>
-                <w:lang w:val="nl-NL"/>
-              </w:rPr>
-            </w:pPr>
-            <w:r>
-              <w:rPr>
-                <w:rFonts w:ascii="Times New Roman" w:hAnsi="Times New Roman"/>
-                <w:noProof/>
-                <w:color w:val="000000"/>
-                <w:szCs w:val="24"/>
-                <w:lang w:val="nl-NL"/>
-              </w:rPr>
-              <w:t xml:space="preserve">{{cccd}} </w:t>
-            </w:r>
-            <w:r>
-              <w:rPr>
-                <w:rFonts w:ascii="Times New Roman" w:hAnsi="Times New Roman"/>
-                <w:color w:val="000000"/>
-                <w:szCs w:val="24"/>
-                <w:lang w:val="nl-NL"/>
-              </w:rPr>
-              <w:t xml:space="preserve"> Ngày cấp: </w:t>
-            </w:r>
-            <w:r>
-              <w:rPr>
-                <w:rFonts w:ascii="Times New Roman" w:hAnsi="Times New Roman"/>
-                <w:noProof/>
-                <w:color w:val="000000"/>
-                <w:szCs w:val="24"/>
-                <w:lang w:val="nl-NL"/>
-              </w:rPr>
-              <w:t xml:space="preserve">{{ngaycapcc}} </w:t>
-            </w:r>
-            <w:r>
-              <w:rPr>
-                <w:rFonts w:ascii="Times New Roman" w:hAnsi="Times New Roman"/>
-                <w:color w:val="000000"/>
-                <w:szCs w:val="24"/>
-                <w:lang w:val="nl-NL"/>
-              </w:rPr>
-              <w:t xml:space="preserve">Nơi cấp: </w:t>
-            </w:r>
-            <w:r>
-              <w:rPr>
-                <w:rFonts w:ascii="Times New Roman" w:hAnsi="Times New Roman"/>
-                <w:noProof/>
-                <w:color w:val="000000"/>
-                <w:szCs w:val="24"/>
-                <w:lang w:val="nl-NL"/>
-              </w:rPr>
-              <w:fldChar w:fldCharType="begin"/>
-            </w:r>
-            <w:r>
-              <w:rPr>
-                <w:rFonts w:ascii="Times New Roman" w:hAnsi="Times New Roman"/>
-                <w:noProof/>
-                <w:color w:val="000000"/>
-                <w:szCs w:val="24"/>
-                <w:lang w:val="nl-NL"/>
-              </w:rPr>
-              <w:instrText xml:space="preserve"> MERGEFIELD "Nơi_cấp" </w:instrText>
-            </w:r>
-            <w:r>
-              <w:rPr>
-                <w:rFonts w:ascii="Times New Roman" w:hAnsi="Times New Roman"/>
-                <w:noProof/>
-                <w:color w:val="000000"/>
-                <w:szCs w:val="24"/>
-                <w:lang w:val="nl-NL"/>
-              </w:rPr>
-              <w:fldChar w:fldCharType="separate"/>
-            </w:r>
-            <w:r>
-              <w:rPr>
-                <w:rFonts w:ascii="Times New Roman" w:hAnsi="Times New Roman"/>
-                <w:noProof/>
-                <w:color w:val="000000"/>
-                <w:szCs w:val="24"/>
-                <w:lang w:val="nl-NL"/>
-              </w:rPr>
-              <w:t>Cục trưởng cục cảnh sát</w:t>
-            </w:r>
-            <w:r>
-              <w:rPr>
-                <w:rFonts w:ascii="Times New Roman" w:hAnsi="Times New Roman"/>
-                <w:noProof/>
-                <w:color w:val="000000"/>
-                <w:szCs w:val="24"/>
-                <w:lang w:val="nl-NL"/>
-              </w:rPr>
-              <w:fldChar w:fldCharType="end"/>
-            </w:r>
-          </w:p>
-        </w:tc>
-        <w:tc>
-          <w:tcPr>
-            <w:tcW w:w="5198" w:type="dxa"/>
+            <w:tcW w:w="2920" w:type="dxa"/>
             <w:gridSpan w:val="2"/>
           </w:tcPr>
           <w:p>
@@ -3334,30 +3513,124 @@
                 <w:lang w:val="fr-FR"/>
               </w:rPr>
             </w:pPr>
-            <w:r>
-              <w:rPr>
-                <w:color w:val="000000"/>
-                <w:szCs w:val="24"/>
-                <w:lang w:val="fr-FR"/>
-              </w:rPr>
-              <w:t>Hợp đồng</w:t>
-            </w:r>
-            <w:r>
-              <w:rPr>
-                <w:color w:val="000000"/>
-                <w:szCs w:val="24"/>
-                <w:lang w:val="fr-FR"/>
-              </w:rPr>
-              <w:t xml:space="preserve"> không</w:t>
-            </w:r>
-            <w:r>
-              <w:rPr>
-                <w:color w:val="000000"/>
-                <w:szCs w:val="24"/>
-                <w:lang w:val="fr-FR"/>
-              </w:rPr>
-              <w:t xml:space="preserve"> xác định thời hạn</w:t>
-            </w:r>
+            <w:proofErr w:type="spellStart"/>
+            <w:r>
+              <w:rPr>
+                <w:color w:val="000000"/>
+                <w:szCs w:val="24"/>
+                <w:lang w:val="fr-FR"/>
+              </w:rPr>
+              <w:t>Hợp</w:t>
+            </w:r>
+            <w:proofErr w:type="spellEnd"/>
+            <w:r>
+              <w:rPr>
+                <w:color w:val="000000"/>
+                <w:szCs w:val="24"/>
+                <w:lang w:val="fr-FR"/>
+              </w:rPr>
+              <w:t xml:space="preserve"> </w:t>
+            </w:r>
+            <w:proofErr w:type="spellStart"/>
+            <w:r>
+              <w:rPr>
+                <w:color w:val="000000"/>
+                <w:szCs w:val="24"/>
+                <w:lang w:val="fr-FR"/>
+              </w:rPr>
+              <w:t>đồng</w:t>
+            </w:r>
+            <w:proofErr w:type="spellEnd"/>
+            <w:r>
+              <w:rPr>
+                <w:color w:val="000000"/>
+                <w:szCs w:val="24"/>
+                <w:lang w:val="fr-FR"/>
+              </w:rPr>
+              <w:t xml:space="preserve"> </w:t>
+            </w:r>
+            <w:proofErr w:type="spellStart"/>
+            <w:r>
+              <w:rPr>
+                <w:color w:val="000000"/>
+                <w:szCs w:val="24"/>
+                <w:lang w:val="fr-FR"/>
+              </w:rPr>
+              <w:t>không</w:t>
+            </w:r>
+            <w:proofErr w:type="spellEnd"/>
+            <w:r>
+              <w:rPr>
+                <w:color w:val="000000"/>
+                <w:szCs w:val="24"/>
+                <w:lang w:val="fr-FR"/>
+              </w:rPr>
+              <w:t xml:space="preserve"> </w:t>
+            </w:r>
+            <w:proofErr w:type="spellStart"/>
+            <w:r>
+              <w:rPr>
+                <w:color w:val="000000"/>
+                <w:szCs w:val="24"/>
+                <w:lang w:val="fr-FR"/>
+              </w:rPr>
+              <w:t>xác</w:t>
+            </w:r>
+            <w:proofErr w:type="spellEnd"/>
+            <w:r>
+              <w:rPr>
+                <w:color w:val="000000"/>
+                <w:szCs w:val="24"/>
+                <w:lang w:val="fr-FR"/>
+              </w:rPr>
+              <w:t xml:space="preserve"> </w:t>
+            </w:r>
+            <w:proofErr w:type="spellStart"/>
+            <w:r>
+              <w:rPr>
+                <w:color w:val="000000"/>
+                <w:szCs w:val="24"/>
+                <w:lang w:val="fr-FR"/>
+              </w:rPr>
+              <w:t>định</w:t>
+            </w:r>
+            <w:proofErr w:type="spellEnd"/>
+            <w:r>
+              <w:rPr>
+                <w:color w:val="000000"/>
+                <w:szCs w:val="24"/>
+                <w:lang w:val="fr-FR"/>
+              </w:rPr>
+              <w:t xml:space="preserve"> </w:t>
+            </w:r>
+            <w:proofErr w:type="spellStart"/>
+            <w:r>
+              <w:rPr>
+                <w:color w:val="000000"/>
+                <w:szCs w:val="24"/>
+                <w:lang w:val="fr-FR"/>
+              </w:rPr>
+              <w:t>thời</w:t>
+            </w:r>
+            <w:proofErr w:type="spellEnd"/>
+            <w:r>
+              <w:rPr>
+                <w:color w:val="000000"/>
+                <w:szCs w:val="24"/>
+                <w:lang w:val="fr-FR"/>
+              </w:rPr>
+              <w:t xml:space="preserve"> </w:t>
+            </w:r>
+            <w:proofErr w:type="spellStart"/>
+            <w:r>
+              <w:rPr>
+                <w:color w:val="000000"/>
+                <w:szCs w:val="24"/>
+                <w:lang w:val="fr-FR"/>
+              </w:rPr>
+              <w:t>hạn</w:t>
+            </w:r>
+            <w:proofErr w:type="spellEnd"/>
           </w:p>
           <w:p>
             <w:pPr>
@@ -3369,13 +3642,41 @@
                 <w:lang w:val="fr-FR"/>
               </w:rPr>
             </w:pPr>
-            <w:r>
-              <w:rPr>
-                <w:rFonts w:ascii="Times New Roman" w:hAnsi="Times New Roman"/>
-                <w:szCs w:val="24"/>
-                <w:lang w:val="fr-FR"/>
-              </w:rPr>
-              <w:t xml:space="preserve">Từ ngày </w:t>
+            <w:proofErr w:type="spellStart"/>
+            <w:r>
+              <w:rPr>
+                <w:rFonts w:ascii="Times New Roman" w:hAnsi="Times New Roman"/>
+                <w:szCs w:val="24"/>
+                <w:lang w:val="fr-FR"/>
+              </w:rPr>
+              <w:t>Từ</w:t>
+            </w:r>
+            <w:proofErr w:type="spellEnd"/>
+            <w:r>
+              <w:rPr>
+                <w:rFonts w:ascii="Times New Roman" w:hAnsi="Times New Roman"/>
+                <w:szCs w:val="24"/>
+                <w:lang w:val="fr-FR"/>
+              </w:rPr>
+              <w:t xml:space="preserve"> </w:t>
+            </w:r>
+            <w:proofErr w:type="spellStart"/>
+            <w:r>
+              <w:rPr>
+                <w:rFonts w:ascii="Times New Roman" w:hAnsi="Times New Roman"/>
+                <w:szCs w:val="24"/>
+                <w:lang w:val="fr-FR"/>
+              </w:rPr>
+              <w:t>ngày</w:t>
+            </w:r>
+            <w:proofErr w:type="spellEnd"/>
+            <w:r>
+              <w:rPr>
+                <w:rFonts w:ascii="Times New Roman" w:hAnsi="Times New Roman"/>
+                <w:szCs w:val="24"/>
+                <w:lang w:val="fr-FR"/>
+              </w:rPr>
+              <w:t xml:space="preserve"> </w:t>
             </w:r>
             <w:r>
               <w:rPr>
@@ -3383,13 +3684,31 @@
                 <w:i/>
                 <w:szCs w:val="24"/>
               </w:rPr>
-              <w:t>{{ngaylamhopdong}}</w:t>
-            </w:r>
+              <w:t>{{</w:t>
+            </w:r>
+            <w:proofErr w:type="spellStart"/>
             <w:r>
               <w:rPr>
                 <w:rFonts w:ascii="Times New Roman" w:hAnsi="Times New Roman"/>
                 <w:i/>
                 <w:szCs w:val="24"/>
+              </w:rPr>
+              <w:t>ngaylamhopdong</w:t>
+            </w:r>
+            <w:proofErr w:type="spellEnd"/>
+            <w:r>
+              <w:rPr>
+                <w:rFonts w:ascii="Times New Roman" w:hAnsi="Times New Roman"/>
+                <w:i/>
+                <w:szCs w:val="24"/>
+              </w:rPr>
+              <w:t>}}</w:t>
+            </w:r>
+            <w:r>
+              <w:rPr>
+                <w:rFonts w:ascii="Times New Roman" w:hAnsi="Times New Roman"/>
+                <w:i/>
+                <w:szCs w:val="24"/>
                 <w:lang w:val="vi-VN"/>
               </w:rPr>
               <w:t xml:space="preserve"> </w:t>
@@ -3409,13 +3728,31 @@
                 <w:i/>
                 <w:szCs w:val="24"/>
               </w:rPr>
-              <w:t>{{thanglamhopdong}}</w:t>
-            </w:r>
+              <w:t>{{</w:t>
+            </w:r>
+            <w:proofErr w:type="spellStart"/>
             <w:r>
               <w:rPr>
                 <w:rFonts w:ascii="Times New Roman" w:hAnsi="Times New Roman"/>
                 <w:i/>
                 <w:szCs w:val="24"/>
+              </w:rPr>
+              <w:t>thanglamhopdong</w:t>
+            </w:r>
+            <w:proofErr w:type="spellEnd"/>
+            <w:r>
+              <w:rPr>
+                <w:rFonts w:ascii="Times New Roman" w:hAnsi="Times New Roman"/>
+                <w:i/>
+                <w:szCs w:val="24"/>
+              </w:rPr>
+              <w:t>}}</w:t>
+            </w:r>
+            <w:r>
+              <w:rPr>
+                <w:rFonts w:ascii="Times New Roman" w:hAnsi="Times New Roman"/>
+                <w:i/>
+                <w:szCs w:val="24"/>
                 <w:lang w:val="vi-VN"/>
               </w:rPr>
               <w:t xml:space="preserve"> năm </w:t>
@@ -3426,7 +3763,25 @@
                 <w:i/>
                 <w:szCs w:val="24"/>
               </w:rPr>
-              <w:t>{{namlamhopdong}}</w:t>
+              <w:t>{{</w:t>
+            </w:r>
+            <w:proofErr w:type="spellStart"/>
+            <w:r>
+              <w:rPr>
+                <w:rFonts w:ascii="Times New Roman" w:hAnsi="Times New Roman"/>
+                <w:i/>
+                <w:szCs w:val="24"/>
+              </w:rPr>
+              <w:t>namlamhopdong</w:t>
+            </w:r>
+            <w:proofErr w:type="spellEnd"/>
+            <w:r>
+              <w:rPr>
+                <w:rFonts w:ascii="Times New Roman" w:hAnsi="Times New Roman"/>
+                <w:i/>
+                <w:szCs w:val="24"/>
+              </w:rPr>
+              <w:t>}}</w:t>
             </w:r>
           </w:p>
         </w:tc>
@@ -3467,14 +3822,88 @@
                 <w:lang w:val="fr-FR"/>
               </w:rPr>
             </w:pPr>
-            <w:r>
-              <w:rPr>
-                <w:rFonts w:ascii="Times New Roman" w:hAnsi="Times New Roman"/>
-                <w:szCs w:val="24"/>
-                <w:lang w:val="fr-FR"/>
-              </w:rPr>
-              <w:t>Địa điểm làm việc chính</w:t>
-            </w:r>
+            <w:proofErr w:type="spellStart"/>
+            <w:r>
+              <w:rPr>
+                <w:rFonts w:ascii="Times New Roman" w:hAnsi="Times New Roman"/>
+                <w:szCs w:val="24"/>
+                <w:lang w:val="fr-FR"/>
+              </w:rPr>
+              <w:t>Địa</w:t>
+            </w:r>
+            <w:proofErr w:type="spellEnd"/>
+            <w:r>
+              <w:rPr>
+                <w:rFonts w:ascii="Times New Roman" w:hAnsi="Times New Roman"/>
+                <w:szCs w:val="24"/>
+                <w:lang w:val="fr-FR"/>
+              </w:rPr>
+              <w:t xml:space="preserve"> </w:t>
+            </w:r>
+            <w:proofErr w:type="spellStart"/>
+            <w:r>
+              <w:rPr>
+                <w:rFonts w:ascii="Times New Roman" w:hAnsi="Times New Roman"/>
+                <w:szCs w:val="24"/>
+                <w:lang w:val="fr-FR"/>
+              </w:rPr>
+              <w:t>điểm</w:t>
+            </w:r>
+            <w:proofErr w:type="spellEnd"/>
+            <w:r>
+              <w:rPr>
+                <w:rFonts w:ascii="Times New Roman" w:hAnsi="Times New Roman"/>
+                <w:szCs w:val="24"/>
+                <w:lang w:val="fr-FR"/>
+              </w:rPr>
+              <w:t xml:space="preserve"> </w:t>
+            </w:r>
+            <w:proofErr w:type="spellStart"/>
+            <w:r>
+              <w:rPr>
+                <w:rFonts w:ascii="Times New Roman" w:hAnsi="Times New Roman"/>
+                <w:szCs w:val="24"/>
+                <w:lang w:val="fr-FR"/>
+              </w:rPr>
+              <w:t>làm</w:t>
+            </w:r>
+            <w:proofErr w:type="spellEnd"/>
+            <w:r>
+              <w:rPr>
+                <w:rFonts w:ascii="Times New Roman" w:hAnsi="Times New Roman"/>
+                <w:szCs w:val="24"/>
+                <w:lang w:val="fr-FR"/>
+              </w:rPr>
+              <w:t xml:space="preserve"> </w:t>
+            </w:r>
+            <w:proofErr w:type="spellStart"/>
+            <w:r>
+              <w:rPr>
+                <w:rFonts w:ascii="Times New Roman" w:hAnsi="Times New Roman"/>
+                <w:szCs w:val="24"/>
+                <w:lang w:val="fr-FR"/>
+              </w:rPr>
+              <w:t>việc</w:t>
+            </w:r>
+            <w:proofErr w:type="spellEnd"/>
+            <w:r>
+              <w:rPr>
+                <w:rFonts w:ascii="Times New Roman" w:hAnsi="Times New Roman"/>
+                <w:szCs w:val="24"/>
+                <w:lang w:val="fr-FR"/>
+              </w:rPr>
+              <w:t xml:space="preserve"> </w:t>
+            </w:r>
+            <w:proofErr w:type="spellStart"/>
+            <w:r>
+              <w:rPr>
+                <w:rFonts w:ascii="Times New Roman" w:hAnsi="Times New Roman"/>
+                <w:szCs w:val="24"/>
+                <w:lang w:val="fr-FR"/>
+              </w:rPr>
+              <w:t>chính</w:t>
+            </w:r>
+            <w:proofErr w:type="spellEnd"/>
           </w:p>
         </w:tc>
         <w:tc>
@@ -3522,16 +3951,199 @@
                 <w:szCs w:val="24"/>
                 <w:lang w:val="fr-FR"/>
               </w:rPr>
-              <w:t xml:space="preserve">+ Tại trụ sở của Công ty Cổ phần </w:t>
-            </w:r>
-            <w:r>
-              <w:rPr>
-                <w:rFonts w:ascii="Times New Roman" w:hAnsi="Times New Roman"/>
-                <w:szCs w:val="24"/>
-                <w:lang w:val="fr-FR"/>
-              </w:rPr>
-              <w:t>Sản xuất Nam Thuận</w:t>
-            </w:r>
+              <w:t xml:space="preserve">+ </w:t>
+            </w:r>
+            <w:proofErr w:type="spellStart"/>
+            <w:r>
+              <w:rPr>
+                <w:rFonts w:ascii="Times New Roman" w:hAnsi="Times New Roman"/>
+                <w:szCs w:val="24"/>
+                <w:lang w:val="fr-FR"/>
+              </w:rPr>
+              <w:t>Tại</w:t>
+            </w:r>
+            <w:proofErr w:type="spellEnd"/>
+            <w:r>
+              <w:rPr>
+                <w:rFonts w:ascii="Times New Roman" w:hAnsi="Times New Roman"/>
+                <w:szCs w:val="24"/>
+                <w:lang w:val="fr-FR"/>
+              </w:rPr>
+              <w:t xml:space="preserve"> </w:t>
+            </w:r>
+            <w:proofErr w:type="spellStart"/>
+            <w:r>
+              <w:rPr>
+                <w:rFonts w:ascii="Times New Roman" w:hAnsi="Times New Roman"/>
+                <w:szCs w:val="24"/>
+                <w:lang w:val="fr-FR"/>
+              </w:rPr>
+              <w:t>trụ</w:t>
+            </w:r>
+            <w:proofErr w:type="spellEnd"/>
+            <w:r>
+              <w:rPr>
+                <w:rFonts w:ascii="Times New Roman" w:hAnsi="Times New Roman"/>
+                <w:szCs w:val="24"/>
+                <w:lang w:val="fr-FR"/>
+              </w:rPr>
+              <w:t xml:space="preserve"> </w:t>
+            </w:r>
+            <w:proofErr w:type="spellStart"/>
+            <w:r>
+              <w:rPr>
+                <w:rFonts w:ascii="Times New Roman" w:hAnsi="Times New Roman"/>
+                <w:szCs w:val="24"/>
+                <w:lang w:val="fr-FR"/>
+              </w:rPr>
+              <w:t>sở</w:t>
+            </w:r>
+            <w:proofErr w:type="spellEnd"/>
+            <w:r>
+              <w:rPr>
+                <w:rFonts w:ascii="Times New Roman" w:hAnsi="Times New Roman"/>
+                <w:szCs w:val="24"/>
+                <w:lang w:val="fr-FR"/>
+              </w:rPr>
+              <w:t xml:space="preserve"> </w:t>
+            </w:r>
+            <w:proofErr w:type="spellStart"/>
+            <w:r>
+              <w:rPr>
+                <w:rFonts w:ascii="Times New Roman" w:hAnsi="Times New Roman"/>
+                <w:szCs w:val="24"/>
+                <w:lang w:val="fr-FR"/>
+              </w:rPr>
+              <w:t>của</w:t>
+            </w:r>
+            <w:proofErr w:type="spellEnd"/>
+            <w:r>
+              <w:rPr>
+                <w:rFonts w:ascii="Times New Roman" w:hAnsi="Times New Roman"/>
+                <w:szCs w:val="24"/>
+                <w:lang w:val="fr-FR"/>
+              </w:rPr>
+              <w:t xml:space="preserve"> </w:t>
+            </w:r>
+            <w:proofErr w:type="spellStart"/>
+            <w:r>
+              <w:rPr>
+                <w:rFonts w:ascii="Times New Roman" w:hAnsi="Times New Roman"/>
+                <w:szCs w:val="24"/>
+                <w:lang w:val="fr-FR"/>
+              </w:rPr>
+              <w:t>Công</w:t>
+            </w:r>
+            <w:proofErr w:type="spellEnd"/>
+            <w:r>
+              <w:rPr>
+                <w:rFonts w:ascii="Times New Roman" w:hAnsi="Times New Roman"/>
+                <w:szCs w:val="24"/>
+                <w:lang w:val="fr-FR"/>
+              </w:rPr>
+              <w:t xml:space="preserve"> </w:t>
+            </w:r>
+            <w:proofErr w:type="spellStart"/>
+            <w:r>
+              <w:rPr>
+                <w:rFonts w:ascii="Times New Roman" w:hAnsi="Times New Roman"/>
+                <w:szCs w:val="24"/>
+                <w:lang w:val="fr-FR"/>
+              </w:rPr>
+              <w:t>ty</w:t>
+            </w:r>
+            <w:proofErr w:type="spellEnd"/>
+            <w:r>
+              <w:rPr>
+                <w:rFonts w:ascii="Times New Roman" w:hAnsi="Times New Roman"/>
+                <w:szCs w:val="24"/>
+                <w:lang w:val="fr-FR"/>
+              </w:rPr>
+              <w:t xml:space="preserve"> </w:t>
+            </w:r>
+            <w:proofErr w:type="spellStart"/>
+            <w:r>
+              <w:rPr>
+                <w:rFonts w:ascii="Times New Roman" w:hAnsi="Times New Roman"/>
+                <w:szCs w:val="24"/>
+                <w:lang w:val="fr-FR"/>
+              </w:rPr>
+              <w:t>Cổ</w:t>
+            </w:r>
+            <w:proofErr w:type="spellEnd"/>
+            <w:r>
+              <w:rPr>
+                <w:rFonts w:ascii="Times New Roman" w:hAnsi="Times New Roman"/>
+                <w:szCs w:val="24"/>
+                <w:lang w:val="fr-FR"/>
+              </w:rPr>
+              <w:t xml:space="preserve"> </w:t>
+            </w:r>
+            <w:proofErr w:type="spellStart"/>
+            <w:r>
+              <w:rPr>
+                <w:rFonts w:ascii="Times New Roman" w:hAnsi="Times New Roman"/>
+                <w:szCs w:val="24"/>
+                <w:lang w:val="fr-FR"/>
+              </w:rPr>
+              <w:t>phần</w:t>
+            </w:r>
+            <w:proofErr w:type="spellEnd"/>
+            <w:r>
+              <w:rPr>
+                <w:rFonts w:ascii="Times New Roman" w:hAnsi="Times New Roman"/>
+                <w:szCs w:val="24"/>
+                <w:lang w:val="fr-FR"/>
+              </w:rPr>
+              <w:t xml:space="preserve"> </w:t>
+            </w:r>
+            <w:proofErr w:type="spellStart"/>
+            <w:r>
+              <w:rPr>
+                <w:rFonts w:ascii="Times New Roman" w:hAnsi="Times New Roman"/>
+                <w:szCs w:val="24"/>
+                <w:lang w:val="fr-FR"/>
+              </w:rPr>
+              <w:t>Sản</w:t>
+            </w:r>
+            <w:proofErr w:type="spellEnd"/>
+            <w:r>
+              <w:rPr>
+                <w:rFonts w:ascii="Times New Roman" w:hAnsi="Times New Roman"/>
+                <w:szCs w:val="24"/>
+                <w:lang w:val="fr-FR"/>
+              </w:rPr>
+              <w:t xml:space="preserve"> </w:t>
+            </w:r>
+            <w:proofErr w:type="spellStart"/>
+            <w:r>
+              <w:rPr>
+                <w:rFonts w:ascii="Times New Roman" w:hAnsi="Times New Roman"/>
+                <w:szCs w:val="24"/>
+                <w:lang w:val="fr-FR"/>
+              </w:rPr>
+              <w:t>xuất</w:t>
+            </w:r>
+            <w:proofErr w:type="spellEnd"/>
+            <w:r>
+              <w:rPr>
+                <w:rFonts w:ascii="Times New Roman" w:hAnsi="Times New Roman"/>
+                <w:szCs w:val="24"/>
+                <w:lang w:val="fr-FR"/>
+              </w:rPr>
+              <w:t xml:space="preserve"> Nam </w:t>
+            </w:r>
+            <w:proofErr w:type="spellStart"/>
+            <w:proofErr w:type="gramStart"/>
+            <w:r>
+              <w:rPr>
+                <w:rFonts w:ascii="Times New Roman" w:hAnsi="Times New Roman"/>
+                <w:szCs w:val="24"/>
+                <w:lang w:val="fr-FR"/>
+              </w:rPr>
+              <w:t>Thuận</w:t>
+            </w:r>
+            <w:proofErr w:type="spellEnd"/>
             <w:r>
               <w:rPr>
                 <w:rFonts w:ascii="Times New Roman" w:hAnsi="Times New Roman"/>
@@ -3540,6 +4152,7 @@
               </w:rPr>
               <w:t>:</w:t>
             </w:r>
+            <w:proofErr w:type="gramEnd"/>
             <w:r>
               <w:rPr>
                 <w:rFonts w:ascii="Times New Roman" w:hAnsi="Times New Roman"/>
@@ -3558,14 +4171,196 @@
                 <w:lang w:val="fr-FR"/>
               </w:rPr>
             </w:pPr>
-            <w:r>
-              <w:rPr>
-                <w:rFonts w:ascii="Times New Roman" w:hAnsi="Times New Roman"/>
-                <w:szCs w:val="24"/>
-                <w:lang w:val="fr-FR"/>
-              </w:rPr>
-              <w:t>Tổ dân phố Thủy Sơn 7, phường Thủy Nguyên, thành phố Hải Phòng</w:t>
-            </w:r>
+            <w:proofErr w:type="spellStart"/>
+            <w:r>
+              <w:rPr>
+                <w:rFonts w:ascii="Times New Roman" w:hAnsi="Times New Roman"/>
+                <w:szCs w:val="24"/>
+                <w:lang w:val="fr-FR"/>
+              </w:rPr>
+              <w:t>Tổ</w:t>
+            </w:r>
+            <w:proofErr w:type="spellEnd"/>
+            <w:r>
+              <w:rPr>
+                <w:rFonts w:ascii="Times New Roman" w:hAnsi="Times New Roman"/>
+                <w:szCs w:val="24"/>
+                <w:lang w:val="fr-FR"/>
+              </w:rPr>
+              <w:t xml:space="preserve"> </w:t>
+            </w:r>
+            <w:proofErr w:type="spellStart"/>
+            <w:r>
+              <w:rPr>
+                <w:rFonts w:ascii="Times New Roman" w:hAnsi="Times New Roman"/>
+                <w:szCs w:val="24"/>
+                <w:lang w:val="fr-FR"/>
+              </w:rPr>
+              <w:t>dân</w:t>
+            </w:r>
+            <w:proofErr w:type="spellEnd"/>
+            <w:r>
+              <w:rPr>
+                <w:rFonts w:ascii="Times New Roman" w:hAnsi="Times New Roman"/>
+                <w:szCs w:val="24"/>
+                <w:lang w:val="fr-FR"/>
+              </w:rPr>
+              <w:t xml:space="preserve"> </w:t>
+            </w:r>
+            <w:proofErr w:type="spellStart"/>
+            <w:r>
+              <w:rPr>
+                <w:rFonts w:ascii="Times New Roman" w:hAnsi="Times New Roman"/>
+                <w:szCs w:val="24"/>
+                <w:lang w:val="fr-FR"/>
+              </w:rPr>
+              <w:t>phố</w:t>
+            </w:r>
+            <w:proofErr w:type="spellEnd"/>
+            <w:r>
+              <w:rPr>
+                <w:rFonts w:ascii="Times New Roman" w:hAnsi="Times New Roman"/>
+                <w:szCs w:val="24"/>
+                <w:lang w:val="fr-FR"/>
+              </w:rPr>
+              <w:t xml:space="preserve"> </w:t>
+            </w:r>
+            <w:proofErr w:type="spellStart"/>
+            <w:r>
+              <w:rPr>
+                <w:rFonts w:ascii="Times New Roman" w:hAnsi="Times New Roman"/>
+                <w:szCs w:val="24"/>
+                <w:lang w:val="fr-FR"/>
+              </w:rPr>
+              <w:t>Thủy</w:t>
+            </w:r>
+            <w:proofErr w:type="spellEnd"/>
+            <w:r>
+              <w:rPr>
+                <w:rFonts w:ascii="Times New Roman" w:hAnsi="Times New Roman"/>
+                <w:szCs w:val="24"/>
+                <w:lang w:val="fr-FR"/>
+              </w:rPr>
+              <w:t xml:space="preserve"> </w:t>
+            </w:r>
+            <w:proofErr w:type="spellStart"/>
+            <w:r>
+              <w:rPr>
+                <w:rFonts w:ascii="Times New Roman" w:hAnsi="Times New Roman"/>
+                <w:szCs w:val="24"/>
+                <w:lang w:val="fr-FR"/>
+              </w:rPr>
+              <w:t>Sơn</w:t>
+            </w:r>
+            <w:proofErr w:type="spellEnd"/>
+            <w:r>
+              <w:rPr>
+                <w:rFonts w:ascii="Times New Roman" w:hAnsi="Times New Roman"/>
+                <w:szCs w:val="24"/>
+                <w:lang w:val="fr-FR"/>
+              </w:rPr>
+              <w:t xml:space="preserve"> 7, </w:t>
+            </w:r>
+            <w:proofErr w:type="spellStart"/>
+            <w:r>
+              <w:rPr>
+                <w:rFonts w:ascii="Times New Roman" w:hAnsi="Times New Roman"/>
+                <w:szCs w:val="24"/>
+                <w:lang w:val="fr-FR"/>
+              </w:rPr>
+              <w:t>phường</w:t>
+            </w:r>
+            <w:proofErr w:type="spellEnd"/>
+            <w:r>
+              <w:rPr>
+                <w:rFonts w:ascii="Times New Roman" w:hAnsi="Times New Roman"/>
+                <w:szCs w:val="24"/>
+                <w:lang w:val="fr-FR"/>
+              </w:rPr>
+              <w:t xml:space="preserve"> </w:t>
+            </w:r>
+            <w:proofErr w:type="spellStart"/>
+            <w:r>
+              <w:rPr>
+                <w:rFonts w:ascii="Times New Roman" w:hAnsi="Times New Roman"/>
+                <w:szCs w:val="24"/>
+                <w:lang w:val="fr-FR"/>
+              </w:rPr>
+              <w:t>Thủy</w:t>
+            </w:r>
+            <w:proofErr w:type="spellEnd"/>
+            <w:r>
+              <w:rPr>
+                <w:rFonts w:ascii="Times New Roman" w:hAnsi="Times New Roman"/>
+                <w:szCs w:val="24"/>
+                <w:lang w:val="fr-FR"/>
+              </w:rPr>
+              <w:t xml:space="preserve"> Nguyên, </w:t>
+            </w:r>
+            <w:proofErr w:type="spellStart"/>
+            <w:r>
+              <w:rPr>
+                <w:rFonts w:ascii="Times New Roman" w:hAnsi="Times New Roman"/>
+                <w:szCs w:val="24"/>
+                <w:lang w:val="fr-FR"/>
+              </w:rPr>
+              <w:t>thành</w:t>
+            </w:r>
+            <w:proofErr w:type="spellEnd"/>
+            <w:r>
+              <w:rPr>
+                <w:rFonts w:ascii="Times New Roman" w:hAnsi="Times New Roman"/>
+                <w:szCs w:val="24"/>
+                <w:lang w:val="fr-FR"/>
+              </w:rPr>
+              <w:t xml:space="preserve"> </w:t>
+            </w:r>
+            <w:proofErr w:type="spellStart"/>
+            <w:r>
+              <w:rPr>
+                <w:rFonts w:ascii="Times New Roman" w:hAnsi="Times New Roman"/>
+                <w:szCs w:val="24"/>
+                <w:lang w:val="fr-FR"/>
+              </w:rPr>
+              <w:t>phố</w:t>
+            </w:r>
+            <w:proofErr w:type="spellEnd"/>
+            <w:r>
+              <w:rPr>
+                <w:rFonts w:ascii="Times New Roman" w:hAnsi="Times New Roman"/>
+                <w:szCs w:val="24"/>
+                <w:lang w:val="fr-FR"/>
+              </w:rPr>
+              <w:t xml:space="preserve"> </w:t>
+            </w:r>
+            <w:proofErr w:type="spellStart"/>
+            <w:r>
+              <w:rPr>
+                <w:rFonts w:ascii="Times New Roman" w:hAnsi="Times New Roman"/>
+                <w:szCs w:val="24"/>
+                <w:lang w:val="fr-FR"/>
+              </w:rPr>
+              <w:t>Hải</w:t>
+            </w:r>
+            <w:proofErr w:type="spellEnd"/>
+            <w:r>
+              <w:rPr>
+                <w:rFonts w:ascii="Times New Roman" w:hAnsi="Times New Roman"/>
+                <w:szCs w:val="24"/>
+                <w:lang w:val="fr-FR"/>
+              </w:rPr>
+              <w:t xml:space="preserve"> </w:t>
+            </w:r>
+            <w:proofErr w:type="spellStart"/>
+            <w:r>
+              <w:rPr>
+                <w:rFonts w:ascii="Times New Roman" w:hAnsi="Times New Roman"/>
+                <w:szCs w:val="24"/>
+                <w:lang w:val="fr-FR"/>
+              </w:rPr>
+              <w:t>Phòng</w:t>
+            </w:r>
+            <w:proofErr w:type="spellEnd"/>
           </w:p>
           <w:p>
             <w:pPr>
@@ -3582,9 +4377,288 @@
                 <w:szCs w:val="24"/>
                 <w:lang w:val="fr-FR"/>
               </w:rPr>
-              <w:lastRenderedPageBreak/>
-              <w:t>+ Các địa điểm khác theo sự phân công của Công ty theo yêu cầu công việc</w:t>
-            </w:r>
+              <w:t xml:space="preserve">+ </w:t>
+            </w:r>
+            <w:proofErr w:type="spellStart"/>
+            <w:r>
+              <w:rPr>
+                <w:rFonts w:ascii="Times New Roman" w:hAnsi="Times New Roman"/>
+                <w:szCs w:val="24"/>
+                <w:lang w:val="fr-FR"/>
+              </w:rPr>
+              <w:t>Các</w:t>
+            </w:r>
+            <w:proofErr w:type="spellEnd"/>
+            <w:r>
+              <w:rPr>
+                <w:rFonts w:ascii="Times New Roman" w:hAnsi="Times New Roman"/>
+                <w:szCs w:val="24"/>
+                <w:lang w:val="fr-FR"/>
+              </w:rPr>
+              <w:t xml:space="preserve"> </w:t>
+            </w:r>
+            <w:proofErr w:type="spellStart"/>
+            <w:r>
+              <w:rPr>
+                <w:rFonts w:ascii="Times New Roman" w:hAnsi="Times New Roman"/>
+                <w:szCs w:val="24"/>
+                <w:lang w:val="fr-FR"/>
+              </w:rPr>
+              <w:t>địa</w:t>
+            </w:r>
+            <w:proofErr w:type="spellEnd"/>
+            <w:r>
+              <w:rPr>
+                <w:rFonts w:ascii="Times New Roman" w:hAnsi="Times New Roman"/>
+                <w:szCs w:val="24"/>
+                <w:lang w:val="fr-FR"/>
+              </w:rPr>
+              <w:t xml:space="preserve"> </w:t>
+            </w:r>
+            <w:proofErr w:type="spellStart"/>
+            <w:r>
+              <w:rPr>
+                <w:rFonts w:ascii="Times New Roman" w:hAnsi="Times New Roman"/>
+                <w:szCs w:val="24"/>
+                <w:lang w:val="fr-FR"/>
+              </w:rPr>
+              <w:t>điểm</w:t>
+            </w:r>
+            <w:proofErr w:type="spellEnd"/>
+            <w:r>
+              <w:rPr>
+                <w:rFonts w:ascii="Times New Roman" w:hAnsi="Times New Roman"/>
+                <w:szCs w:val="24"/>
+                <w:lang w:val="fr-FR"/>
+              </w:rPr>
+              <w:t xml:space="preserve"> </w:t>
+            </w:r>
+            <w:proofErr w:type="spellStart"/>
+            <w:r>
+              <w:rPr>
+                <w:rFonts w:ascii="Times New Roman" w:hAnsi="Times New Roman"/>
+                <w:szCs w:val="24"/>
+                <w:lang w:val="fr-FR"/>
+              </w:rPr>
+              <w:t>khác</w:t>
+            </w:r>
+            <w:proofErr w:type="spellEnd"/>
+            <w:r>
+              <w:rPr>
+                <w:rFonts w:ascii="Times New Roman" w:hAnsi="Times New Roman"/>
+                <w:szCs w:val="24"/>
+                <w:lang w:val="fr-FR"/>
+              </w:rPr>
+              <w:t xml:space="preserve"> </w:t>
+            </w:r>
+            <w:proofErr w:type="spellStart"/>
+            <w:r>
+              <w:rPr>
+                <w:rFonts w:ascii="Times New Roman" w:hAnsi="Times New Roman"/>
+                <w:szCs w:val="24"/>
+                <w:lang w:val="fr-FR"/>
+              </w:rPr>
+              <w:t>theo</w:t>
+            </w:r>
+            <w:proofErr w:type="spellEnd"/>
+            <w:r>
+              <w:rPr>
+                <w:rFonts w:ascii="Times New Roman" w:hAnsi="Times New Roman"/>
+                <w:szCs w:val="24"/>
+                <w:lang w:val="fr-FR"/>
+              </w:rPr>
+              <w:t xml:space="preserve"> </w:t>
+            </w:r>
+            <w:proofErr w:type="spellStart"/>
+            <w:r>
+              <w:rPr>
+                <w:rFonts w:ascii="Times New Roman" w:hAnsi="Times New Roman"/>
+                <w:szCs w:val="24"/>
+                <w:lang w:val="fr-FR"/>
+              </w:rPr>
+              <w:t>sự</w:t>
+            </w:r>
+            <w:proofErr w:type="spellEnd"/>
+            <w:r>
+              <w:rPr>
+                <w:rFonts w:ascii="Times New Roman" w:hAnsi="Times New Roman"/>
+                <w:szCs w:val="24"/>
+                <w:lang w:val="fr-FR"/>
+              </w:rPr>
+              <w:t xml:space="preserve"> </w:t>
+            </w:r>
+            <w:proofErr w:type="spellStart"/>
+            <w:r>
+              <w:rPr>
+                <w:rFonts w:ascii="Times New Roman" w:hAnsi="Times New Roman"/>
+                <w:szCs w:val="24"/>
+                <w:lang w:val="fr-FR"/>
+              </w:rPr>
+              <w:t>phân</w:t>
+            </w:r>
+            <w:proofErr w:type="spellEnd"/>
+            <w:r>
+              <w:rPr>
+                <w:rFonts w:ascii="Times New Roman" w:hAnsi="Times New Roman"/>
+                <w:szCs w:val="24"/>
+                <w:lang w:val="fr-FR"/>
+              </w:rPr>
+              <w:t xml:space="preserve"> </w:t>
+            </w:r>
+            <w:proofErr w:type="spellStart"/>
+            <w:r>
+              <w:rPr>
+                <w:rFonts w:ascii="Times New Roman" w:hAnsi="Times New Roman"/>
+                <w:szCs w:val="24"/>
+                <w:lang w:val="fr-FR"/>
+              </w:rPr>
+              <w:t>công</w:t>
+            </w:r>
+            <w:proofErr w:type="spellEnd"/>
+            <w:r>
+              <w:rPr>
+                <w:rFonts w:ascii="Times New Roman" w:hAnsi="Times New Roman"/>
+                <w:szCs w:val="24"/>
+                <w:lang w:val="fr-FR"/>
+              </w:rPr>
+              <w:t xml:space="preserve"> </w:t>
+            </w:r>
+            <w:proofErr w:type="spellStart"/>
+            <w:r>
+              <w:rPr>
+                <w:rFonts w:ascii="Times New Roman" w:hAnsi="Times New Roman"/>
+                <w:szCs w:val="24"/>
+                <w:lang w:val="fr-FR"/>
+              </w:rPr>
+              <w:t>của</w:t>
+            </w:r>
+            <w:proofErr w:type="spellEnd"/>
+            <w:r>
+              <w:rPr>
+                <w:rFonts w:ascii="Times New Roman" w:hAnsi="Times New Roman"/>
+                <w:szCs w:val="24"/>
+                <w:lang w:val="fr-FR"/>
+              </w:rPr>
+              <w:t xml:space="preserve"> </w:t>
+            </w:r>
+            <w:proofErr w:type="spellStart"/>
+            <w:r>
+              <w:rPr>
+                <w:rFonts w:ascii="Times New Roman" w:hAnsi="Times New Roman"/>
+                <w:szCs w:val="24"/>
+                <w:lang w:val="fr-FR"/>
+              </w:rPr>
+              <w:t>Công</w:t>
+            </w:r>
+            <w:proofErr w:type="spellEnd"/>
+            <w:r>
+              <w:rPr>
+                <w:rFonts w:ascii="Times New Roman" w:hAnsi="Times New Roman"/>
+                <w:szCs w:val="24"/>
+                <w:lang w:val="fr-FR"/>
+              </w:rPr>
+              <w:t xml:space="preserve"> </w:t>
+            </w:r>
+            <w:proofErr w:type="spellStart"/>
+            <w:r>
+              <w:rPr>
+                <w:rFonts w:ascii="Times New Roman" w:hAnsi="Times New Roman"/>
+                <w:szCs w:val="24"/>
+                <w:lang w:val="fr-FR"/>
+              </w:rPr>
+              <w:t>ty</w:t>
+            </w:r>
+            <w:proofErr w:type="spellEnd"/>
+            <w:r>
+              <w:rPr>
+                <w:rFonts w:ascii="Times New Roman" w:hAnsi="Times New Roman"/>
+                <w:szCs w:val="24"/>
+                <w:lang w:val="fr-FR"/>
+              </w:rPr>
+              <w:t xml:space="preserve"> </w:t>
+            </w:r>
+            <w:proofErr w:type="spellStart"/>
+            <w:r>
+              <w:rPr>
+                <w:rFonts w:ascii="Times New Roman" w:hAnsi="Times New Roman"/>
+                <w:szCs w:val="24"/>
+                <w:lang w:val="fr-FR"/>
+              </w:rPr>
+              <w:t>theo</w:t>
+            </w:r>
+            <w:proofErr w:type="spellEnd"/>
+            <w:r>
+              <w:rPr>
+                <w:rFonts w:ascii="Times New Roman" w:hAnsi="Times New Roman"/>
+                <w:szCs w:val="24"/>
+                <w:lang w:val="fr-FR"/>
+              </w:rPr>
+              <w:t xml:space="preserve"> </w:t>
+            </w:r>
+            <w:proofErr w:type="spellStart"/>
+            <w:r>
+              <w:rPr>
+                <w:rFonts w:ascii="Times New Roman" w:hAnsi="Times New Roman"/>
+                <w:szCs w:val="24"/>
+                <w:lang w:val="fr-FR"/>
+              </w:rPr>
+              <w:t>yêu</w:t>
+            </w:r>
+            <w:proofErr w:type="spellEnd"/>
+            <w:r>
+              <w:rPr>
+                <w:rFonts w:ascii="Times New Roman" w:hAnsi="Times New Roman"/>
+                <w:szCs w:val="24"/>
+                <w:lang w:val="fr-FR"/>
+              </w:rPr>
+              <w:t xml:space="preserve"> </w:t>
+            </w:r>
+            <w:proofErr w:type="spellStart"/>
+            <w:r>
+              <w:rPr>
+                <w:rFonts w:ascii="Times New Roman" w:hAnsi="Times New Roman"/>
+                <w:szCs w:val="24"/>
+                <w:lang w:val="fr-FR"/>
+              </w:rPr>
+              <w:t>cầu</w:t>
+            </w:r>
+            <w:proofErr w:type="spellEnd"/>
+            <w:r>
+              <w:rPr>
+                <w:rFonts w:ascii="Times New Roman" w:hAnsi="Times New Roman"/>
+                <w:szCs w:val="24"/>
+                <w:lang w:val="fr-FR"/>
+              </w:rPr>
+              <w:t xml:space="preserve"> </w:t>
+            </w:r>
+            <w:proofErr w:type="spellStart"/>
+            <w:r>
+              <w:rPr>
+                <w:rFonts w:ascii="Times New Roman" w:hAnsi="Times New Roman"/>
+                <w:szCs w:val="24"/>
+                <w:lang w:val="fr-FR"/>
+              </w:rPr>
+              <w:t>công</w:t>
+            </w:r>
+            <w:proofErr w:type="spellEnd"/>
+            <w:r>
+              <w:rPr>
+                <w:rFonts w:ascii="Times New Roman" w:hAnsi="Times New Roman"/>
+                <w:szCs w:val="24"/>
+                <w:lang w:val="fr-FR"/>
+              </w:rPr>
+              <w:t xml:space="preserve"> </w:t>
+            </w:r>
+            <w:proofErr w:type="spellStart"/>
+            <w:r>
+              <w:rPr>
+                <w:rFonts w:ascii="Times New Roman" w:hAnsi="Times New Roman"/>
+                <w:szCs w:val="24"/>
+                <w:lang w:val="fr-FR"/>
+              </w:rPr>
+              <w:t>việc</w:t>
+            </w:r>
+            <w:proofErr w:type="spellEnd"/>
           </w:p>
         </w:tc>
       </w:tr>
@@ -3688,7 +4762,25 @@
                 <w:color w:val="000000"/>
                 <w:szCs w:val="24"/>
               </w:rPr>
-              <w:t>{{chucdanh}}</w:t>
+              <w:t>{{</w:t>
+            </w:r>
+            <w:proofErr w:type="spellStart"/>
+            <w:r>
+              <w:rPr>
+                <w:rFonts w:ascii="Times New Roman" w:hAnsi="Times New Roman"/>
+                <w:color w:val="000000"/>
+                <w:szCs w:val="24"/>
+              </w:rPr>
+              <w:t>chucdanh</w:t>
+            </w:r>
+            <w:proofErr w:type="spellEnd"/>
+            <w:r>
+              <w:rPr>
+                <w:rFonts w:ascii="Times New Roman" w:hAnsi="Times New Roman"/>
+                <w:color w:val="000000"/>
+                <w:szCs w:val="24"/>
+              </w:rPr>
+              <w:t>}}</w:t>
             </w:r>
           </w:p>
         </w:tc>
@@ -3799,7 +4891,27 @@
                 <w:color w:val="000000"/>
                 <w:szCs w:val="24"/>
               </w:rPr>
-              <w:t>{{bophan}}</w:t>
+              <w:t>{{</w:t>
+            </w:r>
+            <w:proofErr w:type="spellStart"/>
+            <w:r>
+              <w:rPr>
+                <w:b/>
+                <w:bCs/>
+                <w:color w:val="000000"/>
+                <w:szCs w:val="24"/>
+              </w:rPr>
+              <w:t>bophan</w:t>
+            </w:r>
+            <w:proofErr w:type="spellEnd"/>
+            <w:r>
+              <w:rPr>
+                <w:b/>
+                <w:bCs/>
+                <w:color w:val="000000"/>
+                <w:szCs w:val="24"/>
+              </w:rPr>
+              <w:t>}}</w:t>
             </w:r>
           </w:p>
         </w:tc>
@@ -3981,14 +5093,415 @@
                 <w:lang w:val="fr-FR"/>
               </w:rPr>
             </w:pPr>
-            <w:r>
-              <w:rPr>
-                <w:rFonts w:ascii="Times New Roman" w:hAnsi="Times New Roman"/>
-                <w:color w:val="000000"/>
-                <w:szCs w:val="24"/>
-                <w:lang w:val="fr-FR"/>
-              </w:rPr>
-              <w:t>Thực hiện theo bảng mô tả công việc và các công việc liên quan khác dưới sự phân công của ng</w:t>
+            <w:proofErr w:type="spellStart"/>
+            <w:r>
+              <w:rPr>
+                <w:rFonts w:ascii="Times New Roman" w:hAnsi="Times New Roman"/>
+                <w:color w:val="000000"/>
+                <w:szCs w:val="24"/>
+                <w:lang w:val="fr-FR"/>
+              </w:rPr>
+              <w:t>Thực</w:t>
+            </w:r>
+            <w:proofErr w:type="spellEnd"/>
+            <w:r>
+              <w:rPr>
+                <w:rFonts w:ascii="Times New Roman" w:hAnsi="Times New Roman"/>
+                <w:color w:val="000000"/>
+                <w:szCs w:val="24"/>
+                <w:lang w:val="fr-FR"/>
+              </w:rPr>
+              <w:t xml:space="preserve"> </w:t>
+            </w:r>
+            <w:proofErr w:type="spellStart"/>
+            <w:r>
+              <w:rPr>
+                <w:rFonts w:ascii="Times New Roman" w:hAnsi="Times New Roman"/>
+                <w:color w:val="000000"/>
+                <w:szCs w:val="24"/>
+                <w:lang w:val="fr-FR"/>
+              </w:rPr>
+              <w:t>hiện</w:t>
+            </w:r>
+            <w:proofErr w:type="spellEnd"/>
+            <w:r>
+              <w:rPr>
+                <w:rFonts w:ascii="Times New Roman" w:hAnsi="Times New Roman"/>
+                <w:color w:val="000000"/>
+                <w:szCs w:val="24"/>
+                <w:lang w:val="fr-FR"/>
+              </w:rPr>
+              <w:t xml:space="preserve"> </w:t>
+            </w:r>
+            <w:proofErr w:type="spellStart"/>
+            <w:r>
+              <w:rPr>
+                <w:rFonts w:ascii="Times New Roman" w:hAnsi="Times New Roman"/>
+                <w:color w:val="000000"/>
+                <w:szCs w:val="24"/>
+                <w:lang w:val="fr-FR"/>
+              </w:rPr>
+              <w:t>theo</w:t>
+            </w:r>
+            <w:proofErr w:type="spellEnd"/>
+            <w:r>
+              <w:rPr>
+                <w:rFonts w:ascii="Times New Roman" w:hAnsi="Times New Roman"/>
+                <w:color w:val="000000"/>
+                <w:szCs w:val="24"/>
+                <w:lang w:val="fr-FR"/>
+              </w:rPr>
+              <w:t xml:space="preserve"> </w:t>
+            </w:r>
+            <w:proofErr w:type="spellStart"/>
+            <w:r>
+              <w:rPr>
+                <w:rFonts w:ascii="Times New Roman" w:hAnsi="Times New Roman"/>
+                <w:color w:val="000000"/>
+                <w:szCs w:val="24"/>
+                <w:lang w:val="fr-FR"/>
+              </w:rPr>
+              <w:t>bảng</w:t>
+            </w:r>
+            <w:proofErr w:type="spellEnd"/>
+            <w:r>
+              <w:rPr>
+                <w:rFonts w:ascii="Times New Roman" w:hAnsi="Times New Roman"/>
+                <w:color w:val="000000"/>
+                <w:szCs w:val="24"/>
+                <w:lang w:val="fr-FR"/>
+              </w:rPr>
+              <w:t xml:space="preserve"> </w:t>
+            </w:r>
+            <w:proofErr w:type="spellStart"/>
+            <w:r>
+              <w:rPr>
+                <w:rFonts w:ascii="Times New Roman" w:hAnsi="Times New Roman"/>
+                <w:color w:val="000000"/>
+                <w:szCs w:val="24"/>
+                <w:lang w:val="fr-FR"/>
+              </w:rPr>
+              <w:t>mô</w:t>
+            </w:r>
+            <w:proofErr w:type="spellEnd"/>
+            <w:r>
+              <w:rPr>
+                <w:rFonts w:ascii="Times New Roman" w:hAnsi="Times New Roman"/>
+                <w:color w:val="000000"/>
+                <w:szCs w:val="24"/>
+                <w:lang w:val="fr-FR"/>
+              </w:rPr>
+              <w:t xml:space="preserve"> </w:t>
+            </w:r>
+            <w:proofErr w:type="spellStart"/>
+            <w:r>
+              <w:rPr>
+                <w:rFonts w:ascii="Times New Roman" w:hAnsi="Times New Roman"/>
+                <w:color w:val="000000"/>
+                <w:szCs w:val="24"/>
+                <w:lang w:val="fr-FR"/>
+              </w:rPr>
+              <w:t>tả</w:t>
+            </w:r>
+            <w:proofErr w:type="spellEnd"/>
+            <w:r>
+              <w:rPr>
+                <w:rFonts w:ascii="Times New Roman" w:hAnsi="Times New Roman"/>
+                <w:color w:val="000000"/>
+                <w:szCs w:val="24"/>
+                <w:lang w:val="fr-FR"/>
+              </w:rPr>
+              <w:t xml:space="preserve"> </w:t>
+            </w:r>
+            <w:proofErr w:type="spellStart"/>
+            <w:r>
+              <w:rPr>
+                <w:rFonts w:ascii="Times New Roman" w:hAnsi="Times New Roman"/>
+                <w:color w:val="000000"/>
+                <w:szCs w:val="24"/>
+                <w:lang w:val="fr-FR"/>
+              </w:rPr>
+              <w:t>công</w:t>
+            </w:r>
+            <w:proofErr w:type="spellEnd"/>
+            <w:r>
+              <w:rPr>
+                <w:rFonts w:ascii="Times New Roman" w:hAnsi="Times New Roman"/>
+                <w:color w:val="000000"/>
+                <w:szCs w:val="24"/>
+                <w:lang w:val="fr-FR"/>
+              </w:rPr>
+              <w:t xml:space="preserve"> </w:t>
+            </w:r>
+            <w:proofErr w:type="spellStart"/>
+            <w:r>
+              <w:rPr>
+                <w:rFonts w:ascii="Times New Roman" w:hAnsi="Times New Roman"/>
+                <w:color w:val="000000"/>
+                <w:szCs w:val="24"/>
+                <w:lang w:val="fr-FR"/>
+              </w:rPr>
+              <w:t>việc</w:t>
+            </w:r>
+            <w:proofErr w:type="spellEnd"/>
+            <w:r>
+              <w:rPr>
+                <w:rFonts w:ascii="Times New Roman" w:hAnsi="Times New Roman"/>
+                <w:color w:val="000000"/>
+                <w:szCs w:val="24"/>
+                <w:lang w:val="fr-FR"/>
+              </w:rPr>
+              <w:t xml:space="preserve"> </w:t>
+            </w:r>
+            <w:proofErr w:type="spellStart"/>
+            <w:r>
+              <w:rPr>
+                <w:rFonts w:ascii="Times New Roman" w:hAnsi="Times New Roman"/>
+                <w:color w:val="000000"/>
+                <w:szCs w:val="24"/>
+                <w:lang w:val="fr-FR"/>
+              </w:rPr>
+              <w:t>và</w:t>
+            </w:r>
+            <w:proofErr w:type="spellEnd"/>
+            <w:r>
+              <w:rPr>
+                <w:rFonts w:ascii="Times New Roman" w:hAnsi="Times New Roman"/>
+                <w:color w:val="000000"/>
+                <w:szCs w:val="24"/>
+                <w:lang w:val="fr-FR"/>
+              </w:rPr>
+              <w:t xml:space="preserve"> </w:t>
+            </w:r>
+            <w:proofErr w:type="spellStart"/>
+            <w:r>
+              <w:rPr>
+                <w:rFonts w:ascii="Times New Roman" w:hAnsi="Times New Roman"/>
+                <w:color w:val="000000"/>
+                <w:szCs w:val="24"/>
+                <w:lang w:val="fr-FR"/>
+              </w:rPr>
+              <w:t>các</w:t>
+            </w:r>
+            <w:proofErr w:type="spellEnd"/>
+            <w:r>
+              <w:rPr>
+                <w:rFonts w:ascii="Times New Roman" w:hAnsi="Times New Roman"/>
+                <w:color w:val="000000"/>
+                <w:szCs w:val="24"/>
+                <w:lang w:val="fr-FR"/>
+              </w:rPr>
+              <w:t xml:space="preserve"> </w:t>
+            </w:r>
+            <w:proofErr w:type="spellStart"/>
+            <w:r>
+              <w:rPr>
+                <w:rFonts w:ascii="Times New Roman" w:hAnsi="Times New Roman"/>
+                <w:color w:val="000000"/>
+                <w:szCs w:val="24"/>
+                <w:lang w:val="fr-FR"/>
+              </w:rPr>
+              <w:t>công</w:t>
+            </w:r>
+            <w:proofErr w:type="spellEnd"/>
+            <w:r>
+              <w:rPr>
+                <w:rFonts w:ascii="Times New Roman" w:hAnsi="Times New Roman"/>
+                <w:color w:val="000000"/>
+                <w:szCs w:val="24"/>
+                <w:lang w:val="fr-FR"/>
+              </w:rPr>
+              <w:t xml:space="preserve"> </w:t>
+            </w:r>
+            <w:proofErr w:type="spellStart"/>
+            <w:r>
+              <w:rPr>
+                <w:rFonts w:ascii="Times New Roman" w:hAnsi="Times New Roman"/>
+                <w:color w:val="000000"/>
+                <w:szCs w:val="24"/>
+                <w:lang w:val="fr-FR"/>
+              </w:rPr>
+              <w:t>việc</w:t>
+            </w:r>
+            <w:proofErr w:type="spellEnd"/>
+            <w:r>
+              <w:rPr>
+                <w:rFonts w:ascii="Times New Roman" w:hAnsi="Times New Roman"/>
+                <w:color w:val="000000"/>
+                <w:szCs w:val="24"/>
+                <w:lang w:val="fr-FR"/>
+              </w:rPr>
+              <w:t xml:space="preserve"> </w:t>
+            </w:r>
+            <w:proofErr w:type="spellStart"/>
+            <w:r>
+              <w:rPr>
+                <w:rFonts w:ascii="Times New Roman" w:hAnsi="Times New Roman"/>
+                <w:color w:val="000000"/>
+                <w:szCs w:val="24"/>
+                <w:lang w:val="fr-FR"/>
+              </w:rPr>
+              <w:t>liên</w:t>
+            </w:r>
+            <w:proofErr w:type="spellEnd"/>
+            <w:r>
+              <w:rPr>
+                <w:rFonts w:ascii="Times New Roman" w:hAnsi="Times New Roman"/>
+                <w:color w:val="000000"/>
+                <w:szCs w:val="24"/>
+                <w:lang w:val="fr-FR"/>
+              </w:rPr>
+              <w:t xml:space="preserve"> </w:t>
+            </w:r>
+            <w:proofErr w:type="spellStart"/>
+            <w:r>
+              <w:rPr>
+                <w:rFonts w:ascii="Times New Roman" w:hAnsi="Times New Roman"/>
+                <w:color w:val="000000"/>
+                <w:szCs w:val="24"/>
+                <w:lang w:val="fr-FR"/>
+              </w:rPr>
+              <w:t>quan</w:t>
+            </w:r>
+            <w:proofErr w:type="spellEnd"/>
+            <w:r>
+              <w:rPr>
+                <w:rFonts w:ascii="Times New Roman" w:hAnsi="Times New Roman"/>
+                <w:color w:val="000000"/>
+                <w:szCs w:val="24"/>
+                <w:lang w:val="fr-FR"/>
+              </w:rPr>
+              <w:t xml:space="preserve"> </w:t>
+            </w:r>
+            <w:proofErr w:type="spellStart"/>
+            <w:r>
+              <w:rPr>
+                <w:rFonts w:ascii="Times New Roman" w:hAnsi="Times New Roman"/>
+                <w:color w:val="000000"/>
+                <w:szCs w:val="24"/>
+                <w:lang w:val="fr-FR"/>
+              </w:rPr>
+              <w:t>khác</w:t>
+            </w:r>
+            <w:proofErr w:type="spellEnd"/>
+            <w:r>
+              <w:rPr>
+                <w:rFonts w:ascii="Times New Roman" w:hAnsi="Times New Roman"/>
+                <w:color w:val="000000"/>
+                <w:szCs w:val="24"/>
+                <w:lang w:val="fr-FR"/>
+              </w:rPr>
+              <w:t xml:space="preserve"> </w:t>
+            </w:r>
+            <w:proofErr w:type="spellStart"/>
+            <w:r>
+              <w:rPr>
+                <w:rFonts w:ascii="Times New Roman" w:hAnsi="Times New Roman"/>
+                <w:color w:val="000000"/>
+                <w:szCs w:val="24"/>
+                <w:lang w:val="fr-FR"/>
+              </w:rPr>
+              <w:t>dưới</w:t>
+            </w:r>
+            <w:proofErr w:type="spellEnd"/>
+            <w:r>
+              <w:rPr>
+                <w:rFonts w:ascii="Times New Roman" w:hAnsi="Times New Roman"/>
+                <w:color w:val="000000"/>
+                <w:szCs w:val="24"/>
+                <w:lang w:val="fr-FR"/>
+              </w:rPr>
+              <w:t xml:space="preserve"> </w:t>
+            </w:r>
+            <w:proofErr w:type="spellStart"/>
+            <w:r>
+              <w:rPr>
+                <w:rFonts w:ascii="Times New Roman" w:hAnsi="Times New Roman"/>
+                <w:color w:val="000000"/>
+                <w:szCs w:val="24"/>
+                <w:lang w:val="fr-FR"/>
+              </w:rPr>
+              <w:t>sự</w:t>
+            </w:r>
+            <w:proofErr w:type="spellEnd"/>
+            <w:r>
+              <w:rPr>
+                <w:rFonts w:ascii="Times New Roman" w:hAnsi="Times New Roman"/>
+                <w:color w:val="000000"/>
+                <w:szCs w:val="24"/>
+                <w:lang w:val="fr-FR"/>
+              </w:rPr>
+              <w:t xml:space="preserve"> </w:t>
+            </w:r>
+            <w:proofErr w:type="spellStart"/>
+            <w:r>
+              <w:rPr>
+                <w:rFonts w:ascii="Times New Roman" w:hAnsi="Times New Roman"/>
+                <w:color w:val="000000"/>
+                <w:szCs w:val="24"/>
+                <w:lang w:val="fr-FR"/>
+              </w:rPr>
+              <w:t>phân</w:t>
+            </w:r>
+            <w:proofErr w:type="spellEnd"/>
+            <w:r>
+              <w:rPr>
+                <w:rFonts w:ascii="Times New Roman" w:hAnsi="Times New Roman"/>
+                <w:color w:val="000000"/>
+                <w:szCs w:val="24"/>
+                <w:lang w:val="fr-FR"/>
+              </w:rPr>
+              <w:t xml:space="preserve"> </w:t>
+            </w:r>
+            <w:proofErr w:type="spellStart"/>
+            <w:r>
+              <w:rPr>
+                <w:rFonts w:ascii="Times New Roman" w:hAnsi="Times New Roman"/>
+                <w:color w:val="000000"/>
+                <w:szCs w:val="24"/>
+                <w:lang w:val="fr-FR"/>
+              </w:rPr>
+              <w:t>công</w:t>
+            </w:r>
+            <w:proofErr w:type="spellEnd"/>
+            <w:r>
+              <w:rPr>
+                <w:rFonts w:ascii="Times New Roman" w:hAnsi="Times New Roman"/>
+                <w:color w:val="000000"/>
+                <w:szCs w:val="24"/>
+                <w:lang w:val="fr-FR"/>
+              </w:rPr>
+              <w:t xml:space="preserve"> </w:t>
+            </w:r>
+            <w:proofErr w:type="spellStart"/>
+            <w:r>
+              <w:rPr>
+                <w:rFonts w:ascii="Times New Roman" w:hAnsi="Times New Roman"/>
+                <w:color w:val="000000"/>
+                <w:szCs w:val="24"/>
+                <w:lang w:val="fr-FR"/>
+              </w:rPr>
+              <w:t>của</w:t>
+            </w:r>
+            <w:proofErr w:type="spellEnd"/>
+            <w:r>
+              <w:rPr>
+                <w:rFonts w:ascii="Times New Roman" w:hAnsi="Times New Roman"/>
+                <w:color w:val="000000"/>
+                <w:szCs w:val="24"/>
+                <w:lang w:val="fr-FR"/>
+              </w:rPr>
+              <w:t xml:space="preserve"> </w:t>
+            </w:r>
+            <w:proofErr w:type="spellStart"/>
+            <w:r>
+              <w:rPr>
+                <w:rFonts w:ascii="Times New Roman" w:hAnsi="Times New Roman"/>
+                <w:color w:val="000000"/>
+                <w:szCs w:val="24"/>
+                <w:lang w:val="fr-FR"/>
+              </w:rPr>
+              <w:t>ng</w:t>
             </w:r>
             <w:r>
               <w:rPr>
@@ -4006,7 +5519,97 @@
                 <w:szCs w:val="24"/>
                 <w:lang w:val="fr-FR"/>
               </w:rPr>
-              <w:t>ời quản lý trực tiếp.</w:t>
+              <w:t>ời</w:t>
+            </w:r>
+            <w:proofErr w:type="spellEnd"/>
+            <w:r>
+              <w:rPr>
+                <w:rFonts w:ascii="Times New Roman" w:hAnsi="Times New Roman"/>
+                <w:color w:val="000000"/>
+                <w:szCs w:val="24"/>
+                <w:lang w:val="fr-FR"/>
+              </w:rPr>
+              <w:t xml:space="preserve"> </w:t>
+            </w:r>
+            <w:proofErr w:type="spellStart"/>
+            <w:r>
+              <w:rPr>
+                <w:rFonts w:ascii="Times New Roman" w:hAnsi="Times New Roman"/>
+                <w:color w:val="000000"/>
+                <w:szCs w:val="24"/>
+                <w:lang w:val="fr-FR"/>
+              </w:rPr>
+              <w:t>quản</w:t>
+            </w:r>
+            <w:proofErr w:type="spellEnd"/>
+            <w:r>
+              <w:rPr>
+                <w:rFonts w:ascii="Times New Roman" w:hAnsi="Times New Roman"/>
+                <w:color w:val="000000"/>
+                <w:szCs w:val="24"/>
+                <w:lang w:val="fr-FR"/>
+              </w:rPr>
+              <w:t xml:space="preserve"> </w:t>
+            </w:r>
+            <w:proofErr w:type="spellStart"/>
+            <w:r>
+              <w:rPr>
+                <w:rFonts w:ascii="Times New Roman" w:hAnsi="Times New Roman"/>
+                <w:color w:val="000000"/>
+                <w:szCs w:val="24"/>
+                <w:lang w:val="fr-FR"/>
+              </w:rPr>
+              <w:t>lý</w:t>
+            </w:r>
+            <w:proofErr w:type="spellEnd"/>
+            <w:r>
+              <w:rPr>
+                <w:rFonts w:ascii="Times New Roman" w:hAnsi="Times New Roman"/>
+                <w:color w:val="000000"/>
+                <w:szCs w:val="24"/>
+                <w:lang w:val="fr-FR"/>
+              </w:rPr>
+              <w:t xml:space="preserve"> </w:t>
+            </w:r>
+            <w:proofErr w:type="spellStart"/>
+            <w:r>
+              <w:rPr>
+                <w:rFonts w:ascii="Times New Roman" w:hAnsi="Times New Roman"/>
+                <w:color w:val="000000"/>
+                <w:szCs w:val="24"/>
+                <w:lang w:val="fr-FR"/>
+              </w:rPr>
+              <w:t>trực</w:t>
+            </w:r>
+            <w:proofErr w:type="spellEnd"/>
+            <w:r>
+              <w:rPr>
+                <w:rFonts w:ascii="Times New Roman" w:hAnsi="Times New Roman"/>
+                <w:color w:val="000000"/>
+                <w:szCs w:val="24"/>
+                <w:lang w:val="fr-FR"/>
+              </w:rPr>
+              <w:t xml:space="preserve"> </w:t>
+            </w:r>
+            <w:proofErr w:type="spellStart"/>
+            <w:r>
+              <w:rPr>
+                <w:rFonts w:ascii="Times New Roman" w:hAnsi="Times New Roman"/>
+                <w:color w:val="000000"/>
+                <w:szCs w:val="24"/>
+                <w:lang w:val="fr-FR"/>
+              </w:rPr>
+              <w:t>tiếp</w:t>
+            </w:r>
+            <w:proofErr w:type="spellEnd"/>
+            <w:r>
+              <w:rPr>
+                <w:rFonts w:ascii="Times New Roman" w:hAnsi="Times New Roman"/>
+                <w:color w:val="000000"/>
+                <w:szCs w:val="24"/>
+                <w:lang w:val="fr-FR"/>
+              </w:rPr>
+              <w:t>.</w:t>
             </w:r>
           </w:p>
         </w:tc>
@@ -4032,8 +5635,21 @@
           <w:u w:val="single"/>
           <w:lang w:val="fr-FR"/>
         </w:rPr>
-        <w:t>ĐIỀU 2:</w:t>
-      </w:r>
+        <w:t xml:space="preserve">ĐIỀU </w:t>
+      </w:r>
+      <w:proofErr w:type="gramStart"/>
+      <w:r>
+        <w:rPr>
+          <w:rFonts w:ascii="Times New Roman" w:hAnsi="Times New Roman"/>
+          <w:b/>
+          <w:bCs/>
+          <w:szCs w:val="24"/>
+          <w:u w:val="single"/>
+          <w:lang w:val="fr-FR"/>
+        </w:rPr>
+        <w:t>2:</w:t>
+      </w:r>
+      <w:proofErr w:type="gramEnd"/>
       <w:r>
         <w:rPr>
           <w:rFonts w:ascii="Times New Roman" w:hAnsi="Times New Roman"/>
@@ -4073,7 +5689,575 @@
           <w:szCs w:val="24"/>
           <w:lang w:val="fr-FR"/>
         </w:rPr>
-        <w:t>- Thời gian làm việc, làm thêm giờ và thời gian nghỉ ngơi, nghỉ hàng năm: Theo nội quy, thỏa ước lao động tập thể của công ty và quy định của pháp luật.</w:t>
+        <w:t xml:space="preserve">- </w:t>
+      </w:r>
+      <w:proofErr w:type="spellStart"/>
+      <w:r>
+        <w:rPr>
+          <w:rFonts w:ascii="Times New Roman" w:hAnsi="Times New Roman"/>
+          <w:szCs w:val="24"/>
+          <w:lang w:val="fr-FR"/>
+        </w:rPr>
+        <w:t>Thời</w:t>
+      </w:r>
+      <w:proofErr w:type="spellEnd"/>
+      <w:r>
+        <w:rPr>
+          <w:rFonts w:ascii="Times New Roman" w:hAnsi="Times New Roman"/>
+          <w:szCs w:val="24"/>
+          <w:lang w:val="fr-FR"/>
+        </w:rPr>
+        <w:t xml:space="preserve"> </w:t>
+      </w:r>
+      <w:proofErr w:type="spellStart"/>
+      <w:r>
+        <w:rPr>
+          <w:rFonts w:ascii="Times New Roman" w:hAnsi="Times New Roman"/>
+          <w:szCs w:val="24"/>
+          <w:lang w:val="fr-FR"/>
+        </w:rPr>
+        <w:t>gian</w:t>
+      </w:r>
+      <w:proofErr w:type="spellEnd"/>
+      <w:r>
+        <w:rPr>
+          <w:rFonts w:ascii="Times New Roman" w:hAnsi="Times New Roman"/>
+          <w:szCs w:val="24"/>
+          <w:lang w:val="fr-FR"/>
+        </w:rPr>
+        <w:t xml:space="preserve"> </w:t>
+      </w:r>
+      <w:proofErr w:type="spellStart"/>
+      <w:r>
+        <w:rPr>
+          <w:rFonts w:ascii="Times New Roman" w:hAnsi="Times New Roman"/>
+          <w:szCs w:val="24"/>
+          <w:lang w:val="fr-FR"/>
+        </w:rPr>
+        <w:t>làm</w:t>
+      </w:r>
+      <w:proofErr w:type="spellEnd"/>
+      <w:r>
+        <w:rPr>
+          <w:rFonts w:ascii="Times New Roman" w:hAnsi="Times New Roman"/>
+          <w:szCs w:val="24"/>
+          <w:lang w:val="fr-FR"/>
+        </w:rPr>
+        <w:t xml:space="preserve"> </w:t>
+      </w:r>
+      <w:proofErr w:type="spellStart"/>
+      <w:r>
+        <w:rPr>
+          <w:rFonts w:ascii="Times New Roman" w:hAnsi="Times New Roman"/>
+          <w:szCs w:val="24"/>
+          <w:lang w:val="fr-FR"/>
+        </w:rPr>
+        <w:t>việc</w:t>
+      </w:r>
+      <w:proofErr w:type="spellEnd"/>
+      <w:r>
+        <w:rPr>
+          <w:rFonts w:ascii="Times New Roman" w:hAnsi="Times New Roman"/>
+          <w:szCs w:val="24"/>
+          <w:lang w:val="fr-FR"/>
+        </w:rPr>
+        <w:t xml:space="preserve">, </w:t>
+      </w:r>
+      <w:proofErr w:type="spellStart"/>
+      <w:r>
+        <w:rPr>
+          <w:rFonts w:ascii="Times New Roman" w:hAnsi="Times New Roman"/>
+          <w:szCs w:val="24"/>
+          <w:lang w:val="fr-FR"/>
+        </w:rPr>
+        <w:t>làm</w:t>
+      </w:r>
+      <w:proofErr w:type="spellEnd"/>
+      <w:r>
+        <w:rPr>
+          <w:rFonts w:ascii="Times New Roman" w:hAnsi="Times New Roman"/>
+          <w:szCs w:val="24"/>
+          <w:lang w:val="fr-FR"/>
+        </w:rPr>
+        <w:t xml:space="preserve"> </w:t>
+      </w:r>
+      <w:proofErr w:type="spellStart"/>
+      <w:r>
+        <w:rPr>
+          <w:rFonts w:ascii="Times New Roman" w:hAnsi="Times New Roman"/>
+          <w:szCs w:val="24"/>
+          <w:lang w:val="fr-FR"/>
+        </w:rPr>
+        <w:t>thêm</w:t>
+      </w:r>
+      <w:proofErr w:type="spellEnd"/>
+      <w:r>
+        <w:rPr>
+          <w:rFonts w:ascii="Times New Roman" w:hAnsi="Times New Roman"/>
+          <w:szCs w:val="24"/>
+          <w:lang w:val="fr-FR"/>
+        </w:rPr>
+        <w:t xml:space="preserve"> </w:t>
+      </w:r>
+      <w:proofErr w:type="spellStart"/>
+      <w:r>
+        <w:rPr>
+          <w:rFonts w:ascii="Times New Roman" w:hAnsi="Times New Roman"/>
+          <w:szCs w:val="24"/>
+          <w:lang w:val="fr-FR"/>
+        </w:rPr>
+        <w:t>giờ</w:t>
+      </w:r>
+      <w:proofErr w:type="spellEnd"/>
+      <w:r>
+        <w:rPr>
+          <w:rFonts w:ascii="Times New Roman" w:hAnsi="Times New Roman"/>
+          <w:szCs w:val="24"/>
+          <w:lang w:val="fr-FR"/>
+        </w:rPr>
+        <w:t xml:space="preserve"> </w:t>
+      </w:r>
+      <w:proofErr w:type="spellStart"/>
+      <w:r>
+        <w:rPr>
+          <w:rFonts w:ascii="Times New Roman" w:hAnsi="Times New Roman"/>
+          <w:szCs w:val="24"/>
+          <w:lang w:val="fr-FR"/>
+        </w:rPr>
+        <w:t>và</w:t>
+      </w:r>
+      <w:proofErr w:type="spellEnd"/>
+      <w:r>
+        <w:rPr>
+          <w:rFonts w:ascii="Times New Roman" w:hAnsi="Times New Roman"/>
+          <w:szCs w:val="24"/>
+          <w:lang w:val="fr-FR"/>
+        </w:rPr>
+        <w:t xml:space="preserve"> </w:t>
+      </w:r>
+      <w:proofErr w:type="spellStart"/>
+      <w:r>
+        <w:rPr>
+          <w:rFonts w:ascii="Times New Roman" w:hAnsi="Times New Roman"/>
+          <w:szCs w:val="24"/>
+          <w:lang w:val="fr-FR"/>
+        </w:rPr>
+        <w:t>thời</w:t>
+      </w:r>
+      <w:proofErr w:type="spellEnd"/>
+      <w:r>
+        <w:rPr>
+          <w:rFonts w:ascii="Times New Roman" w:hAnsi="Times New Roman"/>
+          <w:szCs w:val="24"/>
+          <w:lang w:val="fr-FR"/>
+        </w:rPr>
+        <w:t xml:space="preserve"> </w:t>
+      </w:r>
+      <w:proofErr w:type="spellStart"/>
+      <w:r>
+        <w:rPr>
+          <w:rFonts w:ascii="Times New Roman" w:hAnsi="Times New Roman"/>
+          <w:szCs w:val="24"/>
+          <w:lang w:val="fr-FR"/>
+        </w:rPr>
+        <w:t>gian</w:t>
+      </w:r>
+      <w:proofErr w:type="spellEnd"/>
+      <w:r>
+        <w:rPr>
+          <w:rFonts w:ascii="Times New Roman" w:hAnsi="Times New Roman"/>
+          <w:szCs w:val="24"/>
+          <w:lang w:val="fr-FR"/>
+        </w:rPr>
+        <w:t xml:space="preserve"> </w:t>
+      </w:r>
+      <w:proofErr w:type="spellStart"/>
+      <w:r>
+        <w:rPr>
+          <w:rFonts w:ascii="Times New Roman" w:hAnsi="Times New Roman"/>
+          <w:szCs w:val="24"/>
+          <w:lang w:val="fr-FR"/>
+        </w:rPr>
+        <w:t>nghỉ</w:t>
+      </w:r>
+      <w:proofErr w:type="spellEnd"/>
+      <w:r>
+        <w:rPr>
+          <w:rFonts w:ascii="Times New Roman" w:hAnsi="Times New Roman"/>
+          <w:szCs w:val="24"/>
+          <w:lang w:val="fr-FR"/>
+        </w:rPr>
+        <w:t xml:space="preserve"> </w:t>
+      </w:r>
+      <w:proofErr w:type="spellStart"/>
+      <w:r>
+        <w:rPr>
+          <w:rFonts w:ascii="Times New Roman" w:hAnsi="Times New Roman"/>
+          <w:szCs w:val="24"/>
+          <w:lang w:val="fr-FR"/>
+        </w:rPr>
+        <w:t>ngơi</w:t>
+      </w:r>
+      <w:proofErr w:type="spellEnd"/>
+      <w:r>
+        <w:rPr>
+          <w:rFonts w:ascii="Times New Roman" w:hAnsi="Times New Roman"/>
+          <w:szCs w:val="24"/>
+          <w:lang w:val="fr-FR"/>
+        </w:rPr>
+        <w:t xml:space="preserve">, </w:t>
+      </w:r>
+      <w:proofErr w:type="spellStart"/>
+      <w:r>
+        <w:rPr>
+          <w:rFonts w:ascii="Times New Roman" w:hAnsi="Times New Roman"/>
+          <w:szCs w:val="24"/>
+          <w:lang w:val="fr-FR"/>
+        </w:rPr>
+        <w:t>nghỉ</w:t>
+      </w:r>
+      <w:proofErr w:type="spellEnd"/>
+      <w:r>
+        <w:rPr>
+          <w:rFonts w:ascii="Times New Roman" w:hAnsi="Times New Roman"/>
+          <w:szCs w:val="24"/>
+          <w:lang w:val="fr-FR"/>
+        </w:rPr>
+        <w:t xml:space="preserve"> </w:t>
+      </w:r>
+      <w:proofErr w:type="spellStart"/>
+      <w:r>
+        <w:rPr>
+          <w:rFonts w:ascii="Times New Roman" w:hAnsi="Times New Roman"/>
+          <w:szCs w:val="24"/>
+          <w:lang w:val="fr-FR"/>
+        </w:rPr>
+        <w:t>hàng</w:t>
+      </w:r>
+      <w:proofErr w:type="spellEnd"/>
+      <w:r>
+        <w:rPr>
+          <w:rFonts w:ascii="Times New Roman" w:hAnsi="Times New Roman"/>
+          <w:szCs w:val="24"/>
+          <w:lang w:val="fr-FR"/>
+        </w:rPr>
+        <w:t xml:space="preserve"> </w:t>
+      </w:r>
+      <w:proofErr w:type="spellStart"/>
+      <w:proofErr w:type="gramStart"/>
+      <w:r>
+        <w:rPr>
+          <w:rFonts w:ascii="Times New Roman" w:hAnsi="Times New Roman"/>
+          <w:szCs w:val="24"/>
+          <w:lang w:val="fr-FR"/>
+        </w:rPr>
+        <w:t>năm</w:t>
+      </w:r>
+      <w:proofErr w:type="spellEnd"/>
+      <w:r>
+        <w:rPr>
+          <w:rFonts w:ascii="Times New Roman" w:hAnsi="Times New Roman"/>
+          <w:szCs w:val="24"/>
+          <w:lang w:val="fr-FR"/>
+        </w:rPr>
+        <w:t>:</w:t>
+      </w:r>
+      <w:proofErr w:type="gramEnd"/>
+      <w:r>
+        <w:rPr>
+          <w:rFonts w:ascii="Times New Roman" w:hAnsi="Times New Roman"/>
+          <w:szCs w:val="24"/>
+          <w:lang w:val="fr-FR"/>
+        </w:rPr>
+        <w:t xml:space="preserve"> Theo </w:t>
+      </w:r>
+      <w:proofErr w:type="spellStart"/>
+      <w:r>
+        <w:rPr>
+          <w:rFonts w:ascii="Times New Roman" w:hAnsi="Times New Roman"/>
+          <w:szCs w:val="24"/>
+          <w:lang w:val="fr-FR"/>
+        </w:rPr>
+        <w:t>nội</w:t>
+      </w:r>
+      <w:proofErr w:type="spellEnd"/>
+      <w:r>
+        <w:rPr>
+          <w:rFonts w:ascii="Times New Roman" w:hAnsi="Times New Roman"/>
+          <w:szCs w:val="24"/>
+          <w:lang w:val="fr-FR"/>
+        </w:rPr>
+        <w:t xml:space="preserve"> </w:t>
+      </w:r>
+      <w:proofErr w:type="spellStart"/>
+      <w:r>
+        <w:rPr>
+          <w:rFonts w:ascii="Times New Roman" w:hAnsi="Times New Roman"/>
+          <w:szCs w:val="24"/>
+          <w:lang w:val="fr-FR"/>
+        </w:rPr>
+        <w:t>quy</w:t>
+      </w:r>
+      <w:proofErr w:type="spellEnd"/>
+      <w:r>
+        <w:rPr>
+          <w:rFonts w:ascii="Times New Roman" w:hAnsi="Times New Roman"/>
+          <w:szCs w:val="24"/>
+          <w:lang w:val="fr-FR"/>
+        </w:rPr>
+        <w:t xml:space="preserve">, </w:t>
+      </w:r>
+      <w:proofErr w:type="spellStart"/>
+      <w:r>
+        <w:rPr>
+          <w:rFonts w:ascii="Times New Roman" w:hAnsi="Times New Roman"/>
+          <w:szCs w:val="24"/>
+          <w:lang w:val="fr-FR"/>
+        </w:rPr>
+        <w:t>thỏa</w:t>
+      </w:r>
+      <w:proofErr w:type="spellEnd"/>
+      <w:r>
+        <w:rPr>
+          <w:rFonts w:ascii="Times New Roman" w:hAnsi="Times New Roman"/>
+          <w:szCs w:val="24"/>
+          <w:lang w:val="fr-FR"/>
+        </w:rPr>
+        <w:t xml:space="preserve"> </w:t>
+      </w:r>
+      <w:proofErr w:type="spellStart"/>
+      <w:r>
+        <w:rPr>
+          <w:rFonts w:ascii="Times New Roman" w:hAnsi="Times New Roman"/>
+          <w:szCs w:val="24"/>
+          <w:lang w:val="fr-FR"/>
+        </w:rPr>
+        <w:t>ước</w:t>
+      </w:r>
+      <w:proofErr w:type="spellEnd"/>
+      <w:r>
+        <w:rPr>
+          <w:rFonts w:ascii="Times New Roman" w:hAnsi="Times New Roman"/>
+          <w:szCs w:val="24"/>
+          <w:lang w:val="fr-FR"/>
+        </w:rPr>
+        <w:t xml:space="preserve"> lao </w:t>
+      </w:r>
+      <w:proofErr w:type="spellStart"/>
+      <w:r>
+        <w:rPr>
+          <w:rFonts w:ascii="Times New Roman" w:hAnsi="Times New Roman"/>
+          <w:szCs w:val="24"/>
+          <w:lang w:val="fr-FR"/>
+        </w:rPr>
+        <w:t>động</w:t>
+      </w:r>
+      <w:proofErr w:type="spellEnd"/>
+      <w:r>
+        <w:rPr>
+          <w:rFonts w:ascii="Times New Roman" w:hAnsi="Times New Roman"/>
+          <w:szCs w:val="24"/>
+          <w:lang w:val="fr-FR"/>
+        </w:rPr>
+        <w:t xml:space="preserve"> </w:t>
+      </w:r>
+      <w:proofErr w:type="spellStart"/>
+      <w:r>
+        <w:rPr>
+          <w:rFonts w:ascii="Times New Roman" w:hAnsi="Times New Roman"/>
+          <w:szCs w:val="24"/>
+          <w:lang w:val="fr-FR"/>
+        </w:rPr>
+        <w:t>tập</w:t>
+      </w:r>
+      <w:proofErr w:type="spellEnd"/>
+      <w:r>
+        <w:rPr>
+          <w:rFonts w:ascii="Times New Roman" w:hAnsi="Times New Roman"/>
+          <w:szCs w:val="24"/>
+          <w:lang w:val="fr-FR"/>
+        </w:rPr>
+        <w:t xml:space="preserve"> </w:t>
+      </w:r>
+      <w:proofErr w:type="spellStart"/>
+      <w:r>
+        <w:rPr>
+          <w:rFonts w:ascii="Times New Roman" w:hAnsi="Times New Roman"/>
+          <w:szCs w:val="24"/>
+          <w:lang w:val="fr-FR"/>
+        </w:rPr>
+        <w:t>thể</w:t>
+      </w:r>
+      <w:proofErr w:type="spellEnd"/>
+      <w:r>
+        <w:rPr>
+          <w:rFonts w:ascii="Times New Roman" w:hAnsi="Times New Roman"/>
+          <w:szCs w:val="24"/>
+          <w:lang w:val="fr-FR"/>
+        </w:rPr>
+        <w:t xml:space="preserve"> </w:t>
+      </w:r>
+      <w:proofErr w:type="spellStart"/>
+      <w:r>
+        <w:rPr>
+          <w:rFonts w:ascii="Times New Roman" w:hAnsi="Times New Roman"/>
+          <w:szCs w:val="24"/>
+          <w:lang w:val="fr-FR"/>
+        </w:rPr>
+        <w:t>của</w:t>
+      </w:r>
+      <w:proofErr w:type="spellEnd"/>
+      <w:r>
+        <w:rPr>
+          <w:rFonts w:ascii="Times New Roman" w:hAnsi="Times New Roman"/>
+          <w:szCs w:val="24"/>
+          <w:lang w:val="fr-FR"/>
+        </w:rPr>
+        <w:t xml:space="preserve"> </w:t>
+      </w:r>
+      <w:proofErr w:type="spellStart"/>
+      <w:r>
+        <w:rPr>
+          <w:rFonts w:ascii="Times New Roman" w:hAnsi="Times New Roman"/>
+          <w:szCs w:val="24"/>
+          <w:lang w:val="fr-FR"/>
+        </w:rPr>
+        <w:t>công</w:t>
+      </w:r>
+      <w:proofErr w:type="spellEnd"/>
+      <w:r>
+        <w:rPr>
+          <w:rFonts w:ascii="Times New Roman" w:hAnsi="Times New Roman"/>
+          <w:szCs w:val="24"/>
+          <w:lang w:val="fr-FR"/>
+        </w:rPr>
+        <w:t xml:space="preserve"> </w:t>
+      </w:r>
+      <w:proofErr w:type="spellStart"/>
+      <w:r>
+        <w:rPr>
+          <w:rFonts w:ascii="Times New Roman" w:hAnsi="Times New Roman"/>
+          <w:szCs w:val="24"/>
+          <w:lang w:val="fr-FR"/>
+        </w:rPr>
+        <w:t>ty</w:t>
+      </w:r>
+      <w:proofErr w:type="spellEnd"/>
+      <w:r>
+        <w:rPr>
+          <w:rFonts w:ascii="Times New Roman" w:hAnsi="Times New Roman"/>
+          <w:szCs w:val="24"/>
+          <w:lang w:val="fr-FR"/>
+        </w:rPr>
+        <w:t xml:space="preserve"> </w:t>
+      </w:r>
+      <w:proofErr w:type="spellStart"/>
+      <w:r>
+        <w:rPr>
+          <w:rFonts w:ascii="Times New Roman" w:hAnsi="Times New Roman"/>
+          <w:szCs w:val="24"/>
+          <w:lang w:val="fr-FR"/>
+        </w:rPr>
+        <w:t>và</w:t>
+      </w:r>
+      <w:proofErr w:type="spellEnd"/>
+      <w:r>
+        <w:rPr>
+          <w:rFonts w:ascii="Times New Roman" w:hAnsi="Times New Roman"/>
+          <w:szCs w:val="24"/>
+          <w:lang w:val="fr-FR"/>
+        </w:rPr>
+        <w:t xml:space="preserve"> </w:t>
+      </w:r>
+      <w:proofErr w:type="spellStart"/>
+      <w:r>
+        <w:rPr>
+          <w:rFonts w:ascii="Times New Roman" w:hAnsi="Times New Roman"/>
+          <w:szCs w:val="24"/>
+          <w:lang w:val="fr-FR"/>
+        </w:rPr>
+        <w:t>quy</w:t>
+      </w:r>
+      <w:proofErr w:type="spellEnd"/>
+      <w:r>
+        <w:rPr>
+          <w:rFonts w:ascii="Times New Roman" w:hAnsi="Times New Roman"/>
+          <w:szCs w:val="24"/>
+          <w:lang w:val="fr-FR"/>
+        </w:rPr>
+        <w:t xml:space="preserve"> </w:t>
+      </w:r>
+      <w:proofErr w:type="spellStart"/>
+      <w:r>
+        <w:rPr>
+          <w:rFonts w:ascii="Times New Roman" w:hAnsi="Times New Roman"/>
+          <w:szCs w:val="24"/>
+          <w:lang w:val="fr-FR"/>
+        </w:rPr>
+        <w:t>định</w:t>
+      </w:r>
+      <w:proofErr w:type="spellEnd"/>
+      <w:r>
+        <w:rPr>
+          <w:rFonts w:ascii="Times New Roman" w:hAnsi="Times New Roman"/>
+          <w:szCs w:val="24"/>
+          <w:lang w:val="fr-FR"/>
+        </w:rPr>
+        <w:t xml:space="preserve"> </w:t>
+      </w:r>
+      <w:proofErr w:type="spellStart"/>
+      <w:r>
+        <w:rPr>
+          <w:rFonts w:ascii="Times New Roman" w:hAnsi="Times New Roman"/>
+          <w:szCs w:val="24"/>
+          <w:lang w:val="fr-FR"/>
+        </w:rPr>
+        <w:t>của</w:t>
+      </w:r>
+      <w:proofErr w:type="spellEnd"/>
+      <w:r>
+        <w:rPr>
+          <w:rFonts w:ascii="Times New Roman" w:hAnsi="Times New Roman"/>
+          <w:szCs w:val="24"/>
+          <w:lang w:val="fr-FR"/>
+        </w:rPr>
+        <w:t xml:space="preserve"> </w:t>
+      </w:r>
+      <w:proofErr w:type="spellStart"/>
+      <w:r>
+        <w:rPr>
+          <w:rFonts w:ascii="Times New Roman" w:hAnsi="Times New Roman"/>
+          <w:szCs w:val="24"/>
+          <w:lang w:val="fr-FR"/>
+        </w:rPr>
+        <w:t>pháp</w:t>
+      </w:r>
+      <w:proofErr w:type="spellEnd"/>
+      <w:r>
+        <w:rPr>
+          <w:rFonts w:ascii="Times New Roman" w:hAnsi="Times New Roman"/>
+          <w:szCs w:val="24"/>
+          <w:lang w:val="fr-FR"/>
+        </w:rPr>
+        <w:t xml:space="preserve"> </w:t>
+      </w:r>
+      <w:proofErr w:type="spellStart"/>
+      <w:r>
+        <w:rPr>
+          <w:rFonts w:ascii="Times New Roman" w:hAnsi="Times New Roman"/>
+          <w:szCs w:val="24"/>
+          <w:lang w:val="fr-FR"/>
+        </w:rPr>
+        <w:t>luật</w:t>
+      </w:r>
+      <w:proofErr w:type="spellEnd"/>
+      <w:r>
+        <w:rPr>
+          <w:rFonts w:ascii="Times New Roman" w:hAnsi="Times New Roman"/>
+          <w:szCs w:val="24"/>
+          <w:lang w:val="fr-FR"/>
+        </w:rPr>
+        <w:t>.</w:t>
       </w:r>
     </w:p>
     <w:p>
@@ -4097,7 +6281,359 @@
           <w:szCs w:val="24"/>
           <w:lang w:val="fr-FR"/>
         </w:rPr>
-        <w:t>- Nghỉ Lễ, Tết, việc riêng có hưởng lương: Theo quy định của pháp luật và nội quy của công ty.</w:t>
+        <w:t xml:space="preserve">- </w:t>
+      </w:r>
+      <w:proofErr w:type="spellStart"/>
+      <w:r>
+        <w:rPr>
+          <w:rFonts w:ascii="Times New Roman" w:hAnsi="Times New Roman"/>
+          <w:szCs w:val="24"/>
+          <w:lang w:val="fr-FR"/>
+        </w:rPr>
+        <w:t>Nghỉ</w:t>
+      </w:r>
+      <w:proofErr w:type="spellEnd"/>
+      <w:r>
+        <w:rPr>
+          <w:rFonts w:ascii="Times New Roman" w:hAnsi="Times New Roman"/>
+          <w:szCs w:val="24"/>
+          <w:lang w:val="fr-FR"/>
+        </w:rPr>
+        <w:t xml:space="preserve"> </w:t>
+      </w:r>
+      <w:proofErr w:type="spellStart"/>
+      <w:r>
+        <w:rPr>
+          <w:rFonts w:ascii="Times New Roman" w:hAnsi="Times New Roman"/>
+          <w:szCs w:val="24"/>
+          <w:lang w:val="fr-FR"/>
+        </w:rPr>
+        <w:t>Lễ</w:t>
+      </w:r>
+      <w:proofErr w:type="spellEnd"/>
+      <w:r>
+        <w:rPr>
+          <w:rFonts w:ascii="Times New Roman" w:hAnsi="Times New Roman"/>
+          <w:szCs w:val="24"/>
+          <w:lang w:val="fr-FR"/>
+        </w:rPr>
+        <w:t xml:space="preserve">, </w:t>
+      </w:r>
+      <w:proofErr w:type="spellStart"/>
+      <w:r>
+        <w:rPr>
+          <w:rFonts w:ascii="Times New Roman" w:hAnsi="Times New Roman"/>
+          <w:szCs w:val="24"/>
+          <w:lang w:val="fr-FR"/>
+        </w:rPr>
+        <w:t>Tết</w:t>
+      </w:r>
+      <w:proofErr w:type="spellEnd"/>
+      <w:r>
+        <w:rPr>
+          <w:rFonts w:ascii="Times New Roman" w:hAnsi="Times New Roman"/>
+          <w:szCs w:val="24"/>
+          <w:lang w:val="fr-FR"/>
+        </w:rPr>
+        <w:t xml:space="preserve">, </w:t>
+      </w:r>
+      <w:proofErr w:type="spellStart"/>
+      <w:r>
+        <w:rPr>
+          <w:rFonts w:ascii="Times New Roman" w:hAnsi="Times New Roman"/>
+          <w:szCs w:val="24"/>
+          <w:lang w:val="fr-FR"/>
+        </w:rPr>
+        <w:t>việc</w:t>
+      </w:r>
+      <w:proofErr w:type="spellEnd"/>
+      <w:r>
+        <w:rPr>
+          <w:rFonts w:ascii="Times New Roman" w:hAnsi="Times New Roman"/>
+          <w:szCs w:val="24"/>
+          <w:lang w:val="fr-FR"/>
+        </w:rPr>
+        <w:t xml:space="preserve"> </w:t>
+      </w:r>
+      <w:proofErr w:type="spellStart"/>
+      <w:r>
+        <w:rPr>
+          <w:rFonts w:ascii="Times New Roman" w:hAnsi="Times New Roman"/>
+          <w:szCs w:val="24"/>
+          <w:lang w:val="fr-FR"/>
+        </w:rPr>
+        <w:t>riêng</w:t>
+      </w:r>
+      <w:proofErr w:type="spellEnd"/>
+      <w:r>
+        <w:rPr>
+          <w:rFonts w:ascii="Times New Roman" w:hAnsi="Times New Roman"/>
+          <w:szCs w:val="24"/>
+          <w:lang w:val="fr-FR"/>
+        </w:rPr>
+        <w:t xml:space="preserve"> </w:t>
+      </w:r>
+      <w:proofErr w:type="spellStart"/>
+      <w:r>
+        <w:rPr>
+          <w:rFonts w:ascii="Times New Roman" w:hAnsi="Times New Roman"/>
+          <w:szCs w:val="24"/>
+          <w:lang w:val="fr-FR"/>
+        </w:rPr>
+        <w:t>có</w:t>
+      </w:r>
+      <w:proofErr w:type="spellEnd"/>
+      <w:r>
+        <w:rPr>
+          <w:rFonts w:ascii="Times New Roman" w:hAnsi="Times New Roman"/>
+          <w:szCs w:val="24"/>
+          <w:lang w:val="fr-FR"/>
+        </w:rPr>
+        <w:t xml:space="preserve"> </w:t>
+      </w:r>
+      <w:proofErr w:type="spellStart"/>
+      <w:r>
+        <w:rPr>
+          <w:rFonts w:ascii="Times New Roman" w:hAnsi="Times New Roman"/>
+          <w:szCs w:val="24"/>
+          <w:lang w:val="fr-FR"/>
+        </w:rPr>
+        <w:t>hưởng</w:t>
+      </w:r>
+      <w:proofErr w:type="spellEnd"/>
+      <w:r>
+        <w:rPr>
+          <w:rFonts w:ascii="Times New Roman" w:hAnsi="Times New Roman"/>
+          <w:szCs w:val="24"/>
+          <w:lang w:val="fr-FR"/>
+        </w:rPr>
+        <w:t xml:space="preserve"> </w:t>
+      </w:r>
+      <w:proofErr w:type="spellStart"/>
+      <w:proofErr w:type="gramStart"/>
+      <w:r>
+        <w:rPr>
+          <w:rFonts w:ascii="Times New Roman" w:hAnsi="Times New Roman"/>
+          <w:szCs w:val="24"/>
+          <w:lang w:val="fr-FR"/>
+        </w:rPr>
+        <w:t>lương</w:t>
+      </w:r>
+      <w:proofErr w:type="spellEnd"/>
+      <w:r>
+        <w:rPr>
+          <w:rFonts w:ascii="Times New Roman" w:hAnsi="Times New Roman"/>
+          <w:szCs w:val="24"/>
+          <w:lang w:val="fr-FR"/>
+        </w:rPr>
+        <w:t>:</w:t>
+      </w:r>
+      <w:proofErr w:type="gramEnd"/>
+      <w:r>
+        <w:rPr>
+          <w:rFonts w:ascii="Times New Roman" w:hAnsi="Times New Roman"/>
+          <w:szCs w:val="24"/>
+          <w:lang w:val="fr-FR"/>
+        </w:rPr>
+        <w:t xml:space="preserve"> Theo </w:t>
+      </w:r>
+      <w:proofErr w:type="spellStart"/>
+      <w:r>
+        <w:rPr>
+          <w:rFonts w:ascii="Times New Roman" w:hAnsi="Times New Roman"/>
+          <w:szCs w:val="24"/>
+          <w:lang w:val="fr-FR"/>
+        </w:rPr>
+        <w:t>quy</w:t>
+      </w:r>
+      <w:proofErr w:type="spellEnd"/>
+      <w:r>
+        <w:rPr>
+          <w:rFonts w:ascii="Times New Roman" w:hAnsi="Times New Roman"/>
+          <w:szCs w:val="24"/>
+          <w:lang w:val="fr-FR"/>
+        </w:rPr>
+        <w:t xml:space="preserve"> </w:t>
+      </w:r>
+      <w:proofErr w:type="spellStart"/>
+      <w:r>
+        <w:rPr>
+          <w:rFonts w:ascii="Times New Roman" w:hAnsi="Times New Roman"/>
+          <w:szCs w:val="24"/>
+          <w:lang w:val="fr-FR"/>
+        </w:rPr>
+        <w:t>định</w:t>
+      </w:r>
+      <w:proofErr w:type="spellEnd"/>
+      <w:r>
+        <w:rPr>
+          <w:rFonts w:ascii="Times New Roman" w:hAnsi="Times New Roman"/>
+          <w:szCs w:val="24"/>
+          <w:lang w:val="fr-FR"/>
+        </w:rPr>
+        <w:t xml:space="preserve"> </w:t>
+      </w:r>
+      <w:proofErr w:type="spellStart"/>
+      <w:r>
+        <w:rPr>
+          <w:rFonts w:ascii="Times New Roman" w:hAnsi="Times New Roman"/>
+          <w:szCs w:val="24"/>
+          <w:lang w:val="fr-FR"/>
+        </w:rPr>
+        <w:t>của</w:t>
+      </w:r>
+      <w:proofErr w:type="spellEnd"/>
+      <w:r>
+        <w:rPr>
+          <w:rFonts w:ascii="Times New Roman" w:hAnsi="Times New Roman"/>
+          <w:szCs w:val="24"/>
+          <w:lang w:val="fr-FR"/>
+        </w:rPr>
+        <w:t xml:space="preserve"> </w:t>
+      </w:r>
+      <w:proofErr w:type="spellStart"/>
+      <w:r>
+        <w:rPr>
+          <w:rFonts w:ascii="Times New Roman" w:hAnsi="Times New Roman"/>
+          <w:szCs w:val="24"/>
+          <w:lang w:val="fr-FR"/>
+        </w:rPr>
+        <w:t>pháp</w:t>
+      </w:r>
+      <w:proofErr w:type="spellEnd"/>
+      <w:r>
+        <w:rPr>
+          <w:rFonts w:ascii="Times New Roman" w:hAnsi="Times New Roman"/>
+          <w:szCs w:val="24"/>
+          <w:lang w:val="fr-FR"/>
+        </w:rPr>
+        <w:t xml:space="preserve"> </w:t>
+      </w:r>
+      <w:proofErr w:type="spellStart"/>
+      <w:r>
+        <w:rPr>
+          <w:rFonts w:ascii="Times New Roman" w:hAnsi="Times New Roman"/>
+          <w:szCs w:val="24"/>
+          <w:lang w:val="fr-FR"/>
+        </w:rPr>
+        <w:t>luật</w:t>
+      </w:r>
+      <w:proofErr w:type="spellEnd"/>
+      <w:r>
+        <w:rPr>
+          <w:rFonts w:ascii="Times New Roman" w:hAnsi="Times New Roman"/>
+          <w:szCs w:val="24"/>
+          <w:lang w:val="fr-FR"/>
+        </w:rPr>
+        <w:t xml:space="preserve"> </w:t>
+      </w:r>
+      <w:proofErr w:type="spellStart"/>
+      <w:r>
+        <w:rPr>
+          <w:rFonts w:ascii="Times New Roman" w:hAnsi="Times New Roman"/>
+          <w:szCs w:val="24"/>
+          <w:lang w:val="fr-FR"/>
+        </w:rPr>
+        <w:t>và</w:t>
+      </w:r>
+      <w:proofErr w:type="spellEnd"/>
+      <w:r>
+        <w:rPr>
+          <w:rFonts w:ascii="Times New Roman" w:hAnsi="Times New Roman"/>
+          <w:szCs w:val="24"/>
+          <w:lang w:val="fr-FR"/>
+        </w:rPr>
+        <w:t xml:space="preserve"> </w:t>
+      </w:r>
+      <w:proofErr w:type="spellStart"/>
+      <w:r>
+        <w:rPr>
+          <w:rFonts w:ascii="Times New Roman" w:hAnsi="Times New Roman"/>
+          <w:szCs w:val="24"/>
+          <w:lang w:val="fr-FR"/>
+        </w:rPr>
+        <w:t>nội</w:t>
+      </w:r>
+      <w:proofErr w:type="spellEnd"/>
+      <w:r>
+        <w:rPr>
+          <w:rFonts w:ascii="Times New Roman" w:hAnsi="Times New Roman"/>
+          <w:szCs w:val="24"/>
+          <w:lang w:val="fr-FR"/>
+        </w:rPr>
+        <w:t xml:space="preserve"> </w:t>
+      </w:r>
+      <w:proofErr w:type="spellStart"/>
+      <w:r>
+        <w:rPr>
+          <w:rFonts w:ascii="Times New Roman" w:hAnsi="Times New Roman"/>
+          <w:szCs w:val="24"/>
+          <w:lang w:val="fr-FR"/>
+        </w:rPr>
+        <w:t>quy</w:t>
+      </w:r>
+      <w:proofErr w:type="spellEnd"/>
+      <w:r>
+        <w:rPr>
+          <w:rFonts w:ascii="Times New Roman" w:hAnsi="Times New Roman"/>
+          <w:szCs w:val="24"/>
+          <w:lang w:val="fr-FR"/>
+        </w:rPr>
+        <w:t xml:space="preserve"> </w:t>
+      </w:r>
+      <w:proofErr w:type="spellStart"/>
+      <w:r>
+        <w:rPr>
+          <w:rFonts w:ascii="Times New Roman" w:hAnsi="Times New Roman"/>
+          <w:szCs w:val="24"/>
+          <w:lang w:val="fr-FR"/>
+        </w:rPr>
+        <w:t>của</w:t>
+      </w:r>
+      <w:proofErr w:type="spellEnd"/>
+      <w:r>
+        <w:rPr>
+          <w:rFonts w:ascii="Times New Roman" w:hAnsi="Times New Roman"/>
+          <w:szCs w:val="24"/>
+          <w:lang w:val="fr-FR"/>
+        </w:rPr>
+        <w:t xml:space="preserve"> </w:t>
+      </w:r>
+      <w:proofErr w:type="spellStart"/>
+      <w:r>
+        <w:rPr>
+          <w:rFonts w:ascii="Times New Roman" w:hAnsi="Times New Roman"/>
+          <w:szCs w:val="24"/>
+          <w:lang w:val="fr-FR"/>
+        </w:rPr>
+        <w:t>công</w:t>
+      </w:r>
+      <w:proofErr w:type="spellEnd"/>
+      <w:r>
+        <w:rPr>
+          <w:rFonts w:ascii="Times New Roman" w:hAnsi="Times New Roman"/>
+          <w:szCs w:val="24"/>
+          <w:lang w:val="fr-FR"/>
+        </w:rPr>
+        <w:t xml:space="preserve"> </w:t>
+      </w:r>
+      <w:proofErr w:type="spellStart"/>
+      <w:r>
+        <w:rPr>
+          <w:rFonts w:ascii="Times New Roman" w:hAnsi="Times New Roman"/>
+          <w:szCs w:val="24"/>
+          <w:lang w:val="fr-FR"/>
+        </w:rPr>
+        <w:t>ty</w:t>
+      </w:r>
+      <w:proofErr w:type="spellEnd"/>
+      <w:r>
+        <w:rPr>
+          <w:rFonts w:ascii="Times New Roman" w:hAnsi="Times New Roman"/>
+          <w:szCs w:val="24"/>
+          <w:lang w:val="fr-FR"/>
+        </w:rPr>
+        <w:t>.</w:t>
       </w:r>
     </w:p>
     <w:p>
@@ -4121,8 +6657,21 @@
           <w:u w:val="single"/>
           <w:lang w:val="fr-FR"/>
         </w:rPr>
-        <w:t>ĐIỀU 3:</w:t>
-      </w:r>
+        <w:t xml:space="preserve">ĐIỀU </w:t>
+      </w:r>
+      <w:proofErr w:type="gramStart"/>
+      <w:r>
+        <w:rPr>
+          <w:rFonts w:ascii="Times New Roman" w:hAnsi="Times New Roman"/>
+          <w:b/>
+          <w:bCs/>
+          <w:szCs w:val="24"/>
+          <w:u w:val="single"/>
+          <w:lang w:val="fr-FR"/>
+        </w:rPr>
+        <w:t>3:</w:t>
+      </w:r>
+      <w:proofErr w:type="gramEnd"/>
       <w:r>
         <w:rPr>
           <w:rFonts w:ascii="Times New Roman" w:hAnsi="Times New Roman"/>
@@ -5201,7 +7750,6 @@
           <w:szCs w:val="24"/>
           <w:lang w:val="nl-NL"/>
         </w:rPr>
-        <w:lastRenderedPageBreak/>
         <w:t xml:space="preserve">  - Người lao động được cấp phát trang thiết bị bảo hộ lao động theo chính sách cấp phát bảo hộ lao động của công ty.</w:t>
       </w:r>
       <w:r>
@@ -5239,6 +7787,7 @@
           <w:szCs w:val="24"/>
           <w:lang w:val="nl-NL"/>
         </w:rPr>
+        <w:lastRenderedPageBreak/>
         <w:t xml:space="preserve">3.7. </w:t>
       </w:r>
       <w:r>
@@ -6207,7 +8756,6 @@
           <w:szCs w:val="24"/>
           <w:lang w:val="nl-NL"/>
         </w:rPr>
-        <w:lastRenderedPageBreak/>
         <w:t>- Có quyền tạm hoãn, chấm dứt hợp đồng lao động, kỷ luật người lao động theo quy định của pháp luật, thỏa ước lao động tập thể và nội quy Công ty.</w:t>
       </w:r>
     </w:p>
@@ -6226,6 +8774,7 @@
           <w:szCs w:val="24"/>
           <w:lang w:val="nl-NL"/>
         </w:rPr>
+        <w:lastRenderedPageBreak/>
         <w:t>- Thực hiện các quy định của pháp luật về lao động, pháp luật về bảo hiểm xã hội và pháp luật về bảo hiểm y tế.</w:t>
       </w:r>
     </w:p>
@@ -7837,12 +10386,37 @@
                 <w:szCs w:val="24"/>
               </w:rPr>
             </w:pPr>
-            <w:r>
-              <w:rPr>
-                <w:rFonts w:ascii="Times New Roman" w:hAnsi="Times New Roman"/>
-                <w:szCs w:val="24"/>
-              </w:rPr>
-              <w:t xml:space="preserve">Vị trí: </w:t>
+            <w:proofErr w:type="spellStart"/>
+            <w:r>
+              <w:rPr>
+                <w:rFonts w:ascii="Times New Roman" w:hAnsi="Times New Roman"/>
+                <w:szCs w:val="24"/>
+              </w:rPr>
+              <w:t>Vị</w:t>
+            </w:r>
+            <w:proofErr w:type="spellEnd"/>
+            <w:r>
+              <w:rPr>
+                <w:rFonts w:ascii="Times New Roman" w:hAnsi="Times New Roman"/>
+                <w:szCs w:val="24"/>
+              </w:rPr>
+              <w:t xml:space="preserve"> </w:t>
+            </w:r>
+            <w:proofErr w:type="spellStart"/>
+            <w:r>
+              <w:rPr>
+                <w:rFonts w:ascii="Times New Roman" w:hAnsi="Times New Roman"/>
+                <w:szCs w:val="24"/>
+              </w:rPr>
+              <w:t>trí</w:t>
+            </w:r>
+            <w:proofErr w:type="spellEnd"/>
+            <w:r>
+              <w:rPr>
+                <w:rFonts w:ascii="Times New Roman" w:hAnsi="Times New Roman"/>
+                <w:szCs w:val="24"/>
+              </w:rPr>
+              <w:t xml:space="preserve">: </w:t>
             </w:r>
             <w:r>
               <w:rPr>
@@ -7884,10 +10458,11 @@
     <w:p/>
     <w:p/>
     <w:p/>
-    <w:p/>
-    <w:p/>
-    <w:p/>
-    <w:p/>
+    <w:p>
+      <w:pPr>
+        <w:ind w:left="0" w:firstLine="0"/>
+      </w:pPr>
+    </w:p>
     <w:sectPr>
       <w:footerReference w:type="even" r:id="rId10"/>
       <w:footerReference w:type="default" r:id="rId11"/>
@@ -8905,6 +11480,9 @@
   <wne:recipientData>
     <wne:active wne:val="1"/>
     <wne:hash wne:val="1707048493"/>
+  </wne:recipientData>
+  <wne:recipientData>
+    <wne:active wne:val="1"/>
   </wne:recipientData>
   <wne:recipientData>
     <wne:active wne:val="1"/>

--- a/static/uploads/mau/hopdong/nt1/o1_o2/hdvth.docx
+++ b/static/uploads/mau/hopdong/nt1/o1_o2/hdvth.docx
@@ -154,18 +154,8 @@
                 <w:b/>
                 <w:szCs w:val="24"/>
               </w:rPr>
-              <w:t xml:space="preserve"> </w:t>
-            </w:r>
-            <w:proofErr w:type="spellStart"/>
-            <w:r>
-              <w:rPr>
-                <w:rFonts w:ascii="Times New Roman" w:hAnsi="Times New Roman"/>
-                <w:b/>
-                <w:szCs w:val="24"/>
-              </w:rPr>
-              <w:t>phúc</w:t>
-            </w:r>
-            <w:proofErr w:type="spellEnd"/>
+              <w:t xml:space="preserve"> phúc</w:t>
+            </w:r>
           </w:p>
         </w:tc>
       </w:tr>
@@ -351,26 +341,27 @@
                 <w:rFonts w:ascii="Times New Roman" w:hAnsi="Times New Roman"/>
                 <w:i/>
                 <w:szCs w:val="24"/>
-              </w:rPr>
-              <w:t>{{</w:t>
-            </w:r>
-            <w:proofErr w:type="spellStart"/>
+                <w:lang w:val="vi-VN"/>
+              </w:rPr>
+              <w:t>{{ngaylamhopdong}}</w:t>
+            </w:r>
             <w:r>
               <w:rPr>
                 <w:rFonts w:ascii="Times New Roman" w:hAnsi="Times New Roman"/>
                 <w:i/>
                 <w:szCs w:val="24"/>
-              </w:rPr>
-              <w:t>ngaylamhopdong</w:t>
-            </w:r>
-            <w:proofErr w:type="spellEnd"/>
+                <w:lang w:val="vi-VN"/>
+              </w:rPr>
+              <w:t xml:space="preserve"> </w:t>
+            </w:r>
             <w:r>
               <w:rPr>
                 <w:rFonts w:ascii="Times New Roman" w:hAnsi="Times New Roman"/>
                 <w:i/>
                 <w:szCs w:val="24"/>
-              </w:rPr>
-              <w:t>}}</w:t>
+                <w:lang w:val="vi-VN"/>
+              </w:rPr>
+              <w:t xml:space="preserve">tháng </w:t>
             </w:r>
             <w:r>
               <w:rPr>
@@ -379,7 +370,7 @@
                 <w:szCs w:val="24"/>
                 <w:lang w:val="vi-VN"/>
               </w:rPr>
-              <w:t xml:space="preserve"> </w:t>
+              <w:t>{{thanglamhopdong}}</w:t>
             </w:r>
             <w:r>
               <w:rPr>
@@ -388,68 +379,16 @@
                 <w:szCs w:val="24"/>
                 <w:lang w:val="vi-VN"/>
               </w:rPr>
-              <w:t xml:space="preserve">tháng </w:t>
+              <w:t xml:space="preserve"> năm </w:t>
             </w:r>
             <w:r>
               <w:rPr>
                 <w:rFonts w:ascii="Times New Roman" w:hAnsi="Times New Roman"/>
                 <w:i/>
                 <w:szCs w:val="24"/>
-              </w:rPr>
-              <w:t>{{</w:t>
-            </w:r>
-            <w:proofErr w:type="spellStart"/>
-            <w:r>
-              <w:rPr>
-                <w:rFonts w:ascii="Times New Roman" w:hAnsi="Times New Roman"/>
-                <w:i/>
-                <w:szCs w:val="24"/>
-              </w:rPr>
-              <w:t>thanglamhopdong</w:t>
-            </w:r>
-            <w:proofErr w:type="spellEnd"/>
-            <w:r>
-              <w:rPr>
-                <w:rFonts w:ascii="Times New Roman" w:hAnsi="Times New Roman"/>
-                <w:i/>
-                <w:szCs w:val="24"/>
-              </w:rPr>
-              <w:t>}}</w:t>
-            </w:r>
-            <w:r>
-              <w:rPr>
-                <w:rFonts w:ascii="Times New Roman" w:hAnsi="Times New Roman"/>
-                <w:i/>
-                <w:szCs w:val="24"/>
                 <w:lang w:val="vi-VN"/>
               </w:rPr>
-              <w:t xml:space="preserve"> năm </w:t>
-            </w:r>
-            <w:r>
-              <w:rPr>
-                <w:rFonts w:ascii="Times New Roman" w:hAnsi="Times New Roman"/>
-                <w:i/>
-                <w:szCs w:val="24"/>
-              </w:rPr>
-              <w:t>{{</w:t>
-            </w:r>
-            <w:proofErr w:type="spellStart"/>
-            <w:r>
-              <w:rPr>
-                <w:rFonts w:ascii="Times New Roman" w:hAnsi="Times New Roman"/>
-                <w:i/>
-                <w:szCs w:val="24"/>
-              </w:rPr>
-              <w:t>namlamhopdong</w:t>
-            </w:r>
-            <w:proofErr w:type="spellEnd"/>
-            <w:r>
-              <w:rPr>
-                <w:rFonts w:ascii="Times New Roman" w:hAnsi="Times New Roman"/>
-                <w:i/>
-                <w:szCs w:val="24"/>
-              </w:rPr>
-              <w:t>}}</w:t>
+              <w:t>{{namlamhopdong}}</w:t>
             </w:r>
           </w:p>
         </w:tc>
@@ -644,17 +583,7 @@
           <w:sz w:val="20"/>
           <w:szCs w:val="24"/>
         </w:rPr>
-        <w:t>-CP, TT 10/2020/TT-</w:t>
-      </w:r>
-      <w:proofErr w:type="gramStart"/>
-      <w:r>
-        <w:rPr>
-          <w:rFonts w:ascii="Times New Roman" w:hAnsi="Times New Roman"/>
-          <w:b w:val="0"/>
-          <w:sz w:val="20"/>
-          <w:szCs w:val="24"/>
-        </w:rPr>
-        <w:t>BL</w:t>
+        <w:t>-CP, TT 10/2020/TT-BL</w:t>
       </w:r>
       <w:r>
         <w:rPr>
@@ -674,7 +603,6 @@
         </w:rPr>
         <w:t>TBXH )</w:t>
       </w:r>
-      <w:proofErr w:type="gramEnd"/>
     </w:p>
     <w:p>
       <w:pPr>
@@ -3683,105 +3611,54 @@
                 <w:rFonts w:ascii="Times New Roman" w:hAnsi="Times New Roman"/>
                 <w:i/>
                 <w:szCs w:val="24"/>
-              </w:rPr>
-              <w:t>{{</w:t>
-            </w:r>
-            <w:proofErr w:type="spellStart"/>
+                <w:lang w:val="fr-FR"/>
+              </w:rPr>
+              <w:t>{{ngaylamhopdong}}</w:t>
+            </w:r>
             <w:r>
               <w:rPr>
                 <w:rFonts w:ascii="Times New Roman" w:hAnsi="Times New Roman"/>
                 <w:i/>
                 <w:szCs w:val="24"/>
-              </w:rPr>
-              <w:t>ngaylamhopdong</w:t>
-            </w:r>
-            <w:proofErr w:type="spellEnd"/>
+                <w:lang w:val="vi-VN"/>
+              </w:rPr>
+              <w:t xml:space="preserve"> </w:t>
+            </w:r>
             <w:r>
               <w:rPr>
                 <w:rFonts w:ascii="Times New Roman" w:hAnsi="Times New Roman"/>
                 <w:i/>
                 <w:szCs w:val="24"/>
-              </w:rPr>
-              <w:t>}}</w:t>
+                <w:lang w:val="vi-VN"/>
+              </w:rPr>
+              <w:t xml:space="preserve">tháng </w:t>
             </w:r>
             <w:r>
               <w:rPr>
                 <w:rFonts w:ascii="Times New Roman" w:hAnsi="Times New Roman"/>
                 <w:i/>
                 <w:szCs w:val="24"/>
+                <w:lang w:val="fr-FR"/>
+              </w:rPr>
+              <w:t>{{thanglamhopdong}}</w:t>
+            </w:r>
+            <w:r>
+              <w:rPr>
+                <w:rFonts w:ascii="Times New Roman" w:hAnsi="Times New Roman"/>
+                <w:i/>
+                <w:szCs w:val="24"/>
                 <w:lang w:val="vi-VN"/>
               </w:rPr>
-              <w:t xml:space="preserve"> </w:t>
+              <w:t xml:space="preserve"> năm </w:t>
             </w:r>
             <w:r>
               <w:rPr>
                 <w:rFonts w:ascii="Times New Roman" w:hAnsi="Times New Roman"/>
                 <w:i/>
                 <w:szCs w:val="24"/>
-                <w:lang w:val="vi-VN"/>
-              </w:rPr>
-              <w:t xml:space="preserve">tháng </w:t>
-            </w:r>
-            <w:r>
-              <w:rPr>
-                <w:rFonts w:ascii="Times New Roman" w:hAnsi="Times New Roman"/>
-                <w:i/>
-                <w:szCs w:val="24"/>
-              </w:rPr>
-              <w:t>{{</w:t>
-            </w:r>
-            <w:proofErr w:type="spellStart"/>
-            <w:r>
-              <w:rPr>
-                <w:rFonts w:ascii="Times New Roman" w:hAnsi="Times New Roman"/>
-                <w:i/>
-                <w:szCs w:val="24"/>
-              </w:rPr>
-              <w:t>thanglamhopdong</w:t>
-            </w:r>
-            <w:proofErr w:type="spellEnd"/>
-            <w:r>
-              <w:rPr>
-                <w:rFonts w:ascii="Times New Roman" w:hAnsi="Times New Roman"/>
-                <w:i/>
-                <w:szCs w:val="24"/>
-              </w:rPr>
-              <w:t>}}</w:t>
-            </w:r>
-            <w:r>
-              <w:rPr>
-                <w:rFonts w:ascii="Times New Roman" w:hAnsi="Times New Roman"/>
-                <w:i/>
-                <w:szCs w:val="24"/>
-                <w:lang w:val="vi-VN"/>
-              </w:rPr>
-              <w:t xml:space="preserve"> năm </w:t>
-            </w:r>
-            <w:r>
-              <w:rPr>
-                <w:rFonts w:ascii="Times New Roman" w:hAnsi="Times New Roman"/>
-                <w:i/>
-                <w:szCs w:val="24"/>
-              </w:rPr>
-              <w:t>{{</w:t>
-            </w:r>
-            <w:proofErr w:type="spellStart"/>
-            <w:r>
-              <w:rPr>
-                <w:rFonts w:ascii="Times New Roman" w:hAnsi="Times New Roman"/>
-                <w:i/>
-                <w:szCs w:val="24"/>
-              </w:rPr>
-              <w:t>namlamhopdong</w:t>
-            </w:r>
-            <w:proofErr w:type="spellEnd"/>
-            <w:r>
-              <w:rPr>
-                <w:rFonts w:ascii="Times New Roman" w:hAnsi="Times New Roman"/>
-                <w:i/>
-                <w:szCs w:val="24"/>
-              </w:rPr>
-              <w:t>}}</w:t>
+                <w:lang w:val="fr-FR"/>
+              </w:rPr>
+              <w:t>{{namlamhopdong}}</w:t>
             </w:r>
           </w:p>
         </w:tc>
@@ -4134,7 +4011,6 @@
               <w:t xml:space="preserve"> Nam </w:t>
             </w:r>
             <w:proofErr w:type="spellStart"/>
-            <w:proofErr w:type="gramStart"/>
             <w:r>
               <w:rPr>
                 <w:rFonts w:ascii="Times New Roman" w:hAnsi="Times New Roman"/>
@@ -4152,7 +4028,6 @@
               </w:rPr>
               <w:t>:</w:t>
             </w:r>
-            <w:proofErr w:type="gramEnd"/>
             <w:r>
               <w:rPr>
                 <w:rFonts w:ascii="Times New Roman" w:hAnsi="Times New Roman"/>
@@ -5635,21 +5510,8 @@
           <w:u w:val="single"/>
           <w:lang w:val="fr-FR"/>
         </w:rPr>
-        <w:t xml:space="preserve">ĐIỀU </w:t>
-      </w:r>
-      <w:proofErr w:type="gramStart"/>
-      <w:r>
-        <w:rPr>
-          <w:rFonts w:ascii="Times New Roman" w:hAnsi="Times New Roman"/>
-          <w:b/>
-          <w:bCs/>
-          <w:szCs w:val="24"/>
-          <w:u w:val="single"/>
-          <w:lang w:val="fr-FR"/>
-        </w:rPr>
-        <w:t>2:</w:t>
-      </w:r>
-      <w:proofErr w:type="gramEnd"/>
+        <w:t>ĐIỀU 2:</w:t>
+      </w:r>
       <w:r>
         <w:rPr>
           <w:rFonts w:ascii="Times New Roman" w:hAnsi="Times New Roman"/>
@@ -5944,7 +5806,6 @@
         <w:t xml:space="preserve"> </w:t>
       </w:r>
       <w:proofErr w:type="spellStart"/>
-      <w:proofErr w:type="gramStart"/>
       <w:r>
         <w:rPr>
           <w:rFonts w:ascii="Times New Roman" w:hAnsi="Times New Roman"/>
@@ -5960,16 +5821,7 @@
           <w:szCs w:val="24"/>
           <w:lang w:val="fr-FR"/>
         </w:rPr>
-        <w:t>:</w:t>
-      </w:r>
-      <w:proofErr w:type="gramEnd"/>
-      <w:r>
-        <w:rPr>
-          <w:rFonts w:ascii="Times New Roman" w:hAnsi="Times New Roman"/>
-          <w:szCs w:val="24"/>
-          <w:lang w:val="fr-FR"/>
-        </w:rPr>
-        <w:t xml:space="preserve"> Theo </w:t>
+        <w:t xml:space="preserve">: Theo </w:t>
       </w:r>
       <w:proofErr w:type="spellStart"/>
       <w:r>
@@ -6410,7 +6262,6 @@
         <w:t xml:space="preserve"> </w:t>
       </w:r>
       <w:proofErr w:type="spellStart"/>
-      <w:proofErr w:type="gramStart"/>
       <w:r>
         <w:rPr>
           <w:rFonts w:ascii="Times New Roman" w:hAnsi="Times New Roman"/>
@@ -6426,16 +6277,7 @@
           <w:szCs w:val="24"/>
           <w:lang w:val="fr-FR"/>
         </w:rPr>
-        <w:t>:</w:t>
-      </w:r>
-      <w:proofErr w:type="gramEnd"/>
-      <w:r>
-        <w:rPr>
-          <w:rFonts w:ascii="Times New Roman" w:hAnsi="Times New Roman"/>
-          <w:szCs w:val="24"/>
-          <w:lang w:val="fr-FR"/>
-        </w:rPr>
-        <w:t xml:space="preserve"> Theo </w:t>
+        <w:t xml:space="preserve">: Theo </w:t>
       </w:r>
       <w:proofErr w:type="spellStart"/>
       <w:r>
@@ -6657,21 +6499,8 @@
           <w:u w:val="single"/>
           <w:lang w:val="fr-FR"/>
         </w:rPr>
-        <w:t xml:space="preserve">ĐIỀU </w:t>
-      </w:r>
-      <w:proofErr w:type="gramStart"/>
-      <w:r>
-        <w:rPr>
-          <w:rFonts w:ascii="Times New Roman" w:hAnsi="Times New Roman"/>
-          <w:b/>
-          <w:bCs/>
-          <w:szCs w:val="24"/>
-          <w:u w:val="single"/>
-          <w:lang w:val="fr-FR"/>
-        </w:rPr>
-        <w:t>3:</w:t>
-      </w:r>
-      <w:proofErr w:type="gramEnd"/>
+        <w:t>ĐIỀU 3:</w:t>
+      </w:r>
       <w:r>
         <w:rPr>
           <w:rFonts w:ascii="Times New Roman" w:hAnsi="Times New Roman"/>
@@ -10384,39 +10213,16 @@
               <w:rPr>
                 <w:rFonts w:ascii="Times New Roman" w:hAnsi="Times New Roman"/>
                 <w:szCs w:val="24"/>
+                <w:lang w:val="nl-NL"/>
               </w:rPr>
             </w:pPr>
-            <w:proofErr w:type="spellStart"/>
-            <w:r>
-              <w:rPr>
-                <w:rFonts w:ascii="Times New Roman" w:hAnsi="Times New Roman"/>
-                <w:szCs w:val="24"/>
-              </w:rPr>
-              <w:t>Vị</w:t>
-            </w:r>
-            <w:proofErr w:type="spellEnd"/>
-            <w:r>
-              <w:rPr>
-                <w:rFonts w:ascii="Times New Roman" w:hAnsi="Times New Roman"/>
-                <w:szCs w:val="24"/>
-              </w:rPr>
-              <w:t xml:space="preserve"> </w:t>
-            </w:r>
-            <w:proofErr w:type="spellStart"/>
-            <w:r>
-              <w:rPr>
-                <w:rFonts w:ascii="Times New Roman" w:hAnsi="Times New Roman"/>
-                <w:szCs w:val="24"/>
-              </w:rPr>
-              <w:t>trí</w:t>
-            </w:r>
-            <w:proofErr w:type="spellEnd"/>
-            <w:r>
-              <w:rPr>
-                <w:rFonts w:ascii="Times New Roman" w:hAnsi="Times New Roman"/>
-                <w:szCs w:val="24"/>
-              </w:rPr>
-              <w:t xml:space="preserve">: </w:t>
+            <w:r>
+              <w:rPr>
+                <w:rFonts w:ascii="Times New Roman" w:hAnsi="Times New Roman"/>
+                <w:szCs w:val="24"/>
+                <w:lang w:val="nl-NL"/>
+              </w:rPr>
+              <w:t xml:space="preserve">Vị trí: </w:t>
             </w:r>
             <w:r>
               <w:rPr>
@@ -10432,15 +10238,10 @@
     </w:tbl>
     <w:p>
       <w:pPr>
-        <w:ind w:left="900" w:hanging="540"/>
-        <w:rPr>
-          <w:rFonts w:ascii="Times New Roman" w:hAnsi="Times New Roman"/>
-          <w:szCs w:val="24"/>
-        </w:rPr>
-      </w:pPr>
-    </w:p>
-    <w:p>
-      <w:pPr>
+        <w:ind w:left="0" w:firstLine="0"/>
+        <w:rPr>
+          <w:lang w:val="nl-NL"/>
+        </w:rPr>
         <w:sectPr>
           <w:footerReference w:type="even" r:id="rId8"/>
           <w:footerReference w:type="default" r:id="rId9"/>
@@ -10452,15 +10253,12 @@
         </w:sectPr>
       </w:pPr>
     </w:p>
-    <w:p/>
-    <w:p/>
-    <w:p/>
-    <w:p/>
-    <w:p/>
-    <w:p/>
     <w:p>
       <w:pPr>
         <w:ind w:left="0" w:firstLine="0"/>
+        <w:rPr>
+          <w:lang w:val="nl-NL"/>
+        </w:rPr>
       </w:pPr>
     </w:p>
     <w:sectPr>
@@ -11480,6 +11278,9 @@
   <wne:recipientData>
     <wne:active wne:val="1"/>
     <wne:hash wne:val="1707048493"/>
+  </wne:recipientData>
+  <wne:recipientData>
+    <wne:active wne:val="1"/>
   </wne:recipientData>
   <wne:recipientData>
     <wne:active wne:val="1"/>

--- a/static/uploads/mau/hopdong/nt1/o1_o2/hdvth.docx
+++ b/static/uploads/mau/hopdong/nt1/o1_o2/hdvth.docx
@@ -154,8 +154,18 @@
                 <w:b/>
                 <w:szCs w:val="24"/>
               </w:rPr>
-              <w:t xml:space="preserve"> phúc</w:t>
-            </w:r>
+              <w:t xml:space="preserve"> </w:t>
+            </w:r>
+            <w:proofErr w:type="spellStart"/>
+            <w:r>
+              <w:rPr>
+                <w:rFonts w:ascii="Times New Roman" w:hAnsi="Times New Roman"/>
+                <w:b/>
+                <w:szCs w:val="24"/>
+              </w:rPr>
+              <w:t>phúc</w:t>
+            </w:r>
+            <w:proofErr w:type="spellEnd"/>
           </w:p>
         </w:tc>
       </w:tr>
@@ -2958,16 +2968,7 @@
                 <w:szCs w:val="24"/>
                 <w:lang w:val="nl-NL"/>
               </w:rPr>
-              <w:t xml:space="preserve">{{cccd}} </w:t>
-            </w:r>
-            <w:r>
-              <w:rPr>
-                <w:rFonts w:ascii="Times New Roman" w:hAnsi="Times New Roman"/>
-                <w:color w:val="000000"/>
-                <w:szCs w:val="24"/>
-                <w:lang w:val="nl-NL"/>
-              </w:rPr>
-              <w:t xml:space="preserve"> Ngày cấp: </w:t>
+              <w:t>{{cccd}}</w:t>
             </w:r>
             <w:r>
               <w:rPr>
@@ -2977,16 +2978,16 @@
                 <w:szCs w:val="24"/>
                 <w:lang w:val="nl-NL"/>
               </w:rPr>
-              <w:t xml:space="preserve">{{ngaycapcc}} </w:t>
-            </w:r>
-            <w:r>
-              <w:rPr>
-                <w:rFonts w:ascii="Times New Roman" w:hAnsi="Times New Roman"/>
-                <w:color w:val="000000"/>
-                <w:szCs w:val="24"/>
-                <w:lang w:val="nl-NL"/>
-              </w:rPr>
-              <w:t xml:space="preserve">Nơi cấp: </w:t>
+              <w:t xml:space="preserve"> </w:t>
+            </w:r>
+            <w:r>
+              <w:rPr>
+                <w:rFonts w:ascii="Times New Roman" w:hAnsi="Times New Roman"/>
+                <w:color w:val="000000"/>
+                <w:szCs w:val="24"/>
+                <w:lang w:val="nl-NL"/>
+              </w:rPr>
+              <w:t xml:space="preserve">Ngày cấp: </w:t>
             </w:r>
             <w:r>
               <w:rPr>
@@ -2996,7 +2997,7 @@
                 <w:szCs w:val="24"/>
                 <w:lang w:val="nl-NL"/>
               </w:rPr>
-              <w:fldChar w:fldCharType="begin"/>
+              <w:t>{{ngaycapcc}}</w:t>
             </w:r>
             <w:r>
               <w:rPr>
@@ -3006,7 +3007,25 @@
                 <w:szCs w:val="24"/>
                 <w:lang w:val="nl-NL"/>
               </w:rPr>
-              <w:instrText xml:space="preserve"> MERGEFIELD "Nơi_cấp" </w:instrText>
+              <w:t xml:space="preserve"> </w:t>
+            </w:r>
+            <w:r>
+              <w:rPr>
+                <w:rFonts w:ascii="Times New Roman" w:hAnsi="Times New Roman"/>
+                <w:color w:val="000000"/>
+                <w:szCs w:val="24"/>
+                <w:lang w:val="nl-NL"/>
+              </w:rPr>
+              <w:t>Nơi cấp:</w:t>
+            </w:r>
+            <w:r>
+              <w:rPr>
+                <w:rFonts w:ascii="Times New Roman" w:hAnsi="Times New Roman"/>
+                <w:color w:val="000000"/>
+                <w:szCs w:val="24"/>
+                <w:lang w:val="nl-NL"/>
+              </w:rPr>
+              <w:t xml:space="preserve"> </w:t>
             </w:r>
             <w:r>
               <w:rPr>
@@ -3016,7 +3035,7 @@
                 <w:szCs w:val="24"/>
                 <w:lang w:val="nl-NL"/>
               </w:rPr>
-              <w:fldChar w:fldCharType="separate"/>
+              <w:t>{{noicap</w:t>
             </w:r>
             <w:r>
               <w:rPr>
@@ -3026,7 +3045,7 @@
                 <w:szCs w:val="24"/>
                 <w:lang w:val="nl-NL"/>
               </w:rPr>
-              <w:t>Cục trưởng cục cảnh sát</w:t>
+              <w:t>cc</w:t>
             </w:r>
             <w:r>
               <w:rPr>
@@ -3036,7 +3055,7 @@
                 <w:szCs w:val="24"/>
                 <w:lang w:val="nl-NL"/>
               </w:rPr>
-              <w:fldChar w:fldCharType="end"/>
+              <w:t>}}</w:t>
             </w:r>
           </w:p>
         </w:tc>
@@ -3613,13 +3632,33 @@
                 <w:szCs w:val="24"/>
                 <w:lang w:val="fr-FR"/>
               </w:rPr>
-              <w:t>{{ngaylamhopdong}}</w:t>
-            </w:r>
+              <w:t>{{</w:t>
+            </w:r>
+            <w:proofErr w:type="spellStart"/>
             <w:r>
               <w:rPr>
                 <w:rFonts w:ascii="Times New Roman" w:hAnsi="Times New Roman"/>
                 <w:i/>
                 <w:szCs w:val="24"/>
+                <w:lang w:val="fr-FR"/>
+              </w:rPr>
+              <w:t>ngaylamhopdong</w:t>
+            </w:r>
+            <w:proofErr w:type="spellEnd"/>
+            <w:r>
+              <w:rPr>
+                <w:rFonts w:ascii="Times New Roman" w:hAnsi="Times New Roman"/>
+                <w:i/>
+                <w:szCs w:val="24"/>
+                <w:lang w:val="fr-FR"/>
+              </w:rPr>
+              <w:t>}}</w:t>
+            </w:r>
+            <w:r>
+              <w:rPr>
+                <w:rFonts w:ascii="Times New Roman" w:hAnsi="Times New Roman"/>
+                <w:i/>
+                <w:szCs w:val="24"/>
                 <w:lang w:val="vi-VN"/>
               </w:rPr>
               <w:t xml:space="preserve"> </w:t>
@@ -3640,13 +3679,33 @@
                 <w:szCs w:val="24"/>
                 <w:lang w:val="fr-FR"/>
               </w:rPr>
-              <w:t>{{thanglamhopdong}}</w:t>
-            </w:r>
+              <w:t>{{</w:t>
+            </w:r>
+            <w:proofErr w:type="spellStart"/>
             <w:r>
               <w:rPr>
                 <w:rFonts w:ascii="Times New Roman" w:hAnsi="Times New Roman"/>
                 <w:i/>
                 <w:szCs w:val="24"/>
+                <w:lang w:val="fr-FR"/>
+              </w:rPr>
+              <w:t>thanglamhopdong</w:t>
+            </w:r>
+            <w:proofErr w:type="spellEnd"/>
+            <w:r>
+              <w:rPr>
+                <w:rFonts w:ascii="Times New Roman" w:hAnsi="Times New Roman"/>
+                <w:i/>
+                <w:szCs w:val="24"/>
+                <w:lang w:val="fr-FR"/>
+              </w:rPr>
+              <w:t>}}</w:t>
+            </w:r>
+            <w:r>
+              <w:rPr>
+                <w:rFonts w:ascii="Times New Roman" w:hAnsi="Times New Roman"/>
+                <w:i/>
+                <w:szCs w:val="24"/>
                 <w:lang w:val="vi-VN"/>
               </w:rPr>
               <w:t xml:space="preserve"> năm </w:t>
@@ -3658,7 +3717,27 @@
                 <w:szCs w:val="24"/>
                 <w:lang w:val="fr-FR"/>
               </w:rPr>
-              <w:t>{{namlamhopdong}}</w:t>
+              <w:t>{{</w:t>
+            </w:r>
+            <w:proofErr w:type="spellStart"/>
+            <w:r>
+              <w:rPr>
+                <w:rFonts w:ascii="Times New Roman" w:hAnsi="Times New Roman"/>
+                <w:i/>
+                <w:szCs w:val="24"/>
+                <w:lang w:val="fr-FR"/>
+              </w:rPr>
+              <w:t>namlamhopdong</w:t>
+            </w:r>
+            <w:proofErr w:type="spellEnd"/>
+            <w:r>
+              <w:rPr>
+                <w:rFonts w:ascii="Times New Roman" w:hAnsi="Times New Roman"/>
+                <w:i/>
+                <w:szCs w:val="24"/>
+                <w:lang w:val="fr-FR"/>
+              </w:rPr>
+              <w:t>}}</w:t>
             </w:r>
           </w:p>
         </w:tc>
@@ -11278,6 +11357,12 @@
   <wne:recipientData>
     <wne:active wne:val="1"/>
     <wne:hash wne:val="1707048493"/>
+  </wne:recipientData>
+  <wne:recipientData>
+    <wne:active wne:val="1"/>
+  </wne:recipientData>
+  <wne:recipientData>
+    <wne:active wne:val="1"/>
   </wne:recipientData>
   <wne:recipientData>
     <wne:active wne:val="1"/>

--- a/static/uploads/mau/hopdong/nt1/o1_o2/hdvth.docx
+++ b/static/uploads/mau/hopdong/nt1/o1_o2/hdvth.docx
@@ -154,18 +154,8 @@
                 <w:b/>
                 <w:szCs w:val="24"/>
               </w:rPr>
-              <w:t xml:space="preserve"> </w:t>
-            </w:r>
-            <w:proofErr w:type="spellStart"/>
-            <w:r>
-              <w:rPr>
-                <w:rFonts w:ascii="Times New Roman" w:hAnsi="Times New Roman"/>
-                <w:b/>
-                <w:szCs w:val="24"/>
-              </w:rPr>
-              <w:t>phúc</w:t>
-            </w:r>
-            <w:proofErr w:type="spellEnd"/>
+              <w:t xml:space="preserve"> phúc</w:t>
+            </w:r>
           </w:p>
         </w:tc>
       </w:tr>
@@ -593,7 +583,17 @@
           <w:sz w:val="20"/>
           <w:szCs w:val="24"/>
         </w:rPr>
-        <w:t>-CP, TT 10/2020/TT-BL</w:t>
+        <w:t>-CP, TT 10/2020/TT-</w:t>
+      </w:r>
+      <w:proofErr w:type="gramStart"/>
+      <w:r>
+        <w:rPr>
+          <w:rFonts w:ascii="Times New Roman" w:hAnsi="Times New Roman"/>
+          <w:b w:val="0"/>
+          <w:sz w:val="20"/>
+          <w:szCs w:val="24"/>
+        </w:rPr>
+        <w:t>BL</w:t>
       </w:r>
       <w:r>
         <w:rPr>
@@ -613,19 +613,7 @@
         </w:rPr>
         <w:t>TBXH )</w:t>
       </w:r>
-    </w:p>
-    <w:p>
-      <w:pPr>
-        <w:tabs>
-          <w:tab w:val="left" w:pos="6390"/>
-        </w:tabs>
-        <w:ind w:left="270"/>
-        <w:rPr>
-          <w:rFonts w:ascii="Times New Roman" w:hAnsi="Times New Roman"/>
-          <w:i/>
-          <w:szCs w:val="24"/>
-        </w:rPr>
-      </w:pPr>
+      <w:proofErr w:type="gramEnd"/>
     </w:p>
     <w:tbl>
       <w:tblPr>
@@ -973,7 +961,7 @@
       </w:tr>
       <w:tr>
         <w:trPr>
-          <w:trHeight w:val="732"/>
+          <w:trHeight w:val="522"/>
         </w:trPr>
         <w:tc>
           <w:tcPr>
@@ -1204,7 +1192,7 @@
       </w:tr>
       <w:tr>
         <w:trPr>
-          <w:trHeight w:val="600"/>
+          <w:trHeight w:val="450"/>
         </w:trPr>
         <w:tc>
           <w:tcPr>
@@ -1347,7 +1335,7 @@
       </w:tr>
       <w:tr>
         <w:trPr>
-          <w:trHeight w:val="748"/>
+          <w:trHeight w:val="450"/>
         </w:trPr>
         <w:tc>
           <w:tcPr>
@@ -3979,6 +3967,24 @@
                 <w:szCs w:val="24"/>
                 <w:lang w:val="fr-FR"/>
               </w:rPr>
+              <w:t xml:space="preserve"> Công </w:t>
+            </w:r>
+            <w:proofErr w:type="spellStart"/>
+            <w:r>
+              <w:rPr>
+                <w:rFonts w:ascii="Times New Roman" w:hAnsi="Times New Roman"/>
+                <w:szCs w:val="24"/>
+                <w:lang w:val="fr-FR"/>
+              </w:rPr>
+              <w:t>ty</w:t>
+            </w:r>
+            <w:proofErr w:type="spellEnd"/>
+            <w:r>
+              <w:rPr>
+                <w:rFonts w:ascii="Times New Roman" w:hAnsi="Times New Roman"/>
+                <w:szCs w:val="24"/>
+                <w:lang w:val="fr-FR"/>
+              </w:rPr>
               <w:t xml:space="preserve"> </w:t>
             </w:r>
             <w:proofErr w:type="spellStart"/>
@@ -3988,7 +3994,7 @@
                 <w:szCs w:val="24"/>
                 <w:lang w:val="fr-FR"/>
               </w:rPr>
-              <w:t>Công</w:t>
+              <w:t>Cổ</w:t>
             </w:r>
             <w:proofErr w:type="spellEnd"/>
             <w:r>
@@ -4006,7 +4012,7 @@
                 <w:szCs w:val="24"/>
                 <w:lang w:val="fr-FR"/>
               </w:rPr>
-              <w:t>ty</w:t>
+              <w:t>phần</w:t>
             </w:r>
             <w:proofErr w:type="spellEnd"/>
             <w:r>
@@ -4024,7 +4030,7 @@
                 <w:szCs w:val="24"/>
                 <w:lang w:val="fr-FR"/>
               </w:rPr>
-              <w:t>Cổ</w:t>
+              <w:t>Sản</w:t>
             </w:r>
             <w:proofErr w:type="spellEnd"/>
             <w:r>
@@ -4042,7 +4048,7 @@
                 <w:szCs w:val="24"/>
                 <w:lang w:val="fr-FR"/>
               </w:rPr>
-              <w:t>phần</w:t>
+              <w:t>xuất</w:t>
             </w:r>
             <w:proofErr w:type="spellEnd"/>
             <w:r>
@@ -4051,16 +4057,17 @@
                 <w:szCs w:val="24"/>
                 <w:lang w:val="fr-FR"/>
               </w:rPr>
-              <w:t xml:space="preserve"> </w:t>
+              <w:t xml:space="preserve"> Nam </w:t>
             </w:r>
             <w:proofErr w:type="spellStart"/>
-            <w:r>
-              <w:rPr>
-                <w:rFonts w:ascii="Times New Roman" w:hAnsi="Times New Roman"/>
-                <w:szCs w:val="24"/>
-                <w:lang w:val="fr-FR"/>
-              </w:rPr>
-              <w:t>Sản</w:t>
+            <w:proofErr w:type="gramStart"/>
+            <w:r>
+              <w:rPr>
+                <w:rFonts w:ascii="Times New Roman" w:hAnsi="Times New Roman"/>
+                <w:szCs w:val="24"/>
+                <w:lang w:val="fr-FR"/>
+              </w:rPr>
+              <w:t>Thuận</w:t>
             </w:r>
             <w:proofErr w:type="spellEnd"/>
             <w:r>
@@ -4069,44 +4076,9 @@
                 <w:szCs w:val="24"/>
                 <w:lang w:val="fr-FR"/>
               </w:rPr>
-              <w:t xml:space="preserve"> </w:t>
-            </w:r>
-            <w:proofErr w:type="spellStart"/>
-            <w:r>
-              <w:rPr>
-                <w:rFonts w:ascii="Times New Roman" w:hAnsi="Times New Roman"/>
-                <w:szCs w:val="24"/>
-                <w:lang w:val="fr-FR"/>
-              </w:rPr>
-              <w:t>xuất</w:t>
-            </w:r>
-            <w:proofErr w:type="spellEnd"/>
-            <w:r>
-              <w:rPr>
-                <w:rFonts w:ascii="Times New Roman" w:hAnsi="Times New Roman"/>
-                <w:szCs w:val="24"/>
-                <w:lang w:val="fr-FR"/>
-              </w:rPr>
-              <w:t xml:space="preserve"> Nam </w:t>
-            </w:r>
-            <w:proofErr w:type="spellStart"/>
-            <w:r>
-              <w:rPr>
-                <w:rFonts w:ascii="Times New Roman" w:hAnsi="Times New Roman"/>
-                <w:szCs w:val="24"/>
-                <w:lang w:val="fr-FR"/>
-              </w:rPr>
-              <w:t>Thuận</w:t>
-            </w:r>
-            <w:proofErr w:type="spellEnd"/>
-            <w:r>
-              <w:rPr>
-                <w:rFonts w:ascii="Times New Roman" w:hAnsi="Times New Roman"/>
-                <w:szCs w:val="24"/>
-                <w:lang w:val="fr-FR"/>
-              </w:rPr>
               <w:t>:</w:t>
             </w:r>
+            <w:proofErr w:type="gramEnd"/>
             <w:r>
               <w:rPr>
                 <w:rFonts w:ascii="Times New Roman" w:hAnsi="Times New Roman"/>
@@ -4195,6 +4167,24 @@
                 <w:szCs w:val="24"/>
                 <w:lang w:val="fr-FR"/>
               </w:rPr>
+              <w:t xml:space="preserve"> Sơn 7, </w:t>
+            </w:r>
+            <w:proofErr w:type="spellStart"/>
+            <w:r>
+              <w:rPr>
+                <w:rFonts w:ascii="Times New Roman" w:hAnsi="Times New Roman"/>
+                <w:szCs w:val="24"/>
+                <w:lang w:val="fr-FR"/>
+              </w:rPr>
+              <w:t>phường</w:t>
+            </w:r>
+            <w:proofErr w:type="spellEnd"/>
+            <w:r>
+              <w:rPr>
+                <w:rFonts w:ascii="Times New Roman" w:hAnsi="Times New Roman"/>
+                <w:szCs w:val="24"/>
+                <w:lang w:val="fr-FR"/>
+              </w:rPr>
               <w:t xml:space="preserve"> </w:t>
             </w:r>
             <w:proofErr w:type="spellStart"/>
@@ -4204,7 +4194,7 @@
                 <w:szCs w:val="24"/>
                 <w:lang w:val="fr-FR"/>
               </w:rPr>
-              <w:t>Sơn</w:t>
+              <w:t>Thủy</w:t>
             </w:r>
             <w:proofErr w:type="spellEnd"/>
             <w:r>
@@ -4213,7 +4203,7 @@
                 <w:szCs w:val="24"/>
                 <w:lang w:val="fr-FR"/>
               </w:rPr>
-              <w:t xml:space="preserve"> 7, </w:t>
+              <w:t xml:space="preserve"> Nguyên, </w:t>
             </w:r>
             <w:proofErr w:type="spellStart"/>
             <w:r>
@@ -4222,7 +4212,7 @@
                 <w:szCs w:val="24"/>
                 <w:lang w:val="fr-FR"/>
               </w:rPr>
-              <w:t>phường</w:t>
+              <w:t>thành</w:t>
             </w:r>
             <w:proofErr w:type="spellEnd"/>
             <w:r>
@@ -4240,7 +4230,7 @@
                 <w:szCs w:val="24"/>
                 <w:lang w:val="fr-FR"/>
               </w:rPr>
-              <w:t>Thủy</w:t>
+              <w:t>phố</w:t>
             </w:r>
             <w:proofErr w:type="spellEnd"/>
             <w:r>
@@ -4249,61 +4239,7 @@
                 <w:szCs w:val="24"/>
                 <w:lang w:val="fr-FR"/>
               </w:rPr>
-              <w:t xml:space="preserve"> Nguyên, </w:t>
-            </w:r>
-            <w:proofErr w:type="spellStart"/>
-            <w:r>
-              <w:rPr>
-                <w:rFonts w:ascii="Times New Roman" w:hAnsi="Times New Roman"/>
-                <w:szCs w:val="24"/>
-                <w:lang w:val="fr-FR"/>
-              </w:rPr>
-              <w:t>thành</w:t>
-            </w:r>
-            <w:proofErr w:type="spellEnd"/>
-            <w:r>
-              <w:rPr>
-                <w:rFonts w:ascii="Times New Roman" w:hAnsi="Times New Roman"/>
-                <w:szCs w:val="24"/>
-                <w:lang w:val="fr-FR"/>
-              </w:rPr>
-              <w:t xml:space="preserve"> </w:t>
-            </w:r>
-            <w:proofErr w:type="spellStart"/>
-            <w:r>
-              <w:rPr>
-                <w:rFonts w:ascii="Times New Roman" w:hAnsi="Times New Roman"/>
-                <w:szCs w:val="24"/>
-                <w:lang w:val="fr-FR"/>
-              </w:rPr>
-              <w:t>phố</w:t>
-            </w:r>
-            <w:proofErr w:type="spellEnd"/>
-            <w:r>
-              <w:rPr>
-                <w:rFonts w:ascii="Times New Roman" w:hAnsi="Times New Roman"/>
-                <w:szCs w:val="24"/>
-                <w:lang w:val="fr-FR"/>
-              </w:rPr>
-              <w:t xml:space="preserve"> </w:t>
-            </w:r>
-            <w:proofErr w:type="spellStart"/>
-            <w:r>
-              <w:rPr>
-                <w:rFonts w:ascii="Times New Roman" w:hAnsi="Times New Roman"/>
-                <w:szCs w:val="24"/>
-                <w:lang w:val="fr-FR"/>
-              </w:rPr>
-              <w:t>Hải</w:t>
-            </w:r>
-            <w:proofErr w:type="spellEnd"/>
-            <w:r>
-              <w:rPr>
-                <w:rFonts w:ascii="Times New Roman" w:hAnsi="Times New Roman"/>
-                <w:szCs w:val="24"/>
-                <w:lang w:val="fr-FR"/>
-              </w:rPr>
-              <w:t xml:space="preserve"> </w:t>
+              <w:t xml:space="preserve"> Hải </w:t>
             </w:r>
             <w:proofErr w:type="spellStart"/>
             <w:r>
@@ -4331,7 +4267,7 @@
                 <w:szCs w:val="24"/>
                 <w:lang w:val="fr-FR"/>
               </w:rPr>
-              <w:t xml:space="preserve">+ </w:t>
+              <w:t xml:space="preserve">+ Các </w:t>
             </w:r>
             <w:proofErr w:type="spellStart"/>
             <w:r>
@@ -4340,7 +4276,7 @@
                 <w:szCs w:val="24"/>
                 <w:lang w:val="fr-FR"/>
               </w:rPr>
-              <w:t>Các</w:t>
+              <w:t>địa</w:t>
             </w:r>
             <w:proofErr w:type="spellEnd"/>
             <w:r>
@@ -4358,7 +4294,7 @@
                 <w:szCs w:val="24"/>
                 <w:lang w:val="fr-FR"/>
               </w:rPr>
-              <w:t>địa</w:t>
+              <w:t>điểm</w:t>
             </w:r>
             <w:proofErr w:type="spellEnd"/>
             <w:r>
@@ -4376,7 +4312,7 @@
                 <w:szCs w:val="24"/>
                 <w:lang w:val="fr-FR"/>
               </w:rPr>
-              <w:t>điểm</w:t>
+              <w:t>khác</w:t>
             </w:r>
             <w:proofErr w:type="spellEnd"/>
             <w:r>
@@ -4394,7 +4330,7 @@
                 <w:szCs w:val="24"/>
                 <w:lang w:val="fr-FR"/>
               </w:rPr>
-              <w:t>khác</w:t>
+              <w:t>theo</w:t>
             </w:r>
             <w:proofErr w:type="spellEnd"/>
             <w:r>
@@ -4412,7 +4348,7 @@
                 <w:szCs w:val="24"/>
                 <w:lang w:val="fr-FR"/>
               </w:rPr>
-              <w:t>theo</w:t>
+              <w:t>sự</w:t>
             </w:r>
             <w:proofErr w:type="spellEnd"/>
             <w:r>
@@ -4430,7 +4366,7 @@
                 <w:szCs w:val="24"/>
                 <w:lang w:val="fr-FR"/>
               </w:rPr>
-              <w:t>sự</w:t>
+              <w:t>phân</w:t>
             </w:r>
             <w:proofErr w:type="spellEnd"/>
             <w:r>
@@ -4448,7 +4384,7 @@
                 <w:szCs w:val="24"/>
                 <w:lang w:val="fr-FR"/>
               </w:rPr>
-              <w:t>phân</w:t>
+              <w:t>công</w:t>
             </w:r>
             <w:proofErr w:type="spellEnd"/>
             <w:r>
@@ -4466,7 +4402,7 @@
                 <w:szCs w:val="24"/>
                 <w:lang w:val="fr-FR"/>
               </w:rPr>
-              <w:t>công</w:t>
+              <w:t>của</w:t>
             </w:r>
             <w:proofErr w:type="spellEnd"/>
             <w:r>
@@ -4475,43 +4411,7 @@
                 <w:szCs w:val="24"/>
                 <w:lang w:val="fr-FR"/>
               </w:rPr>
-              <w:t xml:space="preserve"> </w:t>
-            </w:r>
-            <w:proofErr w:type="spellStart"/>
-            <w:r>
-              <w:rPr>
-                <w:rFonts w:ascii="Times New Roman" w:hAnsi="Times New Roman"/>
-                <w:szCs w:val="24"/>
-                <w:lang w:val="fr-FR"/>
-              </w:rPr>
-              <w:t>của</w:t>
-            </w:r>
-            <w:proofErr w:type="spellEnd"/>
-            <w:r>
-              <w:rPr>
-                <w:rFonts w:ascii="Times New Roman" w:hAnsi="Times New Roman"/>
-                <w:szCs w:val="24"/>
-                <w:lang w:val="fr-FR"/>
-              </w:rPr>
-              <w:t xml:space="preserve"> </w:t>
-            </w:r>
-            <w:proofErr w:type="spellStart"/>
-            <w:r>
-              <w:rPr>
-                <w:rFonts w:ascii="Times New Roman" w:hAnsi="Times New Roman"/>
-                <w:szCs w:val="24"/>
-                <w:lang w:val="fr-FR"/>
-              </w:rPr>
-              <w:t>Công</w:t>
-            </w:r>
-            <w:proofErr w:type="spellEnd"/>
-            <w:r>
-              <w:rPr>
-                <w:rFonts w:ascii="Times New Roman" w:hAnsi="Times New Roman"/>
-                <w:szCs w:val="24"/>
-                <w:lang w:val="fr-FR"/>
-              </w:rPr>
-              <w:t xml:space="preserve"> </w:t>
+              <w:t xml:space="preserve"> Công </w:t>
             </w:r>
             <w:proofErr w:type="spellStart"/>
             <w:r>
@@ -5589,8 +5489,21 @@
           <w:u w:val="single"/>
           <w:lang w:val="fr-FR"/>
         </w:rPr>
-        <w:t>ĐIỀU 2:</w:t>
-      </w:r>
+        <w:t xml:space="preserve">ĐIỀU </w:t>
+      </w:r>
+      <w:proofErr w:type="gramStart"/>
+      <w:r>
+        <w:rPr>
+          <w:rFonts w:ascii="Times New Roman" w:hAnsi="Times New Roman"/>
+          <w:b/>
+          <w:bCs/>
+          <w:szCs w:val="24"/>
+          <w:u w:val="single"/>
+          <w:lang w:val="fr-FR"/>
+        </w:rPr>
+        <w:t>2:</w:t>
+      </w:r>
+      <w:proofErr w:type="gramEnd"/>
       <w:r>
         <w:rPr>
           <w:rFonts w:ascii="Times New Roman" w:hAnsi="Times New Roman"/>
@@ -5885,6 +5798,7 @@
         <w:t xml:space="preserve"> </w:t>
       </w:r>
       <w:proofErr w:type="spellStart"/>
+      <w:proofErr w:type="gramStart"/>
       <w:r>
         <w:rPr>
           <w:rFonts w:ascii="Times New Roman" w:hAnsi="Times New Roman"/>
@@ -5900,7 +5814,16 @@
           <w:szCs w:val="24"/>
           <w:lang w:val="fr-FR"/>
         </w:rPr>
-        <w:t xml:space="preserve">: Theo </w:t>
+        <w:t>:</w:t>
+      </w:r>
+      <w:proofErr w:type="gramEnd"/>
+      <w:r>
+        <w:rPr>
+          <w:rFonts w:ascii="Times New Roman" w:hAnsi="Times New Roman"/>
+          <w:szCs w:val="24"/>
+          <w:lang w:val="fr-FR"/>
+        </w:rPr>
+        <w:t xml:space="preserve"> Theo </w:t>
       </w:r>
       <w:proofErr w:type="spellStart"/>
       <w:r>
@@ -6341,6 +6264,7 @@
         <w:t xml:space="preserve"> </w:t>
       </w:r>
       <w:proofErr w:type="spellStart"/>
+      <w:proofErr w:type="gramStart"/>
       <w:r>
         <w:rPr>
           <w:rFonts w:ascii="Times New Roman" w:hAnsi="Times New Roman"/>
@@ -6356,7 +6280,16 @@
           <w:szCs w:val="24"/>
           <w:lang w:val="fr-FR"/>
         </w:rPr>
-        <w:t xml:space="preserve">: Theo </w:t>
+        <w:t>:</w:t>
+      </w:r>
+      <w:proofErr w:type="gramEnd"/>
+      <w:r>
+        <w:rPr>
+          <w:rFonts w:ascii="Times New Roman" w:hAnsi="Times New Roman"/>
+          <w:szCs w:val="24"/>
+          <w:lang w:val="fr-FR"/>
+        </w:rPr>
+        <w:t xml:space="preserve"> Theo </w:t>
       </w:r>
       <w:proofErr w:type="spellStart"/>
       <w:r>
@@ -6578,8 +6511,21 @@
           <w:u w:val="single"/>
           <w:lang w:val="fr-FR"/>
         </w:rPr>
-        <w:t>ĐIỀU 3:</w:t>
-      </w:r>
+        <w:t xml:space="preserve">ĐIỀU </w:t>
+      </w:r>
+      <w:proofErr w:type="gramStart"/>
+      <w:r>
+        <w:rPr>
+          <w:rFonts w:ascii="Times New Roman" w:hAnsi="Times New Roman"/>
+          <w:b/>
+          <w:bCs/>
+          <w:szCs w:val="24"/>
+          <w:u w:val="single"/>
+          <w:lang w:val="fr-FR"/>
+        </w:rPr>
+        <w:t>3:</w:t>
+      </w:r>
+      <w:proofErr w:type="gramEnd"/>
       <w:r>
         <w:rPr>
           <w:rFonts w:ascii="Times New Roman" w:hAnsi="Times New Roman"/>
@@ -7695,7 +7641,6 @@
           <w:szCs w:val="24"/>
           <w:lang w:val="nl-NL"/>
         </w:rPr>
-        <w:lastRenderedPageBreak/>
         <w:t xml:space="preserve">3.7. </w:t>
       </w:r>
       <w:r>
@@ -7743,6 +7688,7 @@
           <w:szCs w:val="24"/>
           <w:lang w:val="nl-NL"/>
         </w:rPr>
+        <w:lastRenderedPageBreak/>
         <w:t xml:space="preserve">  - </w:t>
       </w:r>
       <w:r>
@@ -8682,7 +8628,6 @@
           <w:szCs w:val="24"/>
           <w:lang w:val="nl-NL"/>
         </w:rPr>
-        <w:lastRenderedPageBreak/>
         <w:t>- Thực hiện các quy định của pháp luật về lao động, pháp luật về bảo hiểm xã hội và pháp luật về bảo hiểm y tế.</w:t>
       </w:r>
     </w:p>
@@ -8703,6 +8648,7 @@
           <w:szCs w:val="24"/>
           <w:lang w:val="nl-NL"/>
         </w:rPr>
+        <w:lastRenderedPageBreak/>
         <w:t>5.2. Nghĩa vụ</w:t>
       </w:r>
       <w:r>
@@ -8761,7 +8707,9 @@
     </w:p>
     <w:p>
       <w:pPr>
-        <w:ind w:left="641" w:hanging="284"/>
+        <w:snapToGrid w:val="0"/>
+        <w:spacing w:after="0" w:line="264" w:lineRule="auto"/>
+        <w:ind w:left="0" w:firstLine="0"/>
         <w:rPr>
           <w:rFonts w:ascii="Times New Roman" w:hAnsi="Times New Roman"/>
           <w:b/>
@@ -8786,505 +8734,276 @@
           <w:szCs w:val="24"/>
           <w:lang w:val="nl-NL"/>
         </w:rPr>
-        <w:t xml:space="preserve"> THỎA THUẬN KHÁC</w:t>
+        <w:t xml:space="preserve"> </w:t>
+      </w:r>
+      <w:r>
+        <w:rPr>
+          <w:rFonts w:ascii="Times New Roman" w:hAnsi="Times New Roman"/>
+          <w:b/>
+          <w:szCs w:val="24"/>
+          <w:lang w:val="nl-NL"/>
+        </w:rPr>
+        <w:t>XỬ LÝ VÀ LƯU TRỮ DỮ LIỆU CÁ NHÂN CỦA NGƯỜI LAO ĐỘNG</w:t>
       </w:r>
     </w:p>
     <w:p>
       <w:pPr>
-        <w:ind w:left="360" w:firstLine="0"/>
-        <w:rPr>
-          <w:rFonts w:ascii="Times New Roman" w:hAnsi="Times New Roman"/>
-          <w:szCs w:val="24"/>
-          <w:lang w:val="nl-NL"/>
-        </w:rPr>
-      </w:pPr>
-      <w:r>
-        <w:rPr>
-          <w:rFonts w:ascii="Times New Roman" w:hAnsi="Times New Roman"/>
-          <w:szCs w:val="24"/>
-          <w:lang w:val="nl-NL"/>
-        </w:rPr>
-        <w:t xml:space="preserve">- Công ty </w:t>
-      </w:r>
-      <w:r>
-        <w:rPr>
-          <w:rFonts w:ascii="Times New Roman" w:hAnsi="Times New Roman" w:hint="eastAsia"/>
-          <w:szCs w:val="24"/>
-          <w:lang w:val="nl-NL"/>
-        </w:rPr>
-        <w:t>đư</w:t>
-      </w:r>
-      <w:r>
-        <w:rPr>
-          <w:rFonts w:ascii="Times New Roman" w:hAnsi="Times New Roman"/>
-          <w:szCs w:val="24"/>
-          <w:lang w:val="nl-NL"/>
-        </w:rPr>
-        <w:t>ợc quyền chấm dứt H</w:t>
-      </w:r>
-      <w:r>
-        <w:rPr>
-          <w:rFonts w:ascii="Times New Roman" w:hAnsi="Times New Roman" w:hint="eastAsia"/>
-          <w:szCs w:val="24"/>
-          <w:lang w:val="nl-NL"/>
-        </w:rPr>
-        <w:t>Đ</w:t>
-      </w:r>
-      <w:r>
-        <w:rPr>
-          <w:rFonts w:ascii="Times New Roman" w:hAnsi="Times New Roman"/>
-          <w:szCs w:val="24"/>
-          <w:lang w:val="nl-NL"/>
-        </w:rPr>
-        <w:t>L</w:t>
-      </w:r>
-      <w:r>
-        <w:rPr>
-          <w:rFonts w:ascii="Times New Roman" w:hAnsi="Times New Roman" w:hint="eastAsia"/>
-          <w:szCs w:val="24"/>
-          <w:lang w:val="nl-NL"/>
-        </w:rPr>
-        <w:t>Đ</w:t>
-      </w:r>
-      <w:r>
-        <w:rPr>
-          <w:rFonts w:ascii="Times New Roman" w:hAnsi="Times New Roman"/>
-          <w:szCs w:val="24"/>
-          <w:lang w:val="nl-NL"/>
-        </w:rPr>
-        <w:t xml:space="preserve"> tr</w:t>
-      </w:r>
-      <w:r>
-        <w:rPr>
-          <w:rFonts w:ascii="Times New Roman" w:hAnsi="Times New Roman" w:hint="eastAsia"/>
-          <w:szCs w:val="24"/>
-          <w:lang w:val="nl-NL"/>
-        </w:rPr>
-        <w:t>ư</w:t>
-      </w:r>
-      <w:r>
-        <w:rPr>
-          <w:rFonts w:ascii="Times New Roman" w:hAnsi="Times New Roman"/>
-          <w:szCs w:val="24"/>
-          <w:lang w:val="nl-NL"/>
-        </w:rPr>
-        <w:t xml:space="preserve">ớc thời hạn </w:t>
-      </w:r>
-      <w:r>
-        <w:rPr>
-          <w:rFonts w:ascii="Times New Roman" w:hAnsi="Times New Roman" w:hint="eastAsia"/>
-          <w:szCs w:val="24"/>
-          <w:lang w:val="nl-NL"/>
-        </w:rPr>
-        <w:t>đ</w:t>
-      </w:r>
-      <w:r>
-        <w:rPr>
-          <w:rFonts w:ascii="Times New Roman" w:hAnsi="Times New Roman"/>
-          <w:szCs w:val="24"/>
-          <w:lang w:val="nl-NL"/>
-        </w:rPr>
-        <w:t>ối với Ng</w:t>
-      </w:r>
-      <w:r>
-        <w:rPr>
-          <w:rFonts w:ascii="Times New Roman" w:hAnsi="Times New Roman" w:hint="eastAsia"/>
-          <w:szCs w:val="24"/>
-          <w:lang w:val="nl-NL"/>
-        </w:rPr>
-        <w:t>ư</w:t>
-      </w:r>
-      <w:r>
-        <w:rPr>
-          <w:rFonts w:ascii="Times New Roman" w:hAnsi="Times New Roman"/>
-          <w:szCs w:val="24"/>
-          <w:lang w:val="nl-NL"/>
-        </w:rPr>
-        <w:t xml:space="preserve">ời lao </w:t>
-      </w:r>
-      <w:r>
-        <w:rPr>
-          <w:rFonts w:ascii="Times New Roman" w:hAnsi="Times New Roman" w:hint="eastAsia"/>
-          <w:szCs w:val="24"/>
-          <w:lang w:val="nl-NL"/>
-        </w:rPr>
-        <w:t>đ</w:t>
-      </w:r>
-      <w:r>
-        <w:rPr>
-          <w:rFonts w:ascii="Times New Roman" w:hAnsi="Times New Roman"/>
-          <w:szCs w:val="24"/>
-          <w:lang w:val="nl-NL"/>
-        </w:rPr>
-        <w:t xml:space="preserve">ộng có kết quả </w:t>
-      </w:r>
-      <w:r>
-        <w:rPr>
-          <w:rFonts w:ascii="Times New Roman" w:hAnsi="Times New Roman" w:hint="eastAsia"/>
-          <w:szCs w:val="24"/>
-          <w:lang w:val="nl-NL"/>
-        </w:rPr>
-        <w:t>đá</w:t>
-      </w:r>
-      <w:r>
-        <w:rPr>
-          <w:rFonts w:ascii="Times New Roman" w:hAnsi="Times New Roman"/>
-          <w:szCs w:val="24"/>
-          <w:lang w:val="nl-NL"/>
-        </w:rPr>
-        <w:t>nh giá hiệu suất công việc d</w:t>
-      </w:r>
-      <w:r>
-        <w:rPr>
-          <w:rFonts w:ascii="Times New Roman" w:hAnsi="Times New Roman" w:hint="eastAsia"/>
-          <w:szCs w:val="24"/>
-          <w:lang w:val="nl-NL"/>
-        </w:rPr>
-        <w:t>ư</w:t>
-      </w:r>
-      <w:r>
-        <w:rPr>
-          <w:rFonts w:ascii="Times New Roman" w:hAnsi="Times New Roman"/>
-          <w:szCs w:val="24"/>
-          <w:lang w:val="nl-NL"/>
-        </w:rPr>
-        <w:t xml:space="preserve">ới mức quy </w:t>
-      </w:r>
-      <w:r>
-        <w:rPr>
-          <w:rFonts w:ascii="Times New Roman" w:hAnsi="Times New Roman" w:hint="eastAsia"/>
-          <w:szCs w:val="24"/>
-          <w:lang w:val="nl-NL"/>
-        </w:rPr>
-        <w:t>đ</w:t>
-      </w:r>
-      <w:r>
-        <w:rPr>
-          <w:rFonts w:ascii="Times New Roman" w:hAnsi="Times New Roman"/>
-          <w:szCs w:val="24"/>
-          <w:lang w:val="nl-NL"/>
-        </w:rPr>
-        <w:t>ịnh trong 03 tháng liên tục.</w:t>
-      </w:r>
-      <w:r>
-        <w:rPr>
-          <w:rFonts w:ascii="Times New Roman" w:hAnsi="Times New Roman"/>
-          <w:szCs w:val="24"/>
-          <w:lang w:val="nl-NL"/>
-        </w:rPr>
-        <w:tab/>
-      </w:r>
-      <w:r>
-        <w:rPr>
-          <w:rFonts w:ascii="Times New Roman" w:hAnsi="Times New Roman"/>
-          <w:szCs w:val="24"/>
-          <w:lang w:val="nl-NL"/>
-        </w:rPr>
-        <w:tab/>
-      </w:r>
-      <w:r>
-        <w:rPr>
-          <w:rFonts w:ascii="Times New Roman" w:hAnsi="Times New Roman"/>
-          <w:szCs w:val="24"/>
-          <w:lang w:val="nl-NL"/>
-        </w:rPr>
-        <w:tab/>
-      </w:r>
-      <w:r>
-        <w:rPr>
-          <w:rFonts w:ascii="Times New Roman" w:hAnsi="Times New Roman"/>
-          <w:szCs w:val="24"/>
-          <w:lang w:val="nl-NL"/>
-        </w:rPr>
-        <w:tab/>
+        <w:pStyle w:val="ListParagraph"/>
+        <w:numPr>
+          <w:ilvl w:val="1"/>
+          <w:numId w:val="11"/>
+        </w:numPr>
+        <w:snapToGrid w:val="0"/>
+        <w:spacing w:after="0" w:line="264" w:lineRule="auto"/>
+        <w:ind w:left="426" w:hanging="426"/>
+        <w:contextualSpacing w:val="0"/>
+        <w:rPr>
+          <w:rFonts w:ascii="Times New Roman" w:hAnsi="Times New Roman"/>
+          <w:bCs/>
+          <w:szCs w:val="24"/>
+          <w:lang w:val="nl-NL"/>
+        </w:rPr>
+      </w:pPr>
+      <w:r>
+        <w:rPr>
+          <w:rFonts w:ascii="Times New Roman" w:hAnsi="Times New Roman"/>
+          <w:bCs/>
+          <w:szCs w:val="24"/>
+          <w:lang w:val="nl-NL"/>
+        </w:rPr>
+        <w:t xml:space="preserve">Người lao động đồng ý để Công ty thu thập, sử dụng, lưu trữ và xử lý dữ liệu cá nhân trong quá trình giao kết, thực hiện và sau khi chấm dứt Hợp đồng lao động, bao gồm </w:t>
+      </w:r>
+      <w:r>
+        <w:rPr>
+          <w:rFonts w:ascii="Times New Roman" w:hAnsi="Times New Roman"/>
+          <w:bCs/>
+          <w:szCs w:val="24"/>
+          <w:lang w:val="nl-NL"/>
+        </w:rPr>
+        <w:t xml:space="preserve">thông tin, dữ liệu cá nhân cơ bản và thông tin, dữ liệu cá nhân nhạy cảm </w:t>
+      </w:r>
+      <w:r>
+        <w:rPr>
+          <w:rFonts w:ascii="Times New Roman" w:hAnsi="Times New Roman"/>
+          <w:bCs/>
+          <w:szCs w:val="24"/>
+          <w:lang w:val="nl-NL"/>
+        </w:rPr>
+        <w:t xml:space="preserve">theo quy </w:t>
+      </w:r>
+      <w:r>
+        <w:rPr>
+          <w:rFonts w:ascii="Times New Roman" w:hAnsi="Times New Roman" w:cs="Calibri"/>
+          <w:bCs/>
+          <w:szCs w:val="24"/>
+          <w:lang w:val="nl-NL"/>
+        </w:rPr>
+        <w:t>đị</w:t>
+      </w:r>
+      <w:r>
+        <w:rPr>
+          <w:rFonts w:ascii="Times New Roman" w:hAnsi="Times New Roman"/>
+          <w:bCs/>
+          <w:szCs w:val="24"/>
+          <w:lang w:val="nl-NL"/>
+        </w:rPr>
+        <w:t>nh ph</w:t>
+      </w:r>
+      <w:r>
+        <w:rPr>
+          <w:rFonts w:ascii="Times New Roman" w:hAnsi="Times New Roman" w:cs=".VnTime"/>
+          <w:bCs/>
+          <w:szCs w:val="24"/>
+          <w:lang w:val="nl-NL"/>
+        </w:rPr>
+        <w:t>á</w:t>
+      </w:r>
+      <w:r>
+        <w:rPr>
+          <w:rFonts w:ascii="Times New Roman" w:hAnsi="Times New Roman"/>
+          <w:bCs/>
+          <w:szCs w:val="24"/>
+          <w:lang w:val="nl-NL"/>
+        </w:rPr>
+        <w:t>p lu</w:t>
+      </w:r>
+      <w:r>
+        <w:rPr>
+          <w:rFonts w:ascii="Times New Roman" w:hAnsi="Times New Roman" w:cs="Calibri"/>
+          <w:bCs/>
+          <w:szCs w:val="24"/>
+          <w:lang w:val="nl-NL"/>
+        </w:rPr>
+        <w:t>ậ</w:t>
+      </w:r>
+      <w:r>
+        <w:rPr>
+          <w:rFonts w:ascii="Times New Roman" w:hAnsi="Times New Roman"/>
+          <w:bCs/>
+          <w:szCs w:val="24"/>
+          <w:lang w:val="nl-NL"/>
+        </w:rPr>
+        <w:t>t.</w:t>
       </w:r>
     </w:p>
     <w:p>
       <w:pPr>
-        <w:ind w:left="360" w:firstLine="0"/>
-        <w:rPr>
-          <w:rFonts w:ascii="Times New Roman" w:hAnsi="Times New Roman"/>
-          <w:szCs w:val="24"/>
-          <w:lang w:val="nl-NL"/>
-        </w:rPr>
-      </w:pPr>
-      <w:r>
-        <w:rPr>
-          <w:rFonts w:ascii="Times New Roman" w:hAnsi="Times New Roman"/>
-          <w:szCs w:val="24"/>
-          <w:lang w:val="nl-NL"/>
-        </w:rPr>
-        <w:t xml:space="preserve">- Trong quá trình thực hiện hợp </w:t>
-      </w:r>
-      <w:r>
-        <w:rPr>
-          <w:rFonts w:ascii="Times New Roman" w:hAnsi="Times New Roman" w:hint="eastAsia"/>
-          <w:szCs w:val="24"/>
-          <w:lang w:val="nl-NL"/>
-        </w:rPr>
-        <w:t>đ</w:t>
-      </w:r>
-      <w:r>
-        <w:rPr>
-          <w:rFonts w:ascii="Times New Roman" w:hAnsi="Times New Roman"/>
-          <w:szCs w:val="24"/>
-          <w:lang w:val="nl-NL"/>
-        </w:rPr>
-        <w:t xml:space="preserve">ồng nếu một bên có nhu cầu thay </w:t>
-      </w:r>
-      <w:r>
-        <w:rPr>
-          <w:rFonts w:ascii="Times New Roman" w:hAnsi="Times New Roman" w:hint="eastAsia"/>
-          <w:szCs w:val="24"/>
-          <w:lang w:val="nl-NL"/>
-        </w:rPr>
-        <w:t>đ</w:t>
-      </w:r>
-      <w:r>
-        <w:rPr>
-          <w:rFonts w:ascii="Times New Roman" w:hAnsi="Times New Roman"/>
-          <w:szCs w:val="24"/>
-          <w:lang w:val="nl-NL"/>
-        </w:rPr>
-        <w:t xml:space="preserve">ổi nội dung trong hợp </w:t>
-      </w:r>
-      <w:r>
-        <w:rPr>
-          <w:rFonts w:ascii="Times New Roman" w:hAnsi="Times New Roman" w:hint="eastAsia"/>
-          <w:szCs w:val="24"/>
-          <w:lang w:val="nl-NL"/>
-        </w:rPr>
-        <w:t>đ</w:t>
-      </w:r>
-      <w:r>
-        <w:rPr>
-          <w:rFonts w:ascii="Times New Roman" w:hAnsi="Times New Roman"/>
-          <w:szCs w:val="24"/>
-          <w:lang w:val="nl-NL"/>
-        </w:rPr>
-        <w:t>ồng phải báo cho bên kia tr</w:t>
-      </w:r>
-      <w:r>
-        <w:rPr>
-          <w:rFonts w:ascii="Times New Roman" w:hAnsi="Times New Roman" w:hint="eastAsia"/>
-          <w:szCs w:val="24"/>
-          <w:lang w:val="nl-NL"/>
-        </w:rPr>
-        <w:t>ư</w:t>
-      </w:r>
-      <w:r>
-        <w:rPr>
-          <w:rFonts w:ascii="Times New Roman" w:hAnsi="Times New Roman"/>
-          <w:szCs w:val="24"/>
-          <w:lang w:val="nl-NL"/>
-        </w:rPr>
-        <w:t xml:space="preserve">ớc ít nhất 03 ngày và ký kết bản Phụ lục hợp </w:t>
-      </w:r>
-      <w:r>
-        <w:rPr>
-          <w:rFonts w:ascii="Times New Roman" w:hAnsi="Times New Roman" w:hint="eastAsia"/>
-          <w:szCs w:val="24"/>
-          <w:lang w:val="nl-NL"/>
-        </w:rPr>
-        <w:t>đ</w:t>
-      </w:r>
-      <w:r>
-        <w:rPr>
-          <w:rFonts w:ascii="Times New Roman" w:hAnsi="Times New Roman"/>
-          <w:szCs w:val="24"/>
-          <w:lang w:val="nl-NL"/>
-        </w:rPr>
-        <w:t xml:space="preserve">ồng theo quy </w:t>
-      </w:r>
-      <w:r>
-        <w:rPr>
-          <w:rFonts w:ascii="Times New Roman" w:hAnsi="Times New Roman" w:hint="eastAsia"/>
-          <w:szCs w:val="24"/>
-          <w:lang w:val="nl-NL"/>
-        </w:rPr>
-        <w:t>đ</w:t>
-      </w:r>
-      <w:r>
-        <w:rPr>
-          <w:rFonts w:ascii="Times New Roman" w:hAnsi="Times New Roman"/>
-          <w:szCs w:val="24"/>
-          <w:lang w:val="nl-NL"/>
-        </w:rPr>
-        <w:t xml:space="preserve">ịnh của Pháp luật. Trong thời gian tiến hành thỏa thuận hai bên vẫn tuân theo hợp </w:t>
-      </w:r>
-      <w:r>
-        <w:rPr>
-          <w:rFonts w:ascii="Times New Roman" w:hAnsi="Times New Roman" w:hint="eastAsia"/>
-          <w:szCs w:val="24"/>
-          <w:lang w:val="nl-NL"/>
-        </w:rPr>
-        <w:t>đ</w:t>
-      </w:r>
-      <w:r>
-        <w:rPr>
-          <w:rFonts w:ascii="Times New Roman" w:hAnsi="Times New Roman"/>
-          <w:szCs w:val="24"/>
-          <w:lang w:val="nl-NL"/>
-        </w:rPr>
-        <w:t xml:space="preserve">ồng lao </w:t>
-      </w:r>
-      <w:r>
-        <w:rPr>
-          <w:rFonts w:ascii="Times New Roman" w:hAnsi="Times New Roman" w:hint="eastAsia"/>
-          <w:szCs w:val="24"/>
-          <w:lang w:val="nl-NL"/>
-        </w:rPr>
-        <w:t>đ</w:t>
-      </w:r>
-      <w:r>
-        <w:rPr>
-          <w:rFonts w:ascii="Times New Roman" w:hAnsi="Times New Roman"/>
-          <w:szCs w:val="24"/>
-          <w:lang w:val="nl-NL"/>
-        </w:rPr>
-        <w:t xml:space="preserve">ộng </w:t>
-      </w:r>
-      <w:r>
-        <w:rPr>
-          <w:rFonts w:ascii="Times New Roman" w:hAnsi="Times New Roman" w:hint="eastAsia"/>
-          <w:szCs w:val="24"/>
-          <w:lang w:val="nl-NL"/>
-        </w:rPr>
-        <w:t>đã</w:t>
-      </w:r>
-      <w:r>
-        <w:rPr>
-          <w:rFonts w:ascii="Times New Roman" w:hAnsi="Times New Roman"/>
-          <w:szCs w:val="24"/>
-          <w:lang w:val="nl-NL"/>
-        </w:rPr>
-        <w:t xml:space="preserve"> ký kết.</w:t>
-      </w:r>
-      <w:r>
-        <w:rPr>
-          <w:rFonts w:ascii="Times New Roman" w:hAnsi="Times New Roman"/>
-          <w:szCs w:val="24"/>
-          <w:lang w:val="nl-NL"/>
-        </w:rPr>
-        <w:tab/>
-      </w:r>
-      <w:r>
-        <w:rPr>
-          <w:rFonts w:ascii="Times New Roman" w:hAnsi="Times New Roman"/>
-          <w:szCs w:val="24"/>
-          <w:lang w:val="nl-NL"/>
-        </w:rPr>
-        <w:tab/>
-      </w:r>
-      <w:r>
-        <w:rPr>
-          <w:rFonts w:ascii="Times New Roman" w:hAnsi="Times New Roman"/>
-          <w:szCs w:val="24"/>
-          <w:lang w:val="nl-NL"/>
-        </w:rPr>
-        <w:tab/>
-      </w:r>
-      <w:r>
-        <w:rPr>
-          <w:rFonts w:ascii="Times New Roman" w:hAnsi="Times New Roman"/>
-          <w:szCs w:val="24"/>
-          <w:lang w:val="nl-NL"/>
-        </w:rPr>
-        <w:tab/>
-      </w:r>
-      <w:r>
-        <w:rPr>
-          <w:rFonts w:ascii="Times New Roman" w:hAnsi="Times New Roman"/>
-          <w:szCs w:val="24"/>
-          <w:lang w:val="nl-NL"/>
-        </w:rPr>
-        <w:tab/>
-      </w:r>
-      <w:r>
-        <w:rPr>
-          <w:rFonts w:ascii="Times New Roman" w:hAnsi="Times New Roman"/>
-          <w:szCs w:val="24"/>
-          <w:lang w:val="nl-NL"/>
-        </w:rPr>
-        <w:tab/>
-      </w:r>
-      <w:r>
-        <w:rPr>
-          <w:rFonts w:ascii="Times New Roman" w:hAnsi="Times New Roman"/>
-          <w:szCs w:val="24"/>
-          <w:lang w:val="nl-NL"/>
-        </w:rPr>
-        <w:tab/>
-      </w:r>
-      <w:r>
-        <w:rPr>
-          <w:rFonts w:ascii="Times New Roman" w:hAnsi="Times New Roman"/>
-          <w:szCs w:val="24"/>
-          <w:lang w:val="nl-NL"/>
-        </w:rPr>
-        <w:tab/>
-      </w:r>
-      <w:r>
-        <w:rPr>
-          <w:rFonts w:ascii="Times New Roman" w:hAnsi="Times New Roman"/>
-          <w:szCs w:val="24"/>
-          <w:lang w:val="nl-NL"/>
-        </w:rPr>
-        <w:tab/>
-      </w:r>
-      <w:r>
-        <w:rPr>
-          <w:rFonts w:ascii="Times New Roman" w:hAnsi="Times New Roman"/>
-          <w:szCs w:val="24"/>
-          <w:lang w:val="nl-NL"/>
-        </w:rPr>
-        <w:tab/>
-      </w:r>
-      <w:r>
-        <w:rPr>
-          <w:rFonts w:ascii="Times New Roman" w:hAnsi="Times New Roman"/>
-          <w:szCs w:val="24"/>
-          <w:lang w:val="nl-NL"/>
-        </w:rPr>
-        <w:tab/>
+        <w:pStyle w:val="ListParagraph"/>
+        <w:numPr>
+          <w:ilvl w:val="1"/>
+          <w:numId w:val="11"/>
+        </w:numPr>
+        <w:snapToGrid w:val="0"/>
+        <w:spacing w:after="0" w:line="264" w:lineRule="auto"/>
+        <w:ind w:left="426" w:hanging="426"/>
+        <w:contextualSpacing w:val="0"/>
+        <w:rPr>
+          <w:rFonts w:ascii="Times New Roman" w:hAnsi="Times New Roman"/>
+          <w:bCs/>
+          <w:szCs w:val="24"/>
+          <w:lang w:val="nl-NL"/>
+        </w:rPr>
+      </w:pPr>
+      <w:r>
+        <w:rPr>
+          <w:rFonts w:ascii="Times New Roman" w:hAnsi="Times New Roman"/>
+          <w:bCs/>
+          <w:szCs w:val="24"/>
+          <w:lang w:val="nl-NL"/>
+        </w:rPr>
+        <w:t>Việc xử lý và lưu trữ dữ liệu cá nhân được thực hiện nhằm các mục đích sau</w:t>
+      </w:r>
+      <w:r>
+        <w:rPr>
+          <w:rFonts w:ascii="Times New Roman" w:hAnsi="Times New Roman"/>
+          <w:bCs/>
+          <w:szCs w:val="24"/>
+          <w:lang w:val="nl-NL"/>
+        </w:rPr>
+        <w:t>:</w:t>
       </w:r>
     </w:p>
     <w:p>
       <w:pPr>
-        <w:ind w:left="360" w:firstLine="0"/>
-        <w:rPr>
-          <w:rFonts w:ascii="Times New Roman" w:hAnsi="Times New Roman"/>
-          <w:szCs w:val="24"/>
-          <w:lang w:val="nl-NL"/>
-        </w:rPr>
-      </w:pPr>
-      <w:r>
-        <w:rPr>
-          <w:rFonts w:ascii="Times New Roman" w:hAnsi="Times New Roman"/>
-          <w:szCs w:val="24"/>
-          <w:lang w:val="nl-NL"/>
-        </w:rPr>
-        <w:t>- Ng</w:t>
+        <w:pStyle w:val="ListParagraph"/>
+        <w:numPr>
+          <w:ilvl w:val="0"/>
+          <w:numId w:val="8"/>
+        </w:numPr>
+        <w:snapToGrid w:val="0"/>
+        <w:spacing w:after="0" w:line="264" w:lineRule="auto"/>
+        <w:ind w:left="567" w:hanging="283"/>
+        <w:contextualSpacing w:val="0"/>
+        <w:rPr>
+          <w:rFonts w:ascii="Times New Roman" w:hAnsi="Times New Roman"/>
+          <w:bCs/>
+          <w:szCs w:val="24"/>
+          <w:lang w:val="nl-NL"/>
+        </w:rPr>
+      </w:pPr>
+      <w:r>
+        <w:rPr>
+          <w:rFonts w:ascii="Times New Roman" w:hAnsi="Times New Roman"/>
+          <w:bCs/>
+          <w:szCs w:val="24"/>
+          <w:lang w:val="nl-NL"/>
+        </w:rPr>
+        <w:t>Th</w:t>
+      </w:r>
+      <w:r>
+        <w:rPr>
+          <w:rFonts w:ascii="Times New Roman" w:hAnsi="Times New Roman" w:cs="Calibri"/>
+          <w:bCs/>
+          <w:szCs w:val="24"/>
+          <w:lang w:val="nl-NL"/>
+        </w:rPr>
+        <w:t>ự</w:t>
+      </w:r>
+      <w:r>
+        <w:rPr>
+          <w:rFonts w:ascii="Times New Roman" w:hAnsi="Times New Roman"/>
+          <w:bCs/>
+          <w:szCs w:val="24"/>
+          <w:lang w:val="nl-NL"/>
+        </w:rPr>
+        <w:t>c hi</w:t>
+      </w:r>
+      <w:r>
+        <w:rPr>
+          <w:rFonts w:ascii="Times New Roman" w:hAnsi="Times New Roman" w:cs="Calibri"/>
+          <w:bCs/>
+          <w:szCs w:val="24"/>
+          <w:lang w:val="nl-NL"/>
+        </w:rPr>
+        <w:t>ệ</w:t>
+      </w:r>
+      <w:r>
+        <w:rPr>
+          <w:rFonts w:ascii="Times New Roman" w:hAnsi="Times New Roman"/>
+          <w:bCs/>
+          <w:szCs w:val="24"/>
+          <w:lang w:val="nl-NL"/>
+        </w:rPr>
+        <w:t>n ngh</w:t>
+      </w:r>
+      <w:r>
+        <w:rPr>
+          <w:rFonts w:ascii="Times New Roman" w:hAnsi="Times New Roman" w:cs="Calibri"/>
+          <w:bCs/>
+          <w:szCs w:val="24"/>
+          <w:lang w:val="nl-NL"/>
+        </w:rPr>
+        <w:t>ĩ</w:t>
+      </w:r>
+      <w:r>
+        <w:rPr>
+          <w:rFonts w:ascii="Times New Roman" w:hAnsi="Times New Roman"/>
+          <w:bCs/>
+          <w:szCs w:val="24"/>
+          <w:lang w:val="nl-NL"/>
+        </w:rPr>
+        <w:t>a v</w:t>
+      </w:r>
+      <w:r>
+        <w:rPr>
+          <w:rFonts w:ascii="Times New Roman" w:hAnsi="Times New Roman" w:cs="Calibri"/>
+          <w:bCs/>
+          <w:szCs w:val="24"/>
+          <w:lang w:val="nl-NL"/>
+        </w:rPr>
+        <w:t>ụ</w:t>
+      </w:r>
+      <w:r>
+        <w:rPr>
+          <w:rFonts w:ascii="Times New Roman" w:hAnsi="Times New Roman"/>
+          <w:bCs/>
+          <w:szCs w:val="24"/>
+          <w:lang w:val="nl-NL"/>
+        </w:rPr>
+        <w:t xml:space="preserve"> theo quy </w:t>
       </w:r>
       <w:r>
         <w:rPr>
           <w:rFonts w:ascii="Times New Roman" w:hAnsi="Times New Roman" w:hint="eastAsia"/>
-          <w:szCs w:val="24"/>
-          <w:lang w:val="nl-NL"/>
-        </w:rPr>
-        <w:t>ư</w:t>
-      </w:r>
-      <w:r>
-        <w:rPr>
-          <w:rFonts w:ascii="Times New Roman" w:hAnsi="Times New Roman"/>
-          <w:szCs w:val="24"/>
-          <w:lang w:val="nl-NL"/>
-        </w:rPr>
-        <w:t xml:space="preserve">ời lao </w:t>
+          <w:bCs/>
+          <w:szCs w:val="24"/>
+          <w:lang w:val="nl-NL"/>
+        </w:rPr>
+        <w:t>đ</w:t>
+      </w:r>
+      <w:r>
+        <w:rPr>
+          <w:rFonts w:ascii="Times New Roman" w:hAnsi="Times New Roman"/>
+          <w:bCs/>
+          <w:szCs w:val="24"/>
+          <w:lang w:val="nl-NL"/>
+        </w:rPr>
+        <w:t xml:space="preserve">ịnh của pháp luật về lao </w:t>
       </w:r>
       <w:r>
         <w:rPr>
           <w:rFonts w:ascii="Times New Roman" w:hAnsi="Times New Roman" w:hint="eastAsia"/>
+          <w:bCs/>
           <w:szCs w:val="24"/>
           <w:lang w:val="nl-NL"/>
         </w:rPr>
@@ -9293,342 +9012,1640 @@
       <w:r>
         <w:rPr>
           <w:rFonts w:ascii="Times New Roman" w:hAnsi="Times New Roman"/>
-          <w:szCs w:val="24"/>
-          <w:lang w:val="nl-NL"/>
-        </w:rPr>
-        <w:t xml:space="preserve">ộng </w:t>
-      </w:r>
-      <w:r>
-        <w:rPr>
-          <w:rFonts w:ascii="Times New Roman" w:hAnsi="Times New Roman" w:hint="eastAsia"/>
-          <w:szCs w:val="24"/>
-          <w:lang w:val="nl-NL"/>
-        </w:rPr>
-        <w:t>đ</w:t>
-      </w:r>
-      <w:r>
-        <w:rPr>
-          <w:rFonts w:ascii="Times New Roman" w:hAnsi="Times New Roman"/>
-          <w:szCs w:val="24"/>
-          <w:lang w:val="nl-NL"/>
-        </w:rPr>
-        <w:t xml:space="preserve">ọc kỹ, hiểu rõ và cam kết thực hiện các </w:t>
-      </w:r>
-      <w:r>
-        <w:rPr>
-          <w:rFonts w:ascii="Times New Roman" w:hAnsi="Times New Roman" w:hint="eastAsia"/>
-          <w:szCs w:val="24"/>
-          <w:lang w:val="nl-NL"/>
-        </w:rPr>
-        <w:t>đ</w:t>
-      </w:r>
-      <w:r>
-        <w:rPr>
-          <w:rFonts w:ascii="Times New Roman" w:hAnsi="Times New Roman"/>
-          <w:szCs w:val="24"/>
-          <w:lang w:val="nl-NL"/>
-        </w:rPr>
-        <w:t xml:space="preserve">iều khoản và quy </w:t>
-      </w:r>
-      <w:r>
-        <w:rPr>
-          <w:rFonts w:ascii="Times New Roman" w:hAnsi="Times New Roman" w:hint="eastAsia"/>
-          <w:szCs w:val="24"/>
-          <w:lang w:val="nl-NL"/>
-        </w:rPr>
-        <w:t>đ</w:t>
-      </w:r>
-      <w:r>
-        <w:rPr>
-          <w:rFonts w:ascii="Times New Roman" w:hAnsi="Times New Roman"/>
-          <w:szCs w:val="24"/>
-          <w:lang w:val="nl-NL"/>
-        </w:rPr>
-        <w:t xml:space="preserve">ịnh ghi tại Hợp </w:t>
-      </w:r>
-      <w:r>
-        <w:rPr>
-          <w:rFonts w:ascii="Times New Roman" w:hAnsi="Times New Roman" w:hint="eastAsia"/>
-          <w:szCs w:val="24"/>
-          <w:lang w:val="nl-NL"/>
-        </w:rPr>
-        <w:t>đ</w:t>
-      </w:r>
-      <w:r>
-        <w:rPr>
-          <w:rFonts w:ascii="Times New Roman" w:hAnsi="Times New Roman"/>
-          <w:szCs w:val="24"/>
-          <w:lang w:val="nl-NL"/>
-        </w:rPr>
-        <w:t xml:space="preserve">ồng lao </w:t>
-      </w:r>
-      <w:r>
-        <w:rPr>
-          <w:rFonts w:ascii="Times New Roman" w:hAnsi="Times New Roman" w:hint="eastAsia"/>
-          <w:szCs w:val="24"/>
-          <w:lang w:val="nl-NL"/>
-        </w:rPr>
-        <w:t>đ</w:t>
-      </w:r>
-      <w:r>
-        <w:rPr>
-          <w:rFonts w:ascii="Times New Roman" w:hAnsi="Times New Roman"/>
-          <w:szCs w:val="24"/>
-          <w:lang w:val="nl-NL"/>
-        </w:rPr>
-        <w:t>ộng.</w:t>
-      </w:r>
-      <w:r>
-        <w:rPr>
-          <w:rFonts w:ascii="Times New Roman" w:hAnsi="Times New Roman"/>
-          <w:szCs w:val="24"/>
-          <w:lang w:val="nl-NL"/>
-        </w:rPr>
-        <w:tab/>
-      </w:r>
-      <w:r>
-        <w:rPr>
-          <w:rFonts w:ascii="Times New Roman" w:hAnsi="Times New Roman"/>
-          <w:szCs w:val="24"/>
-          <w:lang w:val="nl-NL"/>
-        </w:rPr>
-        <w:tab/>
-      </w:r>
-      <w:r>
-        <w:rPr>
-          <w:rFonts w:ascii="Times New Roman" w:hAnsi="Times New Roman"/>
-          <w:szCs w:val="24"/>
-          <w:lang w:val="nl-NL"/>
-        </w:rPr>
-        <w:tab/>
-      </w:r>
-      <w:r>
-        <w:rPr>
-          <w:rFonts w:ascii="Times New Roman" w:hAnsi="Times New Roman"/>
-          <w:szCs w:val="24"/>
-          <w:lang w:val="nl-NL"/>
-        </w:rPr>
-        <w:tab/>
-      </w:r>
-      <w:r>
-        <w:rPr>
-          <w:rFonts w:ascii="Times New Roman" w:hAnsi="Times New Roman"/>
-          <w:szCs w:val="24"/>
-          <w:lang w:val="nl-NL"/>
-        </w:rPr>
-        <w:tab/>
-      </w:r>
-      <w:r>
-        <w:rPr>
-          <w:rFonts w:ascii="Times New Roman" w:hAnsi="Times New Roman"/>
-          <w:szCs w:val="24"/>
-          <w:lang w:val="nl-NL"/>
-        </w:rPr>
-        <w:tab/>
-      </w:r>
-      <w:r>
-        <w:rPr>
-          <w:rFonts w:ascii="Times New Roman" w:hAnsi="Times New Roman"/>
-          <w:szCs w:val="24"/>
-          <w:lang w:val="nl-NL"/>
-        </w:rPr>
-        <w:tab/>
-      </w:r>
-      <w:r>
-        <w:rPr>
-          <w:rFonts w:ascii="Times New Roman" w:hAnsi="Times New Roman"/>
-          <w:szCs w:val="24"/>
-          <w:lang w:val="nl-NL"/>
-        </w:rPr>
-        <w:tab/>
-      </w:r>
-      <w:r>
-        <w:rPr>
-          <w:rFonts w:ascii="Times New Roman" w:hAnsi="Times New Roman"/>
-          <w:szCs w:val="24"/>
-          <w:lang w:val="nl-NL"/>
-        </w:rPr>
-        <w:tab/>
-      </w:r>
-      <w:r>
-        <w:rPr>
-          <w:rFonts w:ascii="Times New Roman" w:hAnsi="Times New Roman"/>
-          <w:szCs w:val="24"/>
-          <w:lang w:val="nl-NL"/>
-        </w:rPr>
-        <w:tab/>
-      </w:r>
-      <w:r>
-        <w:rPr>
-          <w:rFonts w:ascii="Times New Roman" w:hAnsi="Times New Roman"/>
-          <w:szCs w:val="24"/>
-          <w:lang w:val="nl-NL"/>
-        </w:rPr>
-        <w:tab/>
-      </w:r>
-      <w:r>
-        <w:rPr>
-          <w:rFonts w:ascii="Times New Roman" w:hAnsi="Times New Roman"/>
-          <w:szCs w:val="24"/>
-          <w:lang w:val="nl-NL"/>
-        </w:rPr>
-        <w:tab/>
-      </w:r>
-      <w:r>
-        <w:rPr>
-          <w:rFonts w:ascii="Times New Roman" w:hAnsi="Times New Roman"/>
-          <w:szCs w:val="24"/>
-          <w:lang w:val="nl-NL"/>
-        </w:rPr>
-        <w:tab/>
-      </w:r>
-      <w:r>
-        <w:rPr>
-          <w:rFonts w:ascii="Times New Roman" w:hAnsi="Times New Roman"/>
-          <w:szCs w:val="24"/>
-          <w:lang w:val="nl-NL"/>
-        </w:rPr>
-        <w:tab/>
-      </w:r>
-      <w:r>
-        <w:rPr>
-          <w:rFonts w:ascii="Times New Roman" w:hAnsi="Times New Roman"/>
-          <w:szCs w:val="24"/>
-          <w:lang w:val="nl-NL"/>
-        </w:rPr>
-        <w:tab/>
-      </w:r>
-      <w:r>
-        <w:rPr>
-          <w:rFonts w:ascii="Times New Roman" w:hAnsi="Times New Roman"/>
-          <w:szCs w:val="24"/>
-          <w:lang w:val="nl-NL"/>
-        </w:rPr>
-        <w:tab/>
+          <w:bCs/>
+          <w:szCs w:val="24"/>
+          <w:lang w:val="nl-NL"/>
+        </w:rPr>
+        <w:t>ộng, bảo hiểm, thuế, kế toán, kiểm toán;</w:t>
       </w:r>
     </w:p>
     <w:p>
       <w:pPr>
-        <w:ind w:firstLine="0"/>
-        <w:rPr>
-          <w:rFonts w:ascii="Times New Roman" w:hAnsi="Times New Roman"/>
-          <w:b/>
-          <w:szCs w:val="24"/>
-          <w:lang w:val="nl-NL"/>
-        </w:rPr>
-      </w:pPr>
-      <w:r>
-        <w:rPr>
-          <w:rFonts w:ascii="Times New Roman" w:hAnsi="Times New Roman"/>
-          <w:b/>
-          <w:szCs w:val="24"/>
-          <w:u w:val="single"/>
-          <w:lang w:val="nl-NL"/>
-        </w:rPr>
-        <w:t>ĐIỀU 7:</w:t>
-      </w:r>
-      <w:r>
-        <w:rPr>
-          <w:rFonts w:ascii="Times New Roman" w:hAnsi="Times New Roman"/>
-          <w:b/>
-          <w:szCs w:val="24"/>
-          <w:lang w:val="nl-NL"/>
-        </w:rPr>
-        <w:t xml:space="preserve"> ĐIỀU KHOẢN THI HÀNH </w:t>
-      </w:r>
-      <w:r>
-        <w:rPr>
-          <w:rFonts w:ascii="Times New Roman" w:hAnsi="Times New Roman"/>
-          <w:b/>
-          <w:szCs w:val="24"/>
-          <w:lang w:val="nl-NL"/>
-        </w:rPr>
-        <w:tab/>
-      </w:r>
-      <w:r>
-        <w:rPr>
-          <w:rFonts w:ascii="Times New Roman" w:hAnsi="Times New Roman"/>
-          <w:b/>
-          <w:szCs w:val="24"/>
-          <w:lang w:val="nl-NL"/>
-        </w:rPr>
-        <w:tab/>
-      </w:r>
-      <w:r>
-        <w:rPr>
-          <w:rFonts w:ascii="Times New Roman" w:hAnsi="Times New Roman"/>
-          <w:b/>
-          <w:szCs w:val="24"/>
-          <w:lang w:val="nl-NL"/>
-        </w:rPr>
-        <w:tab/>
-      </w:r>
-      <w:r>
-        <w:rPr>
-          <w:rFonts w:ascii="Times New Roman" w:hAnsi="Times New Roman"/>
-          <w:b/>
-          <w:szCs w:val="24"/>
-          <w:lang w:val="nl-NL"/>
-        </w:rPr>
-        <w:tab/>
-      </w:r>
-      <w:r>
-        <w:rPr>
-          <w:rFonts w:ascii="Times New Roman" w:hAnsi="Times New Roman"/>
-          <w:b/>
-          <w:szCs w:val="24"/>
-          <w:lang w:val="nl-NL"/>
-        </w:rPr>
-        <w:tab/>
-      </w:r>
-      <w:r>
-        <w:rPr>
-          <w:rFonts w:ascii="Times New Roman" w:hAnsi="Times New Roman"/>
-          <w:b/>
-          <w:szCs w:val="24"/>
-          <w:lang w:val="nl-NL"/>
-        </w:rPr>
-        <w:tab/>
+        <w:pStyle w:val="ListParagraph"/>
+        <w:numPr>
+          <w:ilvl w:val="0"/>
+          <w:numId w:val="8"/>
+        </w:numPr>
+        <w:snapToGrid w:val="0"/>
+        <w:spacing w:after="0" w:line="264" w:lineRule="auto"/>
+        <w:ind w:left="567" w:hanging="283"/>
+        <w:contextualSpacing w:val="0"/>
+        <w:rPr>
+          <w:rFonts w:ascii="Times New Roman" w:hAnsi="Times New Roman"/>
+          <w:bCs/>
+          <w:szCs w:val="24"/>
+          <w:lang w:val="nl-NL"/>
+        </w:rPr>
+      </w:pPr>
+      <w:r>
+        <w:rPr>
+          <w:rFonts w:ascii="Times New Roman" w:hAnsi="Times New Roman"/>
+          <w:bCs/>
+          <w:szCs w:val="24"/>
+          <w:lang w:val="nl-NL"/>
+        </w:rPr>
+        <w:t>Gi</w:t>
+      </w:r>
+      <w:r>
+        <w:rPr>
+          <w:rFonts w:ascii="Times New Roman" w:hAnsi="Times New Roman" w:cs="Calibri"/>
+          <w:bCs/>
+          <w:szCs w:val="24"/>
+          <w:lang w:val="nl-NL"/>
+        </w:rPr>
+        <w:t>ả</w:t>
+      </w:r>
+      <w:r>
+        <w:rPr>
+          <w:rFonts w:ascii="Times New Roman" w:hAnsi="Times New Roman"/>
+          <w:bCs/>
+          <w:szCs w:val="24"/>
+          <w:lang w:val="nl-NL"/>
+        </w:rPr>
+        <w:t>i quy</w:t>
+      </w:r>
+      <w:r>
+        <w:rPr>
+          <w:rFonts w:ascii="Times New Roman" w:hAnsi="Times New Roman" w:cs="Calibri"/>
+          <w:bCs/>
+          <w:szCs w:val="24"/>
+          <w:lang w:val="nl-NL"/>
+        </w:rPr>
+        <w:t>ế</w:t>
+      </w:r>
+      <w:r>
+        <w:rPr>
+          <w:rFonts w:ascii="Times New Roman" w:hAnsi="Times New Roman"/>
+          <w:bCs/>
+          <w:szCs w:val="24"/>
+          <w:lang w:val="nl-NL"/>
+        </w:rPr>
+        <w:t>t khi</w:t>
+      </w:r>
+      <w:r>
+        <w:rPr>
+          <w:rFonts w:ascii="Times New Roman" w:hAnsi="Times New Roman" w:cs="Calibri"/>
+          <w:bCs/>
+          <w:szCs w:val="24"/>
+          <w:lang w:val="nl-NL"/>
+        </w:rPr>
+        <w:t>ế</w:t>
+      </w:r>
+      <w:r>
+        <w:rPr>
+          <w:rFonts w:ascii="Times New Roman" w:hAnsi="Times New Roman"/>
+          <w:bCs/>
+          <w:szCs w:val="24"/>
+          <w:lang w:val="nl-NL"/>
+        </w:rPr>
+        <w:t>u n</w:t>
+      </w:r>
+      <w:r>
+        <w:rPr>
+          <w:rFonts w:ascii="Times New Roman" w:hAnsi="Times New Roman" w:cs="Calibri"/>
+          <w:bCs/>
+          <w:szCs w:val="24"/>
+          <w:lang w:val="nl-NL"/>
+        </w:rPr>
+        <w:t>ạ</w:t>
+      </w:r>
+      <w:r>
+        <w:rPr>
+          <w:rFonts w:ascii="Times New Roman" w:hAnsi="Times New Roman"/>
+          <w:bCs/>
+          <w:szCs w:val="24"/>
+          <w:lang w:val="nl-NL"/>
+        </w:rPr>
+        <w:t>i, tranh ch</w:t>
+      </w:r>
+      <w:r>
+        <w:rPr>
+          <w:rFonts w:ascii="Times New Roman" w:hAnsi="Times New Roman" w:cs="Calibri"/>
+          <w:bCs/>
+          <w:szCs w:val="24"/>
+          <w:lang w:val="nl-NL"/>
+        </w:rPr>
+        <w:t>ấ</w:t>
+      </w:r>
+      <w:r>
+        <w:rPr>
+          <w:rFonts w:ascii="Times New Roman" w:hAnsi="Times New Roman"/>
+          <w:bCs/>
+          <w:szCs w:val="24"/>
+          <w:lang w:val="nl-NL"/>
+        </w:rPr>
+        <w:t xml:space="preserve">p lao </w:t>
+      </w:r>
+      <w:r>
+        <w:rPr>
+          <w:rFonts w:ascii="Times New Roman" w:hAnsi="Times New Roman" w:hint="eastAsia"/>
+          <w:bCs/>
+          <w:szCs w:val="24"/>
+          <w:lang w:val="nl-NL"/>
+        </w:rPr>
+        <w:t>đ</w:t>
+      </w:r>
+      <w:r>
+        <w:rPr>
+          <w:rFonts w:ascii="Times New Roman" w:hAnsi="Times New Roman"/>
+          <w:bCs/>
+          <w:szCs w:val="24"/>
+          <w:lang w:val="nl-NL"/>
+        </w:rPr>
+        <w:t>ộng, tố tụng (nếu có);</w:t>
       </w:r>
     </w:p>
     <w:p>
       <w:pPr>
-        <w:ind w:left="360" w:firstLine="0"/>
-        <w:rPr>
-          <w:rFonts w:ascii="Times New Roman" w:hAnsi="Times New Roman"/>
-          <w:szCs w:val="24"/>
-          <w:lang w:val="nl-NL"/>
-        </w:rPr>
-      </w:pPr>
-      <w:r>
-        <w:rPr>
-          <w:rFonts w:ascii="Times New Roman" w:hAnsi="Times New Roman"/>
-          <w:szCs w:val="24"/>
-          <w:lang w:val="nl-NL"/>
-        </w:rPr>
-        <w:t>- Những vấn đề về lao động không ghi trong hợp đồng này thì áp dụng theo quy định của Nội quy công ty, Thoả ước lao động tập thể hoặc quy định của pháp luật có liên quan.</w:t>
+        <w:pStyle w:val="ListParagraph"/>
+        <w:numPr>
+          <w:ilvl w:val="0"/>
+          <w:numId w:val="8"/>
+        </w:numPr>
+        <w:snapToGrid w:val="0"/>
+        <w:spacing w:after="0" w:line="264" w:lineRule="auto"/>
+        <w:ind w:left="567" w:hanging="283"/>
+        <w:contextualSpacing w:val="0"/>
+        <w:rPr>
+          <w:rFonts w:ascii="Times New Roman" w:hAnsi="Times New Roman"/>
+          <w:bCs/>
+          <w:szCs w:val="24"/>
+          <w:lang w:val="nl-NL"/>
+        </w:rPr>
+      </w:pPr>
+      <w:r>
+        <w:rPr>
+          <w:rFonts w:ascii="Times New Roman" w:hAnsi="Times New Roman"/>
+          <w:bCs/>
+          <w:szCs w:val="24"/>
+          <w:lang w:val="nl-NL"/>
+        </w:rPr>
+        <w:t>Cung c</w:t>
+      </w:r>
+      <w:r>
+        <w:rPr>
+          <w:rFonts w:ascii="Times New Roman" w:hAnsi="Times New Roman" w:cs="Calibri"/>
+          <w:bCs/>
+          <w:szCs w:val="24"/>
+          <w:lang w:val="nl-NL"/>
+        </w:rPr>
+        <w:t>ấ</w:t>
+      </w:r>
+      <w:r>
+        <w:rPr>
+          <w:rFonts w:ascii="Times New Roman" w:hAnsi="Times New Roman"/>
+          <w:bCs/>
+          <w:szCs w:val="24"/>
+          <w:lang w:val="nl-NL"/>
+        </w:rPr>
+        <w:t>p d</w:t>
+      </w:r>
+      <w:r>
+        <w:rPr>
+          <w:rFonts w:ascii="Times New Roman" w:hAnsi="Times New Roman" w:cs="Calibri"/>
+          <w:bCs/>
+          <w:szCs w:val="24"/>
+          <w:lang w:val="nl-NL"/>
+        </w:rPr>
+        <w:t>ữ</w:t>
+      </w:r>
+      <w:r>
+        <w:rPr>
+          <w:rFonts w:ascii="Times New Roman" w:hAnsi="Times New Roman"/>
+          <w:bCs/>
+          <w:szCs w:val="24"/>
+          <w:lang w:val="nl-NL"/>
+        </w:rPr>
+        <w:t xml:space="preserve"> li</w:t>
+      </w:r>
+      <w:r>
+        <w:rPr>
+          <w:rFonts w:ascii="Times New Roman" w:hAnsi="Times New Roman" w:cs="Calibri"/>
+          <w:bCs/>
+          <w:szCs w:val="24"/>
+          <w:lang w:val="nl-NL"/>
+        </w:rPr>
+        <w:t>ệ</w:t>
+      </w:r>
+      <w:r>
+        <w:rPr>
+          <w:rFonts w:ascii="Times New Roman" w:hAnsi="Times New Roman"/>
+          <w:bCs/>
+          <w:szCs w:val="24"/>
+          <w:lang w:val="nl-NL"/>
+        </w:rPr>
+        <w:t>u c</w:t>
+      </w:r>
+      <w:r>
+        <w:rPr>
+          <w:rFonts w:ascii="Times New Roman" w:hAnsi="Times New Roman" w:cs=".VnTime"/>
+          <w:bCs/>
+          <w:szCs w:val="24"/>
+          <w:lang w:val="nl-NL"/>
+        </w:rPr>
+        <w:t>á</w:t>
+      </w:r>
+      <w:r>
+        <w:rPr>
+          <w:rFonts w:ascii="Times New Roman" w:hAnsi="Times New Roman"/>
+          <w:bCs/>
+          <w:szCs w:val="24"/>
+          <w:lang w:val="nl-NL"/>
+        </w:rPr>
+        <w:t xml:space="preserve"> nh</w:t>
+      </w:r>
+      <w:r>
+        <w:rPr>
+          <w:rFonts w:ascii="Times New Roman" w:hAnsi="Times New Roman" w:cs=".VnTime"/>
+          <w:bCs/>
+          <w:szCs w:val="24"/>
+          <w:lang w:val="nl-NL"/>
+        </w:rPr>
+        <w:t>â</w:t>
+      </w:r>
+      <w:r>
+        <w:rPr>
+          <w:rFonts w:ascii="Times New Roman" w:hAnsi="Times New Roman"/>
+          <w:bCs/>
+          <w:szCs w:val="24"/>
+          <w:lang w:val="nl-NL"/>
+        </w:rPr>
+        <w:t>n c</w:t>
+      </w:r>
+      <w:r>
+        <w:rPr>
+          <w:rFonts w:ascii="Times New Roman" w:hAnsi="Times New Roman" w:cs="Calibri"/>
+          <w:bCs/>
+          <w:szCs w:val="24"/>
+          <w:lang w:val="nl-NL"/>
+        </w:rPr>
+        <w:t>ầ</w:t>
+      </w:r>
+      <w:r>
+        <w:rPr>
+          <w:rFonts w:ascii="Times New Roman" w:hAnsi="Times New Roman"/>
+          <w:bCs/>
+          <w:szCs w:val="24"/>
+          <w:lang w:val="nl-NL"/>
+        </w:rPr>
+        <w:t>n thi</w:t>
+      </w:r>
+      <w:r>
+        <w:rPr>
+          <w:rFonts w:ascii="Times New Roman" w:hAnsi="Times New Roman" w:cs="Calibri"/>
+          <w:bCs/>
+          <w:szCs w:val="24"/>
+          <w:lang w:val="nl-NL"/>
+        </w:rPr>
+        <w:t>ế</w:t>
+      </w:r>
+      <w:r>
+        <w:rPr>
+          <w:rFonts w:ascii="Times New Roman" w:hAnsi="Times New Roman"/>
+          <w:bCs/>
+          <w:szCs w:val="24"/>
+          <w:lang w:val="nl-NL"/>
+        </w:rPr>
+        <w:t>t cho kh</w:t>
+      </w:r>
+      <w:r>
+        <w:rPr>
+          <w:rFonts w:ascii="Times New Roman" w:hAnsi="Times New Roman" w:cs=".VnTime"/>
+          <w:bCs/>
+          <w:szCs w:val="24"/>
+          <w:lang w:val="nl-NL"/>
+        </w:rPr>
+        <w:t>á</w:t>
+      </w:r>
+      <w:r>
+        <w:rPr>
+          <w:rFonts w:ascii="Times New Roman" w:hAnsi="Times New Roman"/>
+          <w:bCs/>
+          <w:szCs w:val="24"/>
+          <w:lang w:val="nl-NL"/>
+        </w:rPr>
+        <w:t>ch h</w:t>
+      </w:r>
+      <w:r>
+        <w:rPr>
+          <w:rFonts w:ascii="Times New Roman" w:hAnsi="Times New Roman" w:cs="Calibri"/>
+          <w:bCs/>
+          <w:szCs w:val="24"/>
+          <w:lang w:val="nl-NL"/>
+        </w:rPr>
+        <w:t>à</w:t>
+      </w:r>
+      <w:r>
+        <w:rPr>
+          <w:rFonts w:ascii="Times New Roman" w:hAnsi="Times New Roman"/>
+          <w:bCs/>
+          <w:szCs w:val="24"/>
+          <w:lang w:val="nl-NL"/>
+        </w:rPr>
+        <w:t xml:space="preserve">ng, </w:t>
+      </w:r>
+      <w:r>
+        <w:rPr>
+          <w:rFonts w:ascii="Times New Roman" w:hAnsi="Times New Roman" w:hint="eastAsia"/>
+          <w:bCs/>
+          <w:szCs w:val="24"/>
+          <w:lang w:val="nl-NL"/>
+        </w:rPr>
+        <w:t>đ</w:t>
+      </w:r>
+      <w:r>
+        <w:rPr>
+          <w:rFonts w:ascii="Times New Roman" w:hAnsi="Times New Roman"/>
+          <w:bCs/>
+          <w:szCs w:val="24"/>
+          <w:lang w:val="nl-NL"/>
+        </w:rPr>
+        <w:t xml:space="preserve">ối tác của Công ty </w:t>
+      </w:r>
+      <w:r>
+        <w:rPr>
+          <w:rFonts w:ascii="Times New Roman" w:hAnsi="Times New Roman" w:hint="eastAsia"/>
+          <w:bCs/>
+          <w:szCs w:val="24"/>
+          <w:lang w:val="nl-NL"/>
+        </w:rPr>
+        <w:t>đ</w:t>
+      </w:r>
+      <w:r>
+        <w:rPr>
+          <w:rFonts w:ascii="Times New Roman" w:hAnsi="Times New Roman"/>
+          <w:bCs/>
+          <w:szCs w:val="24"/>
+          <w:lang w:val="nl-NL"/>
+        </w:rPr>
+        <w:t xml:space="preserve">ể phục vụ </w:t>
+      </w:r>
+      <w:r>
+        <w:rPr>
+          <w:rFonts w:ascii="Times New Roman" w:hAnsi="Times New Roman" w:hint="eastAsia"/>
+          <w:bCs/>
+          <w:szCs w:val="24"/>
+          <w:lang w:val="nl-NL"/>
+        </w:rPr>
+        <w:t>đá</w:t>
+      </w:r>
+      <w:r>
+        <w:rPr>
+          <w:rFonts w:ascii="Times New Roman" w:hAnsi="Times New Roman"/>
+          <w:bCs/>
+          <w:szCs w:val="24"/>
+          <w:lang w:val="nl-NL"/>
+        </w:rPr>
+        <w:t xml:space="preserve">nh giá tuân thủ, kiểm toán, trách nhiệm xã hội (CSR) hoặc các yêu cầu hợp pháp liên quan </w:t>
+      </w:r>
+      <w:r>
+        <w:rPr>
+          <w:rFonts w:ascii="Times New Roman" w:hAnsi="Times New Roman" w:hint="eastAsia"/>
+          <w:bCs/>
+          <w:szCs w:val="24"/>
+          <w:lang w:val="nl-NL"/>
+        </w:rPr>
+        <w:t>đ</w:t>
+      </w:r>
+      <w:r>
+        <w:rPr>
+          <w:rFonts w:ascii="Times New Roman" w:hAnsi="Times New Roman"/>
+          <w:bCs/>
+          <w:szCs w:val="24"/>
+          <w:lang w:val="nl-NL"/>
+        </w:rPr>
+        <w:t xml:space="preserve">ến quan hệ lao </w:t>
+      </w:r>
+      <w:r>
+        <w:rPr>
+          <w:rFonts w:ascii="Times New Roman" w:hAnsi="Times New Roman" w:hint="eastAsia"/>
+          <w:bCs/>
+          <w:szCs w:val="24"/>
+          <w:lang w:val="nl-NL"/>
+        </w:rPr>
+        <w:t>đ</w:t>
+      </w:r>
+      <w:r>
+        <w:rPr>
+          <w:rFonts w:ascii="Times New Roman" w:hAnsi="Times New Roman"/>
+          <w:bCs/>
+          <w:szCs w:val="24"/>
+          <w:lang w:val="nl-NL"/>
+        </w:rPr>
+        <w:t>ộng;</w:t>
       </w:r>
     </w:p>
     <w:p>
       <w:pPr>
-        <w:ind w:left="360" w:firstLine="0"/>
-        <w:rPr>
-          <w:rFonts w:ascii="Times New Roman" w:hAnsi="Times New Roman"/>
-          <w:szCs w:val="24"/>
-          <w:lang w:val="nl-NL"/>
-        </w:rPr>
-      </w:pPr>
-      <w:r>
-        <w:rPr>
-          <w:rFonts w:ascii="Times New Roman" w:hAnsi="Times New Roman"/>
-          <w:szCs w:val="24"/>
-          <w:lang w:val="nl-NL"/>
-        </w:rPr>
-        <w:t>- Hợp đồng lao động này được làm thành hai (02) bản có giá trị ngang nhau, mỗi bên giữ một  (01) bản và có hiệu lực kể từ ngày ký.</w:t>
+        <w:pStyle w:val="ListParagraph"/>
+        <w:numPr>
+          <w:ilvl w:val="0"/>
+          <w:numId w:val="8"/>
+        </w:numPr>
+        <w:snapToGrid w:val="0"/>
+        <w:spacing w:after="0" w:line="264" w:lineRule="auto"/>
+        <w:ind w:left="567" w:hanging="283"/>
+        <w:contextualSpacing w:val="0"/>
+        <w:rPr>
+          <w:rFonts w:ascii="Times New Roman" w:hAnsi="Times New Roman"/>
+          <w:bCs/>
+          <w:szCs w:val="24"/>
+          <w:lang w:val="nl-NL"/>
+        </w:rPr>
+      </w:pPr>
+      <w:r>
+        <w:rPr>
+          <w:rFonts w:ascii="Times New Roman" w:hAnsi="Times New Roman"/>
+          <w:bCs/>
+          <w:szCs w:val="24"/>
+          <w:lang w:val="nl-NL"/>
+        </w:rPr>
+        <w:t>Cung c</w:t>
+      </w:r>
+      <w:r>
+        <w:rPr>
+          <w:rFonts w:ascii="Times New Roman" w:hAnsi="Times New Roman" w:cs="Calibri"/>
+          <w:bCs/>
+          <w:szCs w:val="24"/>
+          <w:lang w:val="nl-NL"/>
+        </w:rPr>
+        <w:t>ấ</w:t>
+      </w:r>
+      <w:r>
+        <w:rPr>
+          <w:rFonts w:ascii="Times New Roman" w:hAnsi="Times New Roman"/>
+          <w:bCs/>
+          <w:szCs w:val="24"/>
+          <w:lang w:val="nl-NL"/>
+        </w:rPr>
+        <w:t>p cho c</w:t>
+      </w:r>
+      <w:r>
+        <w:rPr>
+          <w:rFonts w:ascii="Times New Roman" w:hAnsi="Times New Roman" w:hint="eastAsia"/>
+          <w:bCs/>
+          <w:szCs w:val="24"/>
+          <w:lang w:val="nl-NL"/>
+        </w:rPr>
+        <w:t>ơ</w:t>
+      </w:r>
+      <w:r>
+        <w:rPr>
+          <w:rFonts w:ascii="Times New Roman" w:hAnsi="Times New Roman"/>
+          <w:bCs/>
+          <w:szCs w:val="24"/>
+          <w:lang w:val="nl-NL"/>
+        </w:rPr>
+        <w:t xml:space="preserve"> quan nhà n</w:t>
+      </w:r>
+      <w:r>
+        <w:rPr>
+          <w:rFonts w:ascii="Times New Roman" w:hAnsi="Times New Roman" w:hint="eastAsia"/>
+          <w:bCs/>
+          <w:szCs w:val="24"/>
+          <w:lang w:val="nl-NL"/>
+        </w:rPr>
+        <w:t>ư</w:t>
+      </w:r>
+      <w:r>
+        <w:rPr>
+          <w:rFonts w:ascii="Times New Roman" w:hAnsi="Times New Roman"/>
+          <w:bCs/>
+          <w:szCs w:val="24"/>
+          <w:lang w:val="nl-NL"/>
+        </w:rPr>
+        <w:t>ớc có thẩm quyền khi có yêu cầu hợp pháp</w:t>
+      </w:r>
+      <w:r>
+        <w:rPr>
+          <w:rFonts w:ascii="Times New Roman" w:hAnsi="Times New Roman"/>
+          <w:bCs/>
+          <w:szCs w:val="24"/>
+          <w:lang w:val="nl-NL"/>
+        </w:rPr>
+        <w:t>.</w:t>
       </w:r>
     </w:p>
     <w:p>
       <w:pPr>
+        <w:pStyle w:val="ListParagraph"/>
+        <w:numPr>
+          <w:ilvl w:val="1"/>
+          <w:numId w:val="11"/>
+        </w:numPr>
+        <w:snapToGrid w:val="0"/>
+        <w:spacing w:after="0" w:line="264" w:lineRule="auto"/>
+        <w:ind w:left="426" w:hanging="426"/>
+        <w:contextualSpacing w:val="0"/>
+        <w:rPr>
+          <w:rFonts w:ascii="Times New Roman" w:hAnsi="Times New Roman"/>
+          <w:bCs/>
+          <w:szCs w:val="24"/>
+          <w:lang w:val="nl-NL"/>
+        </w:rPr>
+      </w:pPr>
+      <w:r>
+        <w:rPr>
+          <w:rFonts w:ascii="Times New Roman" w:hAnsi="Times New Roman"/>
+          <w:bCs/>
+          <w:szCs w:val="24"/>
+          <w:lang w:val="nl-NL"/>
+        </w:rPr>
+        <w:t xml:space="preserve">Thời hạn lưu trữ dữ liệu cá nhân được thực hiện theo quy định của pháp luật hoặc theo thời hiệu gắn với mục đích xử lý dữ liệu nêu tại Khoản 6.2 </w:t>
+      </w:r>
+      <w:r>
+        <w:rPr>
+          <w:rFonts w:ascii="Times New Roman" w:hAnsi="Times New Roman" w:hint="eastAsia"/>
+          <w:bCs/>
+          <w:szCs w:val="24"/>
+          <w:lang w:val="nl-NL"/>
+        </w:rPr>
+        <w:t>Đ</w:t>
+      </w:r>
+      <w:r>
+        <w:rPr>
+          <w:rFonts w:ascii="Times New Roman" w:hAnsi="Times New Roman"/>
+          <w:bCs/>
+          <w:szCs w:val="24"/>
+          <w:lang w:val="nl-NL"/>
+        </w:rPr>
+        <w:t>iều này.</w:t>
+      </w:r>
+    </w:p>
+    <w:p>
+      <w:pPr>
+        <w:pStyle w:val="ListParagraph"/>
+        <w:numPr>
+          <w:ilvl w:val="1"/>
+          <w:numId w:val="11"/>
+        </w:numPr>
+        <w:snapToGrid w:val="0"/>
+        <w:spacing w:after="0" w:line="264" w:lineRule="auto"/>
+        <w:ind w:left="426" w:hanging="426"/>
+        <w:contextualSpacing w:val="0"/>
+        <w:rPr>
+          <w:rFonts w:ascii="Times New Roman" w:hAnsi="Times New Roman"/>
+          <w:bCs/>
+          <w:szCs w:val="24"/>
+          <w:lang w:val="nl-NL"/>
+        </w:rPr>
+      </w:pPr>
+      <w:r>
+        <w:rPr>
+          <w:rFonts w:ascii="Times New Roman" w:hAnsi="Times New Roman"/>
+          <w:bCs/>
+          <w:szCs w:val="24"/>
+          <w:lang w:val="nl-NL"/>
+        </w:rPr>
+        <w:t>Công ty cam k</w:t>
+      </w:r>
+      <w:r>
+        <w:rPr>
+          <w:rFonts w:ascii="Times New Roman" w:hAnsi="Times New Roman" w:cs="Calibri"/>
+          <w:bCs/>
+          <w:szCs w:val="24"/>
+          <w:lang w:val="nl-NL"/>
+        </w:rPr>
+        <w:t>ế</w:t>
+      </w:r>
+      <w:r>
+        <w:rPr>
+          <w:rFonts w:ascii="Times New Roman" w:hAnsi="Times New Roman"/>
+          <w:bCs/>
+          <w:szCs w:val="24"/>
+          <w:lang w:val="nl-NL"/>
+        </w:rPr>
+        <w:t>t b</w:t>
+      </w:r>
+      <w:r>
+        <w:rPr>
+          <w:rFonts w:ascii="Times New Roman" w:hAnsi="Times New Roman" w:cs="Calibri"/>
+          <w:bCs/>
+          <w:szCs w:val="24"/>
+          <w:lang w:val="nl-NL"/>
+        </w:rPr>
+        <w:t>ả</w:t>
+      </w:r>
+      <w:r>
+        <w:rPr>
+          <w:rFonts w:ascii="Times New Roman" w:hAnsi="Times New Roman"/>
+          <w:bCs/>
+          <w:szCs w:val="24"/>
+          <w:lang w:val="nl-NL"/>
+        </w:rPr>
+        <w:t>o m</w:t>
+      </w:r>
+      <w:r>
+        <w:rPr>
+          <w:rFonts w:ascii="Times New Roman" w:hAnsi="Times New Roman" w:cs="Calibri"/>
+          <w:bCs/>
+          <w:szCs w:val="24"/>
+          <w:lang w:val="nl-NL"/>
+        </w:rPr>
+        <w:t>ậ</w:t>
+      </w:r>
+      <w:r>
+        <w:rPr>
+          <w:rFonts w:ascii="Times New Roman" w:hAnsi="Times New Roman"/>
+          <w:bCs/>
+          <w:szCs w:val="24"/>
+          <w:lang w:val="nl-NL"/>
+        </w:rPr>
+        <w:t>t d</w:t>
+      </w:r>
+      <w:r>
+        <w:rPr>
+          <w:rFonts w:ascii="Times New Roman" w:hAnsi="Times New Roman" w:cs="Calibri"/>
+          <w:bCs/>
+          <w:szCs w:val="24"/>
+          <w:lang w:val="nl-NL"/>
+        </w:rPr>
+        <w:t>ữ</w:t>
+      </w:r>
+      <w:r>
+        <w:rPr>
+          <w:rFonts w:ascii="Times New Roman" w:hAnsi="Times New Roman"/>
+          <w:bCs/>
+          <w:szCs w:val="24"/>
+          <w:lang w:val="nl-NL"/>
+        </w:rPr>
+        <w:t xml:space="preserve"> li</w:t>
+      </w:r>
+      <w:r>
+        <w:rPr>
+          <w:rFonts w:ascii="Times New Roman" w:hAnsi="Times New Roman" w:cs="Calibri"/>
+          <w:bCs/>
+          <w:szCs w:val="24"/>
+          <w:lang w:val="nl-NL"/>
+        </w:rPr>
+        <w:t>ệ</w:t>
+      </w:r>
+      <w:r>
+        <w:rPr>
+          <w:rFonts w:ascii="Times New Roman" w:hAnsi="Times New Roman"/>
+          <w:bCs/>
+          <w:szCs w:val="24"/>
+          <w:lang w:val="nl-NL"/>
+        </w:rPr>
+        <w:t>u c</w:t>
+      </w:r>
+      <w:r>
+        <w:rPr>
+          <w:rFonts w:ascii="Times New Roman" w:hAnsi="Times New Roman" w:cs=".VnTime"/>
+          <w:bCs/>
+          <w:szCs w:val="24"/>
+          <w:lang w:val="nl-NL"/>
+        </w:rPr>
+        <w:t>á</w:t>
+      </w:r>
+      <w:r>
+        <w:rPr>
+          <w:rFonts w:ascii="Times New Roman" w:hAnsi="Times New Roman"/>
+          <w:bCs/>
+          <w:szCs w:val="24"/>
+          <w:lang w:val="nl-NL"/>
+        </w:rPr>
+        <w:t xml:space="preserve"> nh</w:t>
+      </w:r>
+      <w:r>
+        <w:rPr>
+          <w:rFonts w:ascii="Times New Roman" w:hAnsi="Times New Roman" w:cs=".VnTime"/>
+          <w:bCs/>
+          <w:szCs w:val="24"/>
+          <w:lang w:val="nl-NL"/>
+        </w:rPr>
+        <w:t>â</w:t>
+      </w:r>
+      <w:r>
+        <w:rPr>
+          <w:rFonts w:ascii="Times New Roman" w:hAnsi="Times New Roman"/>
+          <w:bCs/>
+          <w:szCs w:val="24"/>
+          <w:lang w:val="nl-NL"/>
+        </w:rPr>
+        <w:t>n c</w:t>
+      </w:r>
+      <w:r>
+        <w:rPr>
+          <w:rFonts w:ascii="Times New Roman" w:hAnsi="Times New Roman" w:cs="Calibri"/>
+          <w:bCs/>
+          <w:szCs w:val="24"/>
+          <w:lang w:val="nl-NL"/>
+        </w:rPr>
+        <w:t>ủ</w:t>
+      </w:r>
+      <w:r>
+        <w:rPr>
+          <w:rFonts w:ascii="Times New Roman" w:hAnsi="Times New Roman"/>
+          <w:bCs/>
+          <w:szCs w:val="24"/>
+          <w:lang w:val="nl-NL"/>
+        </w:rPr>
+        <w:t>a Ng</w:t>
+      </w:r>
+      <w:r>
+        <w:rPr>
+          <w:rFonts w:ascii="Times New Roman" w:hAnsi="Times New Roman" w:hint="eastAsia"/>
+          <w:bCs/>
+          <w:szCs w:val="24"/>
+          <w:lang w:val="nl-NL"/>
+        </w:rPr>
+        <w:t>ư</w:t>
+      </w:r>
+      <w:r>
+        <w:rPr>
+          <w:rFonts w:ascii="Times New Roman" w:hAnsi="Times New Roman"/>
+          <w:bCs/>
+          <w:szCs w:val="24"/>
+          <w:lang w:val="nl-NL"/>
+        </w:rPr>
+        <w:t xml:space="preserve">ời lao </w:t>
+      </w:r>
+      <w:r>
+        <w:rPr>
+          <w:rFonts w:ascii="Times New Roman" w:hAnsi="Times New Roman" w:hint="eastAsia"/>
+          <w:bCs/>
+          <w:szCs w:val="24"/>
+          <w:lang w:val="nl-NL"/>
+        </w:rPr>
+        <w:t>đ</w:t>
+      </w:r>
+      <w:r>
+        <w:rPr>
+          <w:rFonts w:ascii="Times New Roman" w:hAnsi="Times New Roman"/>
+          <w:bCs/>
+          <w:szCs w:val="24"/>
+          <w:lang w:val="nl-NL"/>
+        </w:rPr>
+        <w:t xml:space="preserve">ộng, chỉ cung cấp trong phạm vi cần thiết, </w:t>
+      </w:r>
+      <w:r>
+        <w:rPr>
+          <w:rFonts w:ascii="Times New Roman" w:hAnsi="Times New Roman" w:hint="eastAsia"/>
+          <w:bCs/>
+          <w:szCs w:val="24"/>
+          <w:lang w:val="nl-NL"/>
+        </w:rPr>
+        <w:t>đú</w:t>
+      </w:r>
+      <w:r>
+        <w:rPr>
+          <w:rFonts w:ascii="Times New Roman" w:hAnsi="Times New Roman"/>
+          <w:bCs/>
+          <w:szCs w:val="24"/>
+          <w:lang w:val="nl-NL"/>
+        </w:rPr>
+        <w:t xml:space="preserve">ng mục </w:t>
+      </w:r>
+      <w:r>
+        <w:rPr>
+          <w:rFonts w:ascii="Times New Roman" w:hAnsi="Times New Roman" w:hint="eastAsia"/>
+          <w:bCs/>
+          <w:szCs w:val="24"/>
+          <w:lang w:val="nl-NL"/>
+        </w:rPr>
+        <w:t>đí</w:t>
+      </w:r>
+      <w:r>
+        <w:rPr>
+          <w:rFonts w:ascii="Times New Roman" w:hAnsi="Times New Roman"/>
+          <w:bCs/>
+          <w:szCs w:val="24"/>
+          <w:lang w:val="nl-NL"/>
+        </w:rPr>
+        <w:t>ch, có c</w:t>
+      </w:r>
+      <w:r>
+        <w:rPr>
+          <w:rFonts w:ascii="Times New Roman" w:hAnsi="Times New Roman" w:hint="eastAsia"/>
+          <w:bCs/>
+          <w:szCs w:val="24"/>
+          <w:lang w:val="nl-NL"/>
+        </w:rPr>
+        <w:t>ă</w:t>
+      </w:r>
+      <w:r>
+        <w:rPr>
+          <w:rFonts w:ascii="Times New Roman" w:hAnsi="Times New Roman"/>
+          <w:bCs/>
+          <w:szCs w:val="24"/>
+          <w:lang w:val="nl-NL"/>
+        </w:rPr>
+        <w:t xml:space="preserve">n cứ pháp luật; áp dụng các biện pháp quản lý và kỹ thuật </w:t>
+      </w:r>
+      <w:r>
+        <w:rPr>
+          <w:rFonts w:ascii="Times New Roman" w:hAnsi="Times New Roman" w:hint="eastAsia"/>
+          <w:bCs/>
+          <w:szCs w:val="24"/>
+          <w:lang w:val="nl-NL"/>
+        </w:rPr>
+        <w:t>đ</w:t>
+      </w:r>
+      <w:r>
+        <w:rPr>
+          <w:rFonts w:ascii="Times New Roman" w:hAnsi="Times New Roman"/>
+          <w:bCs/>
+          <w:szCs w:val="24"/>
+          <w:lang w:val="nl-NL"/>
+        </w:rPr>
+        <w:t>ể bảo vệ dữ liệu.</w:t>
+      </w:r>
+    </w:p>
+    <w:p>
+      <w:pPr>
+        <w:snapToGrid w:val="0"/>
+        <w:spacing w:after="0" w:line="264" w:lineRule="auto"/>
+        <w:ind w:left="0" w:firstLine="0"/>
+        <w:rPr>
+          <w:rFonts w:ascii="Times New Roman" w:hAnsi="Times New Roman"/>
+          <w:b/>
+          <w:szCs w:val="24"/>
+          <w:lang w:val="nl-NL"/>
+        </w:rPr>
+      </w:pPr>
+      <w:r>
+        <w:rPr>
+          <w:rFonts w:ascii="Times New Roman" w:hAnsi="Times New Roman"/>
+          <w:b/>
+          <w:szCs w:val="24"/>
+          <w:u w:val="single"/>
+          <w:lang w:val="nl-NL"/>
+        </w:rPr>
+        <w:t xml:space="preserve">ĐIỀU </w:t>
+      </w:r>
+      <w:r>
+        <w:rPr>
+          <w:rFonts w:ascii="Times New Roman" w:hAnsi="Times New Roman"/>
+          <w:b/>
+          <w:szCs w:val="24"/>
+          <w:u w:val="single"/>
+          <w:lang w:val="nl-NL"/>
+        </w:rPr>
+        <w:t>7</w:t>
+      </w:r>
+      <w:r>
+        <w:rPr>
+          <w:rFonts w:ascii="Times New Roman" w:hAnsi="Times New Roman"/>
+          <w:b/>
+          <w:szCs w:val="24"/>
+          <w:u w:val="single"/>
+          <w:lang w:val="nl-NL"/>
+        </w:rPr>
+        <w:t>:</w:t>
+      </w:r>
+      <w:r>
+        <w:rPr>
+          <w:rFonts w:ascii="Times New Roman" w:hAnsi="Times New Roman"/>
+          <w:b/>
+          <w:szCs w:val="24"/>
+          <w:lang w:val="nl-NL"/>
+        </w:rPr>
+        <w:t xml:space="preserve"> THỎA THUẬN KHÁC</w:t>
+      </w:r>
+    </w:p>
+    <w:p>
+      <w:pPr>
+        <w:pStyle w:val="ListParagraph"/>
+        <w:numPr>
+          <w:ilvl w:val="0"/>
+          <w:numId w:val="9"/>
+        </w:numPr>
+        <w:snapToGrid w:val="0"/>
+        <w:spacing w:after="0" w:line="264" w:lineRule="auto"/>
+        <w:ind w:left="567" w:hanging="283"/>
+        <w:contextualSpacing w:val="0"/>
+        <w:rPr>
+          <w:rFonts w:ascii="Times New Roman" w:hAnsi="Times New Roman"/>
+          <w:szCs w:val="24"/>
+          <w:lang w:val="nl-NL"/>
+        </w:rPr>
+      </w:pPr>
+      <w:r>
+        <w:rPr>
+          <w:rFonts w:ascii="Times New Roman" w:hAnsi="Times New Roman"/>
+          <w:szCs w:val="24"/>
+          <w:lang w:val="nl-NL"/>
+        </w:rPr>
+        <w:t>Công ty được quyền chấm dứt HĐLĐ trước thời hạn đối với Người lao động có kết quả đánh giá hiệu suất công việc dưới mức quy định trong 03 tháng liên tục.</w:t>
+      </w:r>
+    </w:p>
+    <w:p>
+      <w:pPr>
+        <w:pStyle w:val="ListParagraph"/>
+        <w:numPr>
+          <w:ilvl w:val="0"/>
+          <w:numId w:val="9"/>
+        </w:numPr>
+        <w:snapToGrid w:val="0"/>
+        <w:spacing w:after="0" w:line="264" w:lineRule="auto"/>
+        <w:ind w:left="567" w:hanging="283"/>
+        <w:contextualSpacing w:val="0"/>
+        <w:rPr>
+          <w:rFonts w:ascii="Times New Roman" w:hAnsi="Times New Roman"/>
+          <w:szCs w:val="24"/>
+          <w:lang w:val="nl-NL"/>
+        </w:rPr>
+      </w:pPr>
+      <w:r>
+        <w:rPr>
+          <w:rFonts w:ascii="Times New Roman" w:hAnsi="Times New Roman"/>
+          <w:szCs w:val="24"/>
+          <w:lang w:val="nl-NL"/>
+        </w:rPr>
+        <w:t>Trong quá trình thực hiện hợp đồng nếu một bên có nhu cầu thay đổi nội dung trong hợp đồng phải báo cho bên kia trước ít nhất 03 ngày và ký kết bản Phụ lục hợp đồng theo quy định của Pháp luật. Trong thời gian tiến hành thỏa thuận hai bên vẫn tuân theo hợp đồng lao động đã ký kết.</w:t>
+      </w:r>
+    </w:p>
+    <w:p>
+      <w:pPr>
+        <w:pStyle w:val="ListParagraph"/>
+        <w:numPr>
+          <w:ilvl w:val="0"/>
+          <w:numId w:val="9"/>
+        </w:numPr>
+        <w:snapToGrid w:val="0"/>
+        <w:spacing w:after="0" w:line="264" w:lineRule="auto"/>
+        <w:ind w:left="567" w:hanging="283"/>
+        <w:contextualSpacing w:val="0"/>
+        <w:rPr>
+          <w:rFonts w:ascii="Times New Roman" w:hAnsi="Times New Roman"/>
+          <w:szCs w:val="24"/>
+          <w:lang w:val="nl-NL"/>
+        </w:rPr>
+      </w:pPr>
+      <w:r>
+        <w:rPr>
+          <w:rFonts w:ascii="Times New Roman" w:hAnsi="Times New Roman"/>
+          <w:szCs w:val="24"/>
+          <w:lang w:val="nl-NL"/>
+        </w:rPr>
+        <w:t>Người lao động đọc kỹ, hiểu rõ và cam kết thực hiện các điều khoản và quy định ghi tại Hợp đồng lao động.</w:t>
+      </w:r>
+      <w:r>
+        <w:rPr>
+          <w:rFonts w:ascii="Times New Roman" w:hAnsi="Times New Roman"/>
+          <w:szCs w:val="24"/>
+          <w:lang w:val="nl-NL"/>
+        </w:rPr>
+        <w:tab/>
+      </w:r>
+      <w:r>
+        <w:rPr>
+          <w:rFonts w:ascii="Times New Roman" w:hAnsi="Times New Roman"/>
+          <w:szCs w:val="24"/>
+          <w:lang w:val="nl-NL"/>
+        </w:rPr>
+        <w:tab/>
+      </w:r>
+      <w:r>
+        <w:rPr>
+          <w:rFonts w:ascii="Times New Roman" w:hAnsi="Times New Roman"/>
+          <w:szCs w:val="24"/>
+          <w:lang w:val="nl-NL"/>
+        </w:rPr>
+        <w:tab/>
+      </w:r>
+      <w:r>
+        <w:rPr>
+          <w:rFonts w:ascii="Times New Roman" w:hAnsi="Times New Roman"/>
+          <w:szCs w:val="24"/>
+          <w:lang w:val="nl-NL"/>
+        </w:rPr>
+        <w:tab/>
+      </w:r>
+      <w:r>
+        <w:rPr>
+          <w:rFonts w:ascii="Times New Roman" w:hAnsi="Times New Roman"/>
+          <w:szCs w:val="24"/>
+          <w:lang w:val="nl-NL"/>
+        </w:rPr>
+        <w:tab/>
+      </w:r>
+    </w:p>
+    <w:p>
+      <w:pPr>
+        <w:snapToGrid w:val="0"/>
+        <w:spacing w:after="0" w:line="264" w:lineRule="auto"/>
+        <w:ind w:left="0" w:firstLine="0"/>
+        <w:rPr>
+          <w:rFonts w:ascii="Times New Roman" w:hAnsi="Times New Roman"/>
+          <w:b/>
+          <w:szCs w:val="24"/>
+          <w:lang w:val="nl-NL"/>
+        </w:rPr>
+      </w:pPr>
+      <w:r>
+        <w:rPr>
+          <w:rFonts w:ascii="Times New Roman" w:hAnsi="Times New Roman"/>
+          <w:b/>
+          <w:szCs w:val="24"/>
+          <w:u w:val="single"/>
+          <w:lang w:val="nl-NL"/>
+        </w:rPr>
+        <w:t xml:space="preserve">ĐIỀU </w:t>
+      </w:r>
+      <w:r>
+        <w:rPr>
+          <w:rFonts w:ascii="Times New Roman" w:hAnsi="Times New Roman"/>
+          <w:b/>
+          <w:szCs w:val="24"/>
+          <w:u w:val="single"/>
+          <w:lang w:val="nl-NL"/>
+        </w:rPr>
+        <w:t>8</w:t>
+      </w:r>
+      <w:r>
+        <w:rPr>
+          <w:rFonts w:ascii="Times New Roman" w:hAnsi="Times New Roman"/>
+          <w:b/>
+          <w:szCs w:val="24"/>
+          <w:u w:val="single"/>
+          <w:lang w:val="nl-NL"/>
+        </w:rPr>
+        <w:t>:</w:t>
+      </w:r>
+      <w:r>
+        <w:rPr>
+          <w:rFonts w:ascii="Times New Roman" w:hAnsi="Times New Roman"/>
+          <w:b/>
+          <w:szCs w:val="24"/>
+          <w:lang w:val="nl-NL"/>
+        </w:rPr>
+        <w:t xml:space="preserve"> ĐIỀU KHOẢN THI HÀNH </w:t>
+      </w:r>
+      <w:r>
+        <w:rPr>
+          <w:rFonts w:ascii="Times New Roman" w:hAnsi="Times New Roman"/>
+          <w:b/>
+          <w:szCs w:val="24"/>
+          <w:lang w:val="nl-NL"/>
+        </w:rPr>
+        <w:tab/>
+      </w:r>
+      <w:r>
+        <w:rPr>
+          <w:rFonts w:ascii="Times New Roman" w:hAnsi="Times New Roman"/>
+          <w:b/>
+          <w:szCs w:val="24"/>
+          <w:lang w:val="nl-NL"/>
+        </w:rPr>
+        <w:tab/>
+      </w:r>
+      <w:r>
+        <w:rPr>
+          <w:rFonts w:ascii="Times New Roman" w:hAnsi="Times New Roman"/>
+          <w:b/>
+          <w:szCs w:val="24"/>
+          <w:lang w:val="nl-NL"/>
+        </w:rPr>
+        <w:tab/>
+      </w:r>
+      <w:r>
+        <w:rPr>
+          <w:rFonts w:ascii="Times New Roman" w:hAnsi="Times New Roman"/>
+          <w:b/>
+          <w:szCs w:val="24"/>
+          <w:lang w:val="nl-NL"/>
+        </w:rPr>
+        <w:tab/>
+      </w:r>
+      <w:r>
+        <w:rPr>
+          <w:rFonts w:ascii="Times New Roman" w:hAnsi="Times New Roman"/>
+          <w:b/>
+          <w:szCs w:val="24"/>
+          <w:lang w:val="nl-NL"/>
+        </w:rPr>
+        <w:tab/>
+      </w:r>
+      <w:r>
+        <w:rPr>
+          <w:rFonts w:ascii="Times New Roman" w:hAnsi="Times New Roman"/>
+          <w:b/>
+          <w:szCs w:val="24"/>
+          <w:lang w:val="nl-NL"/>
+        </w:rPr>
+        <w:tab/>
+      </w:r>
+    </w:p>
+    <w:p>
+      <w:pPr>
+        <w:pStyle w:val="ListParagraph"/>
+        <w:numPr>
+          <w:ilvl w:val="0"/>
+          <w:numId w:val="10"/>
+        </w:numPr>
+        <w:snapToGrid w:val="0"/>
+        <w:spacing w:after="0" w:line="264" w:lineRule="auto"/>
+        <w:ind w:left="567" w:hanging="283"/>
+        <w:contextualSpacing w:val="0"/>
+        <w:rPr>
+          <w:rFonts w:ascii="Times New Roman" w:hAnsi="Times New Roman"/>
+          <w:szCs w:val="24"/>
+          <w:lang w:val="nl-NL"/>
+        </w:rPr>
+      </w:pPr>
+      <w:r>
+        <w:rPr>
+          <w:rFonts w:ascii="Times New Roman" w:hAnsi="Times New Roman"/>
+          <w:szCs w:val="24"/>
+          <w:lang w:val="nl-NL"/>
+        </w:rPr>
+        <w:t>Nh</w:t>
+      </w:r>
+      <w:r>
+        <w:rPr>
+          <w:rFonts w:ascii="Times New Roman" w:hAnsi="Times New Roman" w:cs="Calibri"/>
+          <w:szCs w:val="24"/>
+          <w:lang w:val="nl-NL"/>
+        </w:rPr>
+        <w:t>ữ</w:t>
+      </w:r>
+      <w:r>
+        <w:rPr>
+          <w:rFonts w:ascii="Times New Roman" w:hAnsi="Times New Roman"/>
+          <w:szCs w:val="24"/>
+          <w:lang w:val="nl-NL"/>
+        </w:rPr>
+        <w:t>ng v</w:t>
+      </w:r>
+      <w:r>
+        <w:rPr>
+          <w:rFonts w:ascii="Times New Roman" w:hAnsi="Times New Roman" w:cs="Calibri"/>
+          <w:szCs w:val="24"/>
+          <w:lang w:val="nl-NL"/>
+        </w:rPr>
+        <w:t>ấ</w:t>
+      </w:r>
+      <w:r>
+        <w:rPr>
+          <w:rFonts w:ascii="Times New Roman" w:hAnsi="Times New Roman"/>
+          <w:szCs w:val="24"/>
+          <w:lang w:val="nl-NL"/>
+        </w:rPr>
+        <w:t xml:space="preserve">n </w:t>
+      </w:r>
+      <w:r>
+        <w:rPr>
+          <w:rFonts w:ascii="Times New Roman" w:hAnsi="Times New Roman" w:cs="Calibri"/>
+          <w:szCs w:val="24"/>
+          <w:lang w:val="nl-NL"/>
+        </w:rPr>
+        <w:t>đề</w:t>
+      </w:r>
+      <w:r>
+        <w:rPr>
+          <w:rFonts w:ascii="Times New Roman" w:hAnsi="Times New Roman"/>
+          <w:szCs w:val="24"/>
+          <w:lang w:val="nl-NL"/>
+        </w:rPr>
+        <w:t xml:space="preserve"> v</w:t>
+      </w:r>
+      <w:r>
+        <w:rPr>
+          <w:rFonts w:ascii="Times New Roman" w:hAnsi="Times New Roman" w:cs="Calibri"/>
+          <w:szCs w:val="24"/>
+          <w:lang w:val="nl-NL"/>
+        </w:rPr>
+        <w:t>ề</w:t>
+      </w:r>
+      <w:r>
+        <w:rPr>
+          <w:rFonts w:ascii="Times New Roman" w:hAnsi="Times New Roman"/>
+          <w:szCs w:val="24"/>
+          <w:lang w:val="nl-NL"/>
+        </w:rPr>
+        <w:t xml:space="preserve"> lao </w:t>
+      </w:r>
+      <w:r>
+        <w:rPr>
+          <w:rFonts w:ascii="Times New Roman" w:hAnsi="Times New Roman" w:cs="Calibri"/>
+          <w:szCs w:val="24"/>
+          <w:lang w:val="nl-NL"/>
+        </w:rPr>
+        <w:t>độ</w:t>
+      </w:r>
+      <w:r>
+        <w:rPr>
+          <w:rFonts w:ascii="Times New Roman" w:hAnsi="Times New Roman"/>
+          <w:szCs w:val="24"/>
+          <w:lang w:val="nl-NL"/>
+        </w:rPr>
+        <w:t>ng kh</w:t>
+      </w:r>
+      <w:r>
+        <w:rPr>
+          <w:rFonts w:ascii="Times New Roman" w:hAnsi="Times New Roman" w:cs=".VnTime"/>
+          <w:szCs w:val="24"/>
+          <w:lang w:val="nl-NL"/>
+        </w:rPr>
+        <w:t>ô</w:t>
+      </w:r>
+      <w:r>
+        <w:rPr>
+          <w:rFonts w:ascii="Times New Roman" w:hAnsi="Times New Roman"/>
+          <w:szCs w:val="24"/>
+          <w:lang w:val="nl-NL"/>
+        </w:rPr>
+        <w:t>ng ghi trong h</w:t>
+      </w:r>
+      <w:r>
+        <w:rPr>
+          <w:rFonts w:ascii="Times New Roman" w:hAnsi="Times New Roman" w:cs="Calibri"/>
+          <w:szCs w:val="24"/>
+          <w:lang w:val="nl-NL"/>
+        </w:rPr>
+        <w:t>ợ</w:t>
+      </w:r>
+      <w:r>
+        <w:rPr>
+          <w:rFonts w:ascii="Times New Roman" w:hAnsi="Times New Roman"/>
+          <w:szCs w:val="24"/>
+          <w:lang w:val="nl-NL"/>
+        </w:rPr>
+        <w:t xml:space="preserve">p </w:t>
+      </w:r>
+      <w:r>
+        <w:rPr>
+          <w:rFonts w:ascii="Times New Roman" w:hAnsi="Times New Roman" w:cs="Calibri"/>
+          <w:szCs w:val="24"/>
+          <w:lang w:val="nl-NL"/>
+        </w:rPr>
+        <w:t>đồ</w:t>
+      </w:r>
+      <w:r>
+        <w:rPr>
+          <w:rFonts w:ascii="Times New Roman" w:hAnsi="Times New Roman"/>
+          <w:szCs w:val="24"/>
+          <w:lang w:val="nl-NL"/>
+        </w:rPr>
+        <w:t>ng n</w:t>
+      </w:r>
+      <w:r>
+        <w:rPr>
+          <w:rFonts w:ascii="Times New Roman" w:hAnsi="Times New Roman" w:cs="Calibri"/>
+          <w:szCs w:val="24"/>
+          <w:lang w:val="nl-NL"/>
+        </w:rPr>
+        <w:t>à</w:t>
+      </w:r>
+      <w:r>
+        <w:rPr>
+          <w:rFonts w:ascii="Times New Roman" w:hAnsi="Times New Roman"/>
+          <w:szCs w:val="24"/>
+          <w:lang w:val="nl-NL"/>
+        </w:rPr>
+        <w:t>y th</w:t>
+      </w:r>
+      <w:r>
+        <w:rPr>
+          <w:rFonts w:ascii="Times New Roman" w:hAnsi="Times New Roman" w:cs=".VnTime"/>
+          <w:szCs w:val="24"/>
+          <w:lang w:val="nl-NL"/>
+        </w:rPr>
+        <w:t>ì</w:t>
+      </w:r>
+      <w:r>
+        <w:rPr>
+          <w:rFonts w:ascii="Times New Roman" w:hAnsi="Times New Roman"/>
+          <w:szCs w:val="24"/>
+          <w:lang w:val="nl-NL"/>
+        </w:rPr>
+        <w:t xml:space="preserve"> </w:t>
+      </w:r>
+      <w:r>
+        <w:rPr>
+          <w:rFonts w:ascii="Times New Roman" w:hAnsi="Times New Roman" w:cs=".VnTime"/>
+          <w:szCs w:val="24"/>
+          <w:lang w:val="nl-NL"/>
+        </w:rPr>
+        <w:t>á</w:t>
+      </w:r>
+      <w:r>
+        <w:rPr>
+          <w:rFonts w:ascii="Times New Roman" w:hAnsi="Times New Roman"/>
+          <w:szCs w:val="24"/>
+          <w:lang w:val="nl-NL"/>
+        </w:rPr>
+        <w:t>p d</w:t>
+      </w:r>
+      <w:r>
+        <w:rPr>
+          <w:rFonts w:ascii="Times New Roman" w:hAnsi="Times New Roman" w:cs="Calibri"/>
+          <w:szCs w:val="24"/>
+          <w:lang w:val="nl-NL"/>
+        </w:rPr>
+        <w:t>ụ</w:t>
+      </w:r>
+      <w:r>
+        <w:rPr>
+          <w:rFonts w:ascii="Times New Roman" w:hAnsi="Times New Roman"/>
+          <w:szCs w:val="24"/>
+          <w:lang w:val="nl-NL"/>
+        </w:rPr>
+        <w:t xml:space="preserve">ng theo quy </w:t>
+      </w:r>
+      <w:r>
+        <w:rPr>
+          <w:rFonts w:ascii="Times New Roman" w:hAnsi="Times New Roman" w:cs="Calibri"/>
+          <w:szCs w:val="24"/>
+          <w:lang w:val="nl-NL"/>
+        </w:rPr>
+        <w:t>đị</w:t>
+      </w:r>
+      <w:r>
+        <w:rPr>
+          <w:rFonts w:ascii="Times New Roman" w:hAnsi="Times New Roman"/>
+          <w:szCs w:val="24"/>
+          <w:lang w:val="nl-NL"/>
+        </w:rPr>
+        <w:t>nh c</w:t>
+      </w:r>
+      <w:r>
+        <w:rPr>
+          <w:rFonts w:ascii="Times New Roman" w:hAnsi="Times New Roman" w:cs="Calibri"/>
+          <w:szCs w:val="24"/>
+          <w:lang w:val="nl-NL"/>
+        </w:rPr>
+        <w:t>ủ</w:t>
+      </w:r>
+      <w:r>
+        <w:rPr>
+          <w:rFonts w:ascii="Times New Roman" w:hAnsi="Times New Roman"/>
+          <w:szCs w:val="24"/>
+          <w:lang w:val="nl-NL"/>
+        </w:rPr>
+        <w:t>a N</w:t>
+      </w:r>
+      <w:r>
+        <w:rPr>
+          <w:rFonts w:ascii="Times New Roman" w:hAnsi="Times New Roman" w:cs="Calibri"/>
+          <w:szCs w:val="24"/>
+          <w:lang w:val="nl-NL"/>
+        </w:rPr>
+        <w:t>ộ</w:t>
+      </w:r>
+      <w:r>
+        <w:rPr>
+          <w:rFonts w:ascii="Times New Roman" w:hAnsi="Times New Roman"/>
+          <w:szCs w:val="24"/>
+          <w:lang w:val="nl-NL"/>
+        </w:rPr>
+        <w:t>i quy c</w:t>
+      </w:r>
+      <w:r>
+        <w:rPr>
+          <w:rFonts w:ascii="Times New Roman" w:hAnsi="Times New Roman" w:cs=".VnTime"/>
+          <w:szCs w:val="24"/>
+          <w:lang w:val="nl-NL"/>
+        </w:rPr>
+        <w:t>ô</w:t>
+      </w:r>
+      <w:r>
+        <w:rPr>
+          <w:rFonts w:ascii="Times New Roman" w:hAnsi="Times New Roman"/>
+          <w:szCs w:val="24"/>
+          <w:lang w:val="nl-NL"/>
+        </w:rPr>
+        <w:t>ng ty, Tho</w:t>
+      </w:r>
+      <w:r>
+        <w:rPr>
+          <w:rFonts w:ascii="Times New Roman" w:hAnsi="Times New Roman" w:cs="Calibri"/>
+          <w:szCs w:val="24"/>
+          <w:lang w:val="nl-NL"/>
+        </w:rPr>
+        <w:t>ả</w:t>
+      </w:r>
+      <w:r>
+        <w:rPr>
+          <w:rFonts w:ascii="Times New Roman" w:hAnsi="Times New Roman"/>
+          <w:szCs w:val="24"/>
+          <w:lang w:val="nl-NL"/>
+        </w:rPr>
+        <w:t xml:space="preserve"> </w:t>
+      </w:r>
+      <w:r>
+        <w:rPr>
+          <w:rFonts w:ascii="Times New Roman" w:hAnsi="Times New Roman" w:cs="Calibri"/>
+          <w:szCs w:val="24"/>
+          <w:lang w:val="nl-NL"/>
+        </w:rPr>
+        <w:t>ướ</w:t>
+      </w:r>
+      <w:r>
+        <w:rPr>
+          <w:rFonts w:ascii="Times New Roman" w:hAnsi="Times New Roman"/>
+          <w:szCs w:val="24"/>
+          <w:lang w:val="nl-NL"/>
+        </w:rPr>
+        <w:t xml:space="preserve">c lao </w:t>
+      </w:r>
+      <w:r>
+        <w:rPr>
+          <w:rFonts w:ascii="Times New Roman" w:hAnsi="Times New Roman" w:cs="Calibri"/>
+          <w:szCs w:val="24"/>
+          <w:lang w:val="nl-NL"/>
+        </w:rPr>
+        <w:t>độ</w:t>
+      </w:r>
+      <w:r>
+        <w:rPr>
+          <w:rFonts w:ascii="Times New Roman" w:hAnsi="Times New Roman"/>
+          <w:szCs w:val="24"/>
+          <w:lang w:val="nl-NL"/>
+        </w:rPr>
+        <w:t>ng t</w:t>
+      </w:r>
+      <w:r>
+        <w:rPr>
+          <w:rFonts w:ascii="Times New Roman" w:hAnsi="Times New Roman" w:cs="Calibri"/>
+          <w:szCs w:val="24"/>
+          <w:lang w:val="nl-NL"/>
+        </w:rPr>
+        <w:t>ậ</w:t>
+      </w:r>
+      <w:r>
+        <w:rPr>
+          <w:rFonts w:ascii="Times New Roman" w:hAnsi="Times New Roman"/>
+          <w:szCs w:val="24"/>
+          <w:lang w:val="nl-NL"/>
+        </w:rPr>
+        <w:t>p th</w:t>
+      </w:r>
+      <w:r>
+        <w:rPr>
+          <w:rFonts w:ascii="Times New Roman" w:hAnsi="Times New Roman" w:cs="Calibri"/>
+          <w:szCs w:val="24"/>
+          <w:lang w:val="nl-NL"/>
+        </w:rPr>
+        <w:t>ể</w:t>
+      </w:r>
+      <w:r>
+        <w:rPr>
+          <w:rFonts w:ascii="Times New Roman" w:hAnsi="Times New Roman"/>
+          <w:szCs w:val="24"/>
+          <w:lang w:val="nl-NL"/>
+        </w:rPr>
+        <w:t xml:space="preserve"> ho</w:t>
+      </w:r>
+      <w:r>
+        <w:rPr>
+          <w:rFonts w:ascii="Times New Roman" w:hAnsi="Times New Roman" w:cs="Calibri"/>
+          <w:szCs w:val="24"/>
+          <w:lang w:val="nl-NL"/>
+        </w:rPr>
+        <w:t>ặ</w:t>
+      </w:r>
+      <w:r>
+        <w:rPr>
+          <w:rFonts w:ascii="Times New Roman" w:hAnsi="Times New Roman"/>
+          <w:szCs w:val="24"/>
+          <w:lang w:val="nl-NL"/>
+        </w:rPr>
+        <w:t xml:space="preserve">c quy </w:t>
+      </w:r>
+      <w:r>
+        <w:rPr>
+          <w:rFonts w:ascii="Times New Roman" w:hAnsi="Times New Roman" w:cs="Calibri"/>
+          <w:szCs w:val="24"/>
+          <w:lang w:val="nl-NL"/>
+        </w:rPr>
+        <w:t>đị</w:t>
+      </w:r>
+      <w:r>
+        <w:rPr>
+          <w:rFonts w:ascii="Times New Roman" w:hAnsi="Times New Roman"/>
+          <w:szCs w:val="24"/>
+          <w:lang w:val="nl-NL"/>
+        </w:rPr>
+        <w:t>nh c</w:t>
+      </w:r>
+      <w:r>
+        <w:rPr>
+          <w:rFonts w:ascii="Times New Roman" w:hAnsi="Times New Roman" w:cs="Calibri"/>
+          <w:szCs w:val="24"/>
+          <w:lang w:val="nl-NL"/>
+        </w:rPr>
+        <w:t>ủ</w:t>
+      </w:r>
+      <w:r>
+        <w:rPr>
+          <w:rFonts w:ascii="Times New Roman" w:hAnsi="Times New Roman"/>
+          <w:szCs w:val="24"/>
+          <w:lang w:val="nl-NL"/>
+        </w:rPr>
+        <w:t>a ph</w:t>
+      </w:r>
+      <w:r>
+        <w:rPr>
+          <w:rFonts w:ascii="Times New Roman" w:hAnsi="Times New Roman" w:cs=".VnTime"/>
+          <w:szCs w:val="24"/>
+          <w:lang w:val="nl-NL"/>
+        </w:rPr>
+        <w:t>á</w:t>
+      </w:r>
+      <w:r>
+        <w:rPr>
+          <w:rFonts w:ascii="Times New Roman" w:hAnsi="Times New Roman"/>
+          <w:szCs w:val="24"/>
+          <w:lang w:val="nl-NL"/>
+        </w:rPr>
+        <w:t>p lu</w:t>
+      </w:r>
+      <w:r>
+        <w:rPr>
+          <w:rFonts w:ascii="Times New Roman" w:hAnsi="Times New Roman" w:cs="Calibri"/>
+          <w:szCs w:val="24"/>
+          <w:lang w:val="nl-NL"/>
+        </w:rPr>
+        <w:t>ậ</w:t>
+      </w:r>
+      <w:r>
+        <w:rPr>
+          <w:rFonts w:ascii="Times New Roman" w:hAnsi="Times New Roman"/>
+          <w:szCs w:val="24"/>
+          <w:lang w:val="nl-NL"/>
+        </w:rPr>
+        <w:t>t c</w:t>
+      </w:r>
+      <w:r>
+        <w:rPr>
+          <w:rFonts w:ascii="Times New Roman" w:hAnsi="Times New Roman" w:cs=".VnTime"/>
+          <w:szCs w:val="24"/>
+          <w:lang w:val="nl-NL"/>
+        </w:rPr>
+        <w:t>ó</w:t>
+      </w:r>
+      <w:r>
+        <w:rPr>
+          <w:rFonts w:ascii="Times New Roman" w:hAnsi="Times New Roman"/>
+          <w:szCs w:val="24"/>
+          <w:lang w:val="nl-NL"/>
+        </w:rPr>
+        <w:t xml:space="preserve"> li</w:t>
+      </w:r>
+      <w:r>
+        <w:rPr>
+          <w:rFonts w:ascii="Times New Roman" w:hAnsi="Times New Roman" w:cs=".VnTime"/>
+          <w:szCs w:val="24"/>
+          <w:lang w:val="nl-NL"/>
+        </w:rPr>
+        <w:t>ê</w:t>
+      </w:r>
+      <w:r>
+        <w:rPr>
+          <w:rFonts w:ascii="Times New Roman" w:hAnsi="Times New Roman"/>
+          <w:szCs w:val="24"/>
+          <w:lang w:val="nl-NL"/>
+        </w:rPr>
+        <w:t>n quan.</w:t>
+      </w:r>
+    </w:p>
+    <w:p>
+      <w:pPr>
+        <w:pStyle w:val="ListParagraph"/>
+        <w:numPr>
+          <w:ilvl w:val="0"/>
+          <w:numId w:val="10"/>
+        </w:numPr>
+        <w:snapToGrid w:val="0"/>
+        <w:spacing w:after="0" w:line="264" w:lineRule="auto"/>
+        <w:ind w:left="567" w:hanging="283"/>
+        <w:contextualSpacing w:val="0"/>
+        <w:rPr>
+          <w:rFonts w:ascii="Times New Roman" w:hAnsi="Times New Roman"/>
+          <w:szCs w:val="24"/>
+          <w:lang w:val="nl-NL"/>
+        </w:rPr>
+      </w:pPr>
+      <w:r>
+        <w:rPr>
+          <w:rFonts w:ascii="Times New Roman" w:hAnsi="Times New Roman"/>
+          <w:szCs w:val="24"/>
+          <w:lang w:val="nl-NL"/>
+        </w:rPr>
+        <w:t xml:space="preserve">Hợp đồng lao động này được làm thành hai (02) bản có giá trị </w:t>
+      </w:r>
+      <w:r>
+        <w:rPr>
+          <w:rFonts w:ascii="Times New Roman" w:hAnsi="Times New Roman"/>
+          <w:szCs w:val="24"/>
+          <w:lang w:val="nl-NL"/>
+        </w:rPr>
+        <w:t>như</w:t>
+      </w:r>
+      <w:r>
+        <w:rPr>
+          <w:rFonts w:ascii="Times New Roman" w:hAnsi="Times New Roman"/>
+          <w:szCs w:val="24"/>
+          <w:lang w:val="nl-NL"/>
+        </w:rPr>
+        <w:t xml:space="preserve"> nhau, mỗi bên giữ một (01) bản và có hiệu lực kể từ ngày ký.</w:t>
+      </w:r>
+    </w:p>
+    <w:p>
+      <w:pPr>
         <w:ind w:left="360" w:firstLine="0"/>
         <w:rPr>
           <w:lang w:val="nl-NL"/>
@@ -9640,103 +10657,7 @@
           <w:szCs w:val="24"/>
           <w:lang w:val="nl-NL"/>
         </w:rPr>
-        <w:t xml:space="preserve">- Trong trường hợp có bất kỳ sửa đổi, bổ sung thì hai bên sẽ ký kết phụ lục hợp đồng. Khi hai bên ký kết Phụ lục hợp </w:t>
-      </w:r>
-      <w:r>
-        <w:rPr>
-          <w:rFonts w:ascii="Times New Roman" w:hAnsi="Times New Roman" w:hint="eastAsia"/>
-          <w:szCs w:val="24"/>
-          <w:lang w:val="nl-NL"/>
-        </w:rPr>
-        <w:t>đ</w:t>
-      </w:r>
-      <w:r>
-        <w:rPr>
-          <w:rFonts w:ascii="Times New Roman" w:hAnsi="Times New Roman"/>
-          <w:szCs w:val="24"/>
-          <w:lang w:val="nl-NL"/>
-        </w:rPr>
-        <w:t xml:space="preserve">ồng lao </w:t>
-      </w:r>
-      <w:r>
-        <w:rPr>
-          <w:rFonts w:ascii="Times New Roman" w:hAnsi="Times New Roman" w:hint="eastAsia"/>
-          <w:szCs w:val="24"/>
-          <w:lang w:val="nl-NL"/>
-        </w:rPr>
-        <w:t>đ</w:t>
-      </w:r>
-      <w:r>
-        <w:rPr>
-          <w:rFonts w:ascii="Times New Roman" w:hAnsi="Times New Roman"/>
-          <w:szCs w:val="24"/>
-          <w:lang w:val="nl-NL"/>
-        </w:rPr>
-        <w:t xml:space="preserve">ộng thì nội dung của Phụ lục hợp </w:t>
-      </w:r>
-      <w:r>
-        <w:rPr>
-          <w:rFonts w:ascii="Times New Roman" w:hAnsi="Times New Roman" w:hint="eastAsia"/>
-          <w:szCs w:val="24"/>
-          <w:lang w:val="nl-NL"/>
-        </w:rPr>
-        <w:t>đ</w:t>
-      </w:r>
-      <w:r>
-        <w:rPr>
-          <w:rFonts w:ascii="Times New Roman" w:hAnsi="Times New Roman"/>
-          <w:szCs w:val="24"/>
-          <w:lang w:val="nl-NL"/>
-        </w:rPr>
-        <w:t xml:space="preserve">ồng lao </w:t>
-      </w:r>
-      <w:r>
-        <w:rPr>
-          <w:rFonts w:ascii="Times New Roman" w:hAnsi="Times New Roman" w:hint="eastAsia"/>
-          <w:szCs w:val="24"/>
-          <w:lang w:val="nl-NL"/>
-        </w:rPr>
-        <w:t>đ</w:t>
-      </w:r>
-      <w:r>
-        <w:rPr>
-          <w:rFonts w:ascii="Times New Roman" w:hAnsi="Times New Roman"/>
-          <w:szCs w:val="24"/>
-          <w:lang w:val="nl-NL"/>
-        </w:rPr>
-        <w:t>ộng cũng có giá trị nh</w:t>
-      </w:r>
-      <w:r>
-        <w:rPr>
-          <w:rFonts w:ascii="Times New Roman" w:hAnsi="Times New Roman" w:hint="eastAsia"/>
-          <w:szCs w:val="24"/>
-          <w:lang w:val="nl-NL"/>
-        </w:rPr>
-        <w:t>ư</w:t>
-      </w:r>
-      <w:r>
-        <w:rPr>
-          <w:rFonts w:ascii="Times New Roman" w:hAnsi="Times New Roman"/>
-          <w:szCs w:val="24"/>
-          <w:lang w:val="nl-NL"/>
-        </w:rPr>
-        <w:t xml:space="preserve"> các nội dung của bản hợp </w:t>
-      </w:r>
-      <w:r>
-        <w:rPr>
-          <w:rFonts w:ascii="Times New Roman" w:hAnsi="Times New Roman" w:hint="eastAsia"/>
-          <w:szCs w:val="24"/>
-          <w:lang w:val="nl-NL"/>
-        </w:rPr>
-        <w:t>đ</w:t>
-      </w:r>
-      <w:r>
-        <w:rPr>
-          <w:rFonts w:ascii="Times New Roman" w:hAnsi="Times New Roman"/>
-          <w:szCs w:val="24"/>
-          <w:lang w:val="nl-NL"/>
-        </w:rPr>
-        <w:t>ồng này.</w:t>
+        <w:t>Trong trường hợp có bất kỳ sửa đổi, bổ sung thì hai bên sẽ ký kết phụ lục hợp đồng. Khi hai bên ký kết Phụ lục hợp đồng lao động thì nội dung của Phụ lục hợp đồng lao động cũng có giá trị như các nội dung của bản hợp đồng này.</w:t>
       </w:r>
       <w:r>
         <w:rPr>
@@ -9782,60 +10703,6 @@
         <w:rPr>
           <w:rFonts w:ascii="Times New Roman" w:hAnsi="Times New Roman"/>
           <w:szCs w:val="24"/>
-          <w:lang w:val="nl-NL"/>
-        </w:rPr>
-        <w:tab/>
-      </w:r>
-      <w:r>
-        <w:rPr>
-          <w:lang w:val="nl-NL"/>
-        </w:rPr>
-        <w:tab/>
-      </w:r>
-      <w:r>
-        <w:rPr>
-          <w:lang w:val="nl-NL"/>
-        </w:rPr>
-        <w:tab/>
-      </w:r>
-      <w:r>
-        <w:rPr>
-          <w:lang w:val="nl-NL"/>
-        </w:rPr>
-        <w:tab/>
-      </w:r>
-      <w:r>
-        <w:rPr>
-          <w:lang w:val="nl-NL"/>
-        </w:rPr>
-        <w:tab/>
-      </w:r>
-      <w:r>
-        <w:rPr>
-          <w:lang w:val="nl-NL"/>
-        </w:rPr>
-        <w:tab/>
-      </w:r>
-      <w:r>
-        <w:rPr>
-          <w:lang w:val="nl-NL"/>
-        </w:rPr>
-        <w:tab/>
-      </w:r>
-      <w:r>
-        <w:rPr>
-          <w:lang w:val="nl-NL"/>
-        </w:rPr>
-        <w:tab/>
-      </w:r>
-      <w:r>
-        <w:rPr>
-          <w:lang w:val="nl-NL"/>
-        </w:rPr>
-        <w:tab/>
-      </w:r>
-      <w:r>
-        <w:rPr>
           <w:lang w:val="nl-NL"/>
         </w:rPr>
         <w:tab/>
@@ -10016,6 +10883,7 @@
                 <w:szCs w:val="24"/>
                 <w:lang w:val="nl-NL"/>
               </w:rPr>
+              <w:lastRenderedPageBreak/>
               <w:t>Chữ ký người lao động</w:t>
             </w:r>
           </w:p>
@@ -10325,7 +11193,7 @@
           <w:footerReference w:type="even" r:id="rId8"/>
           <w:footerReference w:type="default" r:id="rId9"/>
           <w:pgSz w:w="11909" w:h="16834" w:code="9"/>
-          <w:pgMar w:top="630" w:right="1289" w:bottom="810" w:left="1134" w:header="720" w:footer="40" w:gutter="0"/>
+          <w:pgMar w:top="720" w:right="720" w:bottom="720" w:left="720" w:header="720" w:footer="40" w:gutter="0"/>
           <w:pgNumType w:start="1"/>
           <w:cols w:space="720"/>
           <w:docGrid w:linePitch="360"/>
@@ -10852,7 +11720,121 @@
       </w:rPr>
     </w:lvl>
   </w:abstractNum>
-  <w:abstractNum w:abstractNumId="3" w15:restartNumberingAfterBreak="1">
+  <w:abstractNum w:abstractNumId="3" w15:restartNumberingAfterBreak="0">
+    <w:nsid w:val="35C8665B"/>
+    <w:multiLevelType w:val="hybridMultilevel"/>
+    <w:tmpl w:val="DCA42138"/>
+    <w:lvl w:ilvl="0" w:tplc="3A3C8CB0">
+      <w:start w:val="2"/>
+      <w:numFmt w:val="bullet"/>
+      <w:lvlText w:val="-"/>
+      <w:lvlJc w:val="left"/>
+      <w:pPr>
+        <w:ind w:left="720" w:hanging="360"/>
+      </w:pPr>
+      <w:rPr>
+        <w:rFonts w:ascii="Times New Roman" w:eastAsia="Times New Roman" w:hAnsi="Times New Roman" w:cs="Times New Roman" w:hint="default"/>
+        <w:b/>
+      </w:rPr>
+    </w:lvl>
+    <w:lvl w:ilvl="1" w:tplc="04090003" w:tentative="1">
+      <w:start w:val="1"/>
+      <w:numFmt w:val="bullet"/>
+      <w:lvlText w:val="o"/>
+      <w:lvlJc w:val="left"/>
+      <w:pPr>
+        <w:ind w:left="1440" w:hanging="360"/>
+      </w:pPr>
+      <w:rPr>
+        <w:rFonts w:ascii="Courier New" w:hAnsi="Courier New" w:cs="Courier New" w:hint="default"/>
+      </w:rPr>
+    </w:lvl>
+    <w:lvl w:ilvl="2" w:tplc="04090005" w:tentative="1">
+      <w:start w:val="1"/>
+      <w:numFmt w:val="bullet"/>
+      <w:lvlText w:val=""/>
+      <w:lvlJc w:val="left"/>
+      <w:pPr>
+        <w:ind w:left="2160" w:hanging="360"/>
+      </w:pPr>
+      <w:rPr>
+        <w:rFonts w:ascii="Wingdings" w:hAnsi="Wingdings" w:hint="default"/>
+      </w:rPr>
+    </w:lvl>
+    <w:lvl w:ilvl="3" w:tplc="04090001" w:tentative="1">
+      <w:start w:val="1"/>
+      <w:numFmt w:val="bullet"/>
+      <w:lvlText w:val=""/>
+      <w:lvlJc w:val="left"/>
+      <w:pPr>
+        <w:ind w:left="2880" w:hanging="360"/>
+      </w:pPr>
+      <w:rPr>
+        <w:rFonts w:ascii="Symbol" w:hAnsi="Symbol" w:hint="default"/>
+      </w:rPr>
+    </w:lvl>
+    <w:lvl w:ilvl="4" w:tplc="04090003" w:tentative="1">
+      <w:start w:val="1"/>
+      <w:numFmt w:val="bullet"/>
+      <w:lvlText w:val="o"/>
+      <w:lvlJc w:val="left"/>
+      <w:pPr>
+        <w:ind w:left="3600" w:hanging="360"/>
+      </w:pPr>
+      <w:rPr>
+        <w:rFonts w:ascii="Courier New" w:hAnsi="Courier New" w:cs="Courier New" w:hint="default"/>
+      </w:rPr>
+    </w:lvl>
+    <w:lvl w:ilvl="5" w:tplc="04090005" w:tentative="1">
+      <w:start w:val="1"/>
+      <w:numFmt w:val="bullet"/>
+      <w:lvlText w:val=""/>
+      <w:lvlJc w:val="left"/>
+      <w:pPr>
+        <w:ind w:left="4320" w:hanging="360"/>
+      </w:pPr>
+      <w:rPr>
+        <w:rFonts w:ascii="Wingdings" w:hAnsi="Wingdings" w:hint="default"/>
+      </w:rPr>
+    </w:lvl>
+    <w:lvl w:ilvl="6" w:tplc="04090001" w:tentative="1">
+      <w:start w:val="1"/>
+      <w:numFmt w:val="bullet"/>
+      <w:lvlText w:val=""/>
+      <w:lvlJc w:val="left"/>
+      <w:pPr>
+        <w:ind w:left="5040" w:hanging="360"/>
+      </w:pPr>
+      <w:rPr>
+        <w:rFonts w:ascii="Symbol" w:hAnsi="Symbol" w:hint="default"/>
+      </w:rPr>
+    </w:lvl>
+    <w:lvl w:ilvl="7" w:tplc="04090003" w:tentative="1">
+      <w:start w:val="1"/>
+      <w:numFmt w:val="bullet"/>
+      <w:lvlText w:val="o"/>
+      <w:lvlJc w:val="left"/>
+      <w:pPr>
+        <w:ind w:left="5760" w:hanging="360"/>
+      </w:pPr>
+      <w:rPr>
+        <w:rFonts w:ascii="Courier New" w:hAnsi="Courier New" w:cs="Courier New" w:hint="default"/>
+      </w:rPr>
+    </w:lvl>
+    <w:lvl w:ilvl="8" w:tplc="04090005" w:tentative="1">
+      <w:start w:val="1"/>
+      <w:numFmt w:val="bullet"/>
+      <w:lvlText w:val=""/>
+      <w:lvlJc w:val="left"/>
+      <w:pPr>
+        <w:ind w:left="6480" w:hanging="360"/>
+      </w:pPr>
+      <w:rPr>
+        <w:rFonts w:ascii="Wingdings" w:hAnsi="Wingdings" w:hint="default"/>
+      </w:rPr>
+    </w:lvl>
+  </w:abstractNum>
+  <w:abstractNum w:abstractNumId="4" w15:restartNumberingAfterBreak="1">
     <w:nsid w:val="44DE2EE8"/>
     <w:multiLevelType w:val="multilevel"/>
     <w:tmpl w:val="8B7A3476"/>
@@ -10965,7 +11947,121 @@
       </w:rPr>
     </w:lvl>
   </w:abstractNum>
-  <w:abstractNum w:abstractNumId="4" w15:restartNumberingAfterBreak="1">
+  <w:abstractNum w:abstractNumId="5" w15:restartNumberingAfterBreak="0">
+    <w:nsid w:val="4C0C35FB"/>
+    <w:multiLevelType w:val="hybridMultilevel"/>
+    <w:tmpl w:val="181E8284"/>
+    <w:lvl w:ilvl="0" w:tplc="3A3C8CB0">
+      <w:start w:val="2"/>
+      <w:numFmt w:val="bullet"/>
+      <w:lvlText w:val="-"/>
+      <w:lvlJc w:val="left"/>
+      <w:pPr>
+        <w:ind w:left="720" w:hanging="360"/>
+      </w:pPr>
+      <w:rPr>
+        <w:rFonts w:ascii="Times New Roman" w:eastAsia="Times New Roman" w:hAnsi="Times New Roman" w:cs="Times New Roman" w:hint="default"/>
+        <w:b/>
+      </w:rPr>
+    </w:lvl>
+    <w:lvl w:ilvl="1" w:tplc="04090003" w:tentative="1">
+      <w:start w:val="1"/>
+      <w:numFmt w:val="bullet"/>
+      <w:lvlText w:val="o"/>
+      <w:lvlJc w:val="left"/>
+      <w:pPr>
+        <w:ind w:left="1440" w:hanging="360"/>
+      </w:pPr>
+      <w:rPr>
+        <w:rFonts w:ascii="Courier New" w:hAnsi="Courier New" w:cs="Courier New" w:hint="default"/>
+      </w:rPr>
+    </w:lvl>
+    <w:lvl w:ilvl="2" w:tplc="04090005" w:tentative="1">
+      <w:start w:val="1"/>
+      <w:numFmt w:val="bullet"/>
+      <w:lvlText w:val=""/>
+      <w:lvlJc w:val="left"/>
+      <w:pPr>
+        <w:ind w:left="2160" w:hanging="360"/>
+      </w:pPr>
+      <w:rPr>
+        <w:rFonts w:ascii="Wingdings" w:hAnsi="Wingdings" w:hint="default"/>
+      </w:rPr>
+    </w:lvl>
+    <w:lvl w:ilvl="3" w:tplc="04090001" w:tentative="1">
+      <w:start w:val="1"/>
+      <w:numFmt w:val="bullet"/>
+      <w:lvlText w:val=""/>
+      <w:lvlJc w:val="left"/>
+      <w:pPr>
+        <w:ind w:left="2880" w:hanging="360"/>
+      </w:pPr>
+      <w:rPr>
+        <w:rFonts w:ascii="Symbol" w:hAnsi="Symbol" w:hint="default"/>
+      </w:rPr>
+    </w:lvl>
+    <w:lvl w:ilvl="4" w:tplc="04090003" w:tentative="1">
+      <w:start w:val="1"/>
+      <w:numFmt w:val="bullet"/>
+      <w:lvlText w:val="o"/>
+      <w:lvlJc w:val="left"/>
+      <w:pPr>
+        <w:ind w:left="3600" w:hanging="360"/>
+      </w:pPr>
+      <w:rPr>
+        <w:rFonts w:ascii="Courier New" w:hAnsi="Courier New" w:cs="Courier New" w:hint="default"/>
+      </w:rPr>
+    </w:lvl>
+    <w:lvl w:ilvl="5" w:tplc="04090005" w:tentative="1">
+      <w:start w:val="1"/>
+      <w:numFmt w:val="bullet"/>
+      <w:lvlText w:val=""/>
+      <w:lvlJc w:val="left"/>
+      <w:pPr>
+        <w:ind w:left="4320" w:hanging="360"/>
+      </w:pPr>
+      <w:rPr>
+        <w:rFonts w:ascii="Wingdings" w:hAnsi="Wingdings" w:hint="default"/>
+      </w:rPr>
+    </w:lvl>
+    <w:lvl w:ilvl="6" w:tplc="04090001" w:tentative="1">
+      <w:start w:val="1"/>
+      <w:numFmt w:val="bullet"/>
+      <w:lvlText w:val=""/>
+      <w:lvlJc w:val="left"/>
+      <w:pPr>
+        <w:ind w:left="5040" w:hanging="360"/>
+      </w:pPr>
+      <w:rPr>
+        <w:rFonts w:ascii="Symbol" w:hAnsi="Symbol" w:hint="default"/>
+      </w:rPr>
+    </w:lvl>
+    <w:lvl w:ilvl="7" w:tplc="04090003" w:tentative="1">
+      <w:start w:val="1"/>
+      <w:numFmt w:val="bullet"/>
+      <w:lvlText w:val="o"/>
+      <w:lvlJc w:val="left"/>
+      <w:pPr>
+        <w:ind w:left="5760" w:hanging="360"/>
+      </w:pPr>
+      <w:rPr>
+        <w:rFonts w:ascii="Courier New" w:hAnsi="Courier New" w:cs="Courier New" w:hint="default"/>
+      </w:rPr>
+    </w:lvl>
+    <w:lvl w:ilvl="8" w:tplc="04090005" w:tentative="1">
+      <w:start w:val="1"/>
+      <w:numFmt w:val="bullet"/>
+      <w:lvlText w:val=""/>
+      <w:lvlJc w:val="left"/>
+      <w:pPr>
+        <w:ind w:left="6480" w:hanging="360"/>
+      </w:pPr>
+      <w:rPr>
+        <w:rFonts w:ascii="Wingdings" w:hAnsi="Wingdings" w:hint="default"/>
+      </w:rPr>
+    </w:lvl>
+  </w:abstractNum>
+  <w:abstractNum w:abstractNumId="6" w15:restartNumberingAfterBreak="1">
     <w:nsid w:val="50FF13D5"/>
     <w:multiLevelType w:val="multilevel"/>
     <w:tmpl w:val="EE96A868"/>
@@ -11078,7 +12174,7 @@
       </w:rPr>
     </w:lvl>
   </w:abstractNum>
-  <w:abstractNum w:abstractNumId="5" w15:restartNumberingAfterBreak="1">
+  <w:abstractNum w:abstractNumId="7" w15:restartNumberingAfterBreak="1">
     <w:nsid w:val="554F0DD8"/>
     <w:multiLevelType w:val="hybridMultilevel"/>
     <w:tmpl w:val="2AA21118"/>
@@ -11191,7 +12287,234 @@
       </w:rPr>
     </w:lvl>
   </w:abstractNum>
-  <w:abstractNum w:abstractNumId="6" w15:restartNumberingAfterBreak="1">
+  <w:abstractNum w:abstractNumId="8" w15:restartNumberingAfterBreak="0">
+    <w:nsid w:val="5DD7389A"/>
+    <w:multiLevelType w:val="multilevel"/>
+    <w:tmpl w:val="52E216FC"/>
+    <w:lvl w:ilvl="0">
+      <w:start w:val="6"/>
+      <w:numFmt w:val="decimal"/>
+      <w:lvlText w:val="%1."/>
+      <w:lvlJc w:val="left"/>
+      <w:pPr>
+        <w:ind w:left="360" w:hanging="360"/>
+      </w:pPr>
+      <w:rPr>
+        <w:rFonts w:hint="default"/>
+      </w:rPr>
+    </w:lvl>
+    <w:lvl w:ilvl="1">
+      <w:start w:val="1"/>
+      <w:numFmt w:val="decimal"/>
+      <w:lvlText w:val="%1.%2."/>
+      <w:lvlJc w:val="left"/>
+      <w:pPr>
+        <w:ind w:left="720" w:hanging="360"/>
+      </w:pPr>
+      <w:rPr>
+        <w:rFonts w:hint="default"/>
+      </w:rPr>
+    </w:lvl>
+    <w:lvl w:ilvl="2">
+      <w:start w:val="1"/>
+      <w:numFmt w:val="decimal"/>
+      <w:lvlText w:val="%1.%2.%3."/>
+      <w:lvlJc w:val="left"/>
+      <w:pPr>
+        <w:ind w:left="1440" w:hanging="720"/>
+      </w:pPr>
+      <w:rPr>
+        <w:rFonts w:hint="default"/>
+      </w:rPr>
+    </w:lvl>
+    <w:lvl w:ilvl="3">
+      <w:start w:val="1"/>
+      <w:numFmt w:val="decimal"/>
+      <w:lvlText w:val="%1.%2.%3.%4."/>
+      <w:lvlJc w:val="left"/>
+      <w:pPr>
+        <w:ind w:left="1800" w:hanging="720"/>
+      </w:pPr>
+      <w:rPr>
+        <w:rFonts w:hint="default"/>
+      </w:rPr>
+    </w:lvl>
+    <w:lvl w:ilvl="4">
+      <w:start w:val="1"/>
+      <w:numFmt w:val="decimal"/>
+      <w:lvlText w:val="%1.%2.%3.%4.%5."/>
+      <w:lvlJc w:val="left"/>
+      <w:pPr>
+        <w:ind w:left="2520" w:hanging="1080"/>
+      </w:pPr>
+      <w:rPr>
+        <w:rFonts w:hint="default"/>
+      </w:rPr>
+    </w:lvl>
+    <w:lvl w:ilvl="5">
+      <w:start w:val="1"/>
+      <w:numFmt w:val="decimal"/>
+      <w:lvlText w:val="%1.%2.%3.%4.%5.%6."/>
+      <w:lvlJc w:val="left"/>
+      <w:pPr>
+        <w:ind w:left="2880" w:hanging="1080"/>
+      </w:pPr>
+      <w:rPr>
+        <w:rFonts w:hint="default"/>
+      </w:rPr>
+    </w:lvl>
+    <w:lvl w:ilvl="6">
+      <w:start w:val="1"/>
+      <w:numFmt w:val="decimal"/>
+      <w:lvlText w:val="%1.%2.%3.%4.%5.%6.%7."/>
+      <w:lvlJc w:val="left"/>
+      <w:pPr>
+        <w:ind w:left="3600" w:hanging="1440"/>
+      </w:pPr>
+      <w:rPr>
+        <w:rFonts w:hint="default"/>
+      </w:rPr>
+    </w:lvl>
+    <w:lvl w:ilvl="7">
+      <w:start w:val="1"/>
+      <w:numFmt w:val="decimal"/>
+      <w:lvlText w:val="%1.%2.%3.%4.%5.%6.%7.%8."/>
+      <w:lvlJc w:val="left"/>
+      <w:pPr>
+        <w:ind w:left="3960" w:hanging="1440"/>
+      </w:pPr>
+      <w:rPr>
+        <w:rFonts w:hint="default"/>
+      </w:rPr>
+    </w:lvl>
+    <w:lvl w:ilvl="8">
+      <w:start w:val="1"/>
+      <w:numFmt w:val="decimal"/>
+      <w:lvlText w:val="%1.%2.%3.%4.%5.%6.%7.%8.%9."/>
+      <w:lvlJc w:val="left"/>
+      <w:pPr>
+        <w:ind w:left="4680" w:hanging="1800"/>
+      </w:pPr>
+      <w:rPr>
+        <w:rFonts w:hint="default"/>
+      </w:rPr>
+    </w:lvl>
+  </w:abstractNum>
+  <w:abstractNum w:abstractNumId="9" w15:restartNumberingAfterBreak="0">
+    <w:nsid w:val="68251811"/>
+    <w:multiLevelType w:val="hybridMultilevel"/>
+    <w:tmpl w:val="032C059A"/>
+    <w:lvl w:ilvl="0" w:tplc="3A3C8CB0">
+      <w:start w:val="2"/>
+      <w:numFmt w:val="bullet"/>
+      <w:lvlText w:val="-"/>
+      <w:lvlJc w:val="left"/>
+      <w:pPr>
+        <w:ind w:left="1080" w:hanging="360"/>
+      </w:pPr>
+      <w:rPr>
+        <w:rFonts w:ascii="Times New Roman" w:eastAsia="Times New Roman" w:hAnsi="Times New Roman" w:cs="Times New Roman" w:hint="default"/>
+        <w:b/>
+      </w:rPr>
+    </w:lvl>
+    <w:lvl w:ilvl="1" w:tplc="04090003" w:tentative="1">
+      <w:start w:val="1"/>
+      <w:numFmt w:val="bullet"/>
+      <w:lvlText w:val="o"/>
+      <w:lvlJc w:val="left"/>
+      <w:pPr>
+        <w:ind w:left="1800" w:hanging="360"/>
+      </w:pPr>
+      <w:rPr>
+        <w:rFonts w:ascii="Courier New" w:hAnsi="Courier New" w:cs="Courier New" w:hint="default"/>
+      </w:rPr>
+    </w:lvl>
+    <w:lvl w:ilvl="2" w:tplc="04090005" w:tentative="1">
+      <w:start w:val="1"/>
+      <w:numFmt w:val="bullet"/>
+      <w:lvlText w:val=""/>
+      <w:lvlJc w:val="left"/>
+      <w:pPr>
+        <w:ind w:left="2520" w:hanging="360"/>
+      </w:pPr>
+      <w:rPr>
+        <w:rFonts w:ascii="Wingdings" w:hAnsi="Wingdings" w:hint="default"/>
+      </w:rPr>
+    </w:lvl>
+    <w:lvl w:ilvl="3" w:tplc="04090001" w:tentative="1">
+      <w:start w:val="1"/>
+      <w:numFmt w:val="bullet"/>
+      <w:lvlText w:val=""/>
+      <w:lvlJc w:val="left"/>
+      <w:pPr>
+        <w:ind w:left="3240" w:hanging="360"/>
+      </w:pPr>
+      <w:rPr>
+        <w:rFonts w:ascii="Symbol" w:hAnsi="Symbol" w:hint="default"/>
+      </w:rPr>
+    </w:lvl>
+    <w:lvl w:ilvl="4" w:tplc="04090003" w:tentative="1">
+      <w:start w:val="1"/>
+      <w:numFmt w:val="bullet"/>
+      <w:lvlText w:val="o"/>
+      <w:lvlJc w:val="left"/>
+      <w:pPr>
+        <w:ind w:left="3960" w:hanging="360"/>
+      </w:pPr>
+      <w:rPr>
+        <w:rFonts w:ascii="Courier New" w:hAnsi="Courier New" w:cs="Courier New" w:hint="default"/>
+      </w:rPr>
+    </w:lvl>
+    <w:lvl w:ilvl="5" w:tplc="04090005" w:tentative="1">
+      <w:start w:val="1"/>
+      <w:numFmt w:val="bullet"/>
+      <w:lvlText w:val=""/>
+      <w:lvlJc w:val="left"/>
+      <w:pPr>
+        <w:ind w:left="4680" w:hanging="360"/>
+      </w:pPr>
+      <w:rPr>
+        <w:rFonts w:ascii="Wingdings" w:hAnsi="Wingdings" w:hint="default"/>
+      </w:rPr>
+    </w:lvl>
+    <w:lvl w:ilvl="6" w:tplc="04090001" w:tentative="1">
+      <w:start w:val="1"/>
+      <w:numFmt w:val="bullet"/>
+      <w:lvlText w:val=""/>
+      <w:lvlJc w:val="left"/>
+      <w:pPr>
+        <w:ind w:left="5400" w:hanging="360"/>
+      </w:pPr>
+      <w:rPr>
+        <w:rFonts w:ascii="Symbol" w:hAnsi="Symbol" w:hint="default"/>
+      </w:rPr>
+    </w:lvl>
+    <w:lvl w:ilvl="7" w:tplc="04090003" w:tentative="1">
+      <w:start w:val="1"/>
+      <w:numFmt w:val="bullet"/>
+      <w:lvlText w:val="o"/>
+      <w:lvlJc w:val="left"/>
+      <w:pPr>
+        <w:ind w:left="6120" w:hanging="360"/>
+      </w:pPr>
+      <w:rPr>
+        <w:rFonts w:ascii="Courier New" w:hAnsi="Courier New" w:cs="Courier New" w:hint="default"/>
+      </w:rPr>
+    </w:lvl>
+    <w:lvl w:ilvl="8" w:tplc="04090005" w:tentative="1">
+      <w:start w:val="1"/>
+      <w:numFmt w:val="bullet"/>
+      <w:lvlText w:val=""/>
+      <w:lvlJc w:val="left"/>
+      <w:pPr>
+        <w:ind w:left="6840" w:hanging="360"/>
+      </w:pPr>
+      <w:rPr>
+        <w:rFonts w:ascii="Wingdings" w:hAnsi="Wingdings" w:hint="default"/>
+      </w:rPr>
+    </w:lvl>
+  </w:abstractNum>
+  <w:abstractNum w:abstractNumId="10" w15:restartNumberingAfterBreak="1">
     <w:nsid w:val="6C537C1B"/>
     <w:multiLevelType w:val="hybridMultilevel"/>
     <w:tmpl w:val="1AF8EE5A"/>
@@ -11281,7 +12604,7 @@
     </w:lvl>
   </w:abstractNum>
   <w:num w:numId="1" w16cid:durableId="1960061646">
-    <w:abstractNumId w:val="4"/>
+    <w:abstractNumId w:val="6"/>
   </w:num>
   <w:num w:numId="2" w16cid:durableId="1807238292">
     <w:abstractNumId w:val="0"/>
@@ -11290,16 +12613,28 @@
     <w:abstractNumId w:val="2"/>
   </w:num>
   <w:num w:numId="4" w16cid:durableId="1093739505">
-    <w:abstractNumId w:val="6"/>
+    <w:abstractNumId w:val="10"/>
   </w:num>
   <w:num w:numId="5" w16cid:durableId="788162051">
-    <w:abstractNumId w:val="3"/>
+    <w:abstractNumId w:val="4"/>
   </w:num>
   <w:num w:numId="6" w16cid:durableId="1389767226">
     <w:abstractNumId w:val="1"/>
   </w:num>
   <w:num w:numId="7" w16cid:durableId="739670358">
+    <w:abstractNumId w:val="7"/>
+  </w:num>
+  <w:num w:numId="8" w16cid:durableId="1908413860">
+    <w:abstractNumId w:val="9"/>
+  </w:num>
+  <w:num w:numId="9" w16cid:durableId="1150975319">
     <w:abstractNumId w:val="5"/>
+  </w:num>
+  <w:num w:numId="10" w16cid:durableId="545798535">
+    <w:abstractNumId w:val="3"/>
+  </w:num>
+  <w:num w:numId="11" w16cid:durableId="579171615">
+    <w:abstractNumId w:val="8"/>
   </w:num>
 </w:numbering>
 </file>
@@ -11357,6 +12692,12 @@
   <wne:recipientData>
     <wne:active wne:val="1"/>
     <wne:hash wne:val="1707048493"/>
+  </wne:recipientData>
+  <wne:recipientData>
+    <wne:active wne:val="1"/>
+  </wne:recipientData>
+  <wne:recipientData>
+    <wne:active wne:val="1"/>
   </wne:recipientData>
   <wne:recipientData>
     <wne:active wne:val="1"/>

--- a/static/uploads/mau/hopdong/nt1/o1_o2/hdvth.docx
+++ b/static/uploads/mau/hopdong/nt1/o1_o2/hdvth.docx
@@ -469,47 +469,7 @@
           <w:sz w:val="20"/>
           <w:szCs w:val="24"/>
         </w:rPr>
-        <w:t xml:space="preserve"> </w:t>
-      </w:r>
-      <w:proofErr w:type="spellStart"/>
-      <w:r>
-        <w:rPr>
-          <w:rFonts w:ascii="Times New Roman" w:hAnsi="Times New Roman"/>
-          <w:b w:val="0"/>
-          <w:sz w:val="20"/>
-          <w:szCs w:val="24"/>
-        </w:rPr>
-        <w:t>cứ</w:t>
-      </w:r>
-      <w:proofErr w:type="spellEnd"/>
-      <w:r>
-        <w:rPr>
-          <w:rFonts w:ascii="Times New Roman" w:hAnsi="Times New Roman"/>
-          <w:b w:val="0"/>
-          <w:sz w:val="20"/>
-          <w:szCs w:val="24"/>
-        </w:rPr>
-        <w:t xml:space="preserve"> </w:t>
-      </w:r>
-      <w:proofErr w:type="spellStart"/>
-      <w:r>
-        <w:rPr>
-          <w:rFonts w:ascii="Times New Roman" w:hAnsi="Times New Roman"/>
-          <w:b w:val="0"/>
-          <w:sz w:val="20"/>
-          <w:szCs w:val="24"/>
-        </w:rPr>
-        <w:t>vào</w:t>
-      </w:r>
-      <w:proofErr w:type="spellEnd"/>
-      <w:r>
-        <w:rPr>
-          <w:rFonts w:ascii="Times New Roman" w:hAnsi="Times New Roman"/>
-          <w:b w:val="0"/>
-          <w:sz w:val="20"/>
-          <w:szCs w:val="24"/>
-        </w:rPr>
-        <w:t xml:space="preserve"> BLL</w:t>
+        <w:t xml:space="preserve"> cứ vào BLL</w:t>
       </w:r>
       <w:r>
         <w:rPr>
@@ -583,17 +543,7 @@
           <w:sz w:val="20"/>
           <w:szCs w:val="24"/>
         </w:rPr>
-        <w:t>-CP, TT 10/2020/TT-</w:t>
-      </w:r>
-      <w:proofErr w:type="gramStart"/>
-      <w:r>
-        <w:rPr>
-          <w:rFonts w:ascii="Times New Roman" w:hAnsi="Times New Roman"/>
-          <w:b w:val="0"/>
-          <w:sz w:val="20"/>
-          <w:szCs w:val="24"/>
-        </w:rPr>
-        <w:t>BL</w:t>
+        <w:t>-CP, TT 10/2020/TT-BL</w:t>
       </w:r>
       <w:r>
         <w:rPr>
@@ -613,7 +563,6 @@
         </w:rPr>
         <w:t>TBXH )</w:t>
       </w:r>
-      <w:proofErr w:type="gramEnd"/>
     </w:p>
     <w:tbl>
       <w:tblPr>
@@ -704,33 +653,8 @@
                 <w:rFonts w:ascii="Times New Roman" w:hAnsi="Times New Roman"/>
                 <w:szCs w:val="24"/>
               </w:rPr>
-              <w:t xml:space="preserve"> </w:t>
-            </w:r>
-            <w:proofErr w:type="spellStart"/>
-            <w:r>
-              <w:rPr>
-                <w:rFonts w:ascii="Times New Roman" w:hAnsi="Times New Roman"/>
-                <w:szCs w:val="24"/>
-              </w:rPr>
-              <w:t>bên</w:t>
-            </w:r>
-            <w:proofErr w:type="spellEnd"/>
-            <w:r>
-              <w:rPr>
-                <w:rFonts w:ascii="Times New Roman" w:hAnsi="Times New Roman"/>
-                <w:szCs w:val="24"/>
-              </w:rPr>
-              <w:t xml:space="preserve"> </w:t>
-            </w:r>
-            <w:proofErr w:type="spellStart"/>
-            <w:r>
-              <w:rPr>
-                <w:rFonts w:ascii="Times New Roman" w:hAnsi="Times New Roman"/>
-                <w:szCs w:val="24"/>
-              </w:rPr>
-              <w:t>là</w:t>
-            </w:r>
-            <w:proofErr w:type="spellEnd"/>
+              <w:t xml:space="preserve"> bên là</w:t>
+            </w:r>
           </w:p>
         </w:tc>
         <w:tc>
@@ -981,53 +905,12 @@
                 <w:lang w:val="nl-NL"/>
               </w:rPr>
             </w:pPr>
-            <w:proofErr w:type="spellStart"/>
-            <w:r>
-              <w:rPr>
-                <w:rFonts w:ascii="Times New Roman" w:hAnsi="Times New Roman"/>
-                <w:szCs w:val="24"/>
-              </w:rPr>
-              <w:t>Ngày</w:t>
-            </w:r>
-            <w:proofErr w:type="spellEnd"/>
-            <w:r>
-              <w:rPr>
-                <w:rFonts w:ascii="Times New Roman" w:hAnsi="Times New Roman"/>
-                <w:szCs w:val="24"/>
-              </w:rPr>
-              <w:t xml:space="preserve"> </w:t>
-            </w:r>
-            <w:proofErr w:type="spellStart"/>
-            <w:r>
-              <w:rPr>
-                <w:rFonts w:ascii="Times New Roman" w:hAnsi="Times New Roman"/>
-                <w:szCs w:val="24"/>
-              </w:rPr>
-              <w:t>tháng</w:t>
-            </w:r>
-            <w:proofErr w:type="spellEnd"/>
-            <w:r>
-              <w:rPr>
-                <w:rFonts w:ascii="Times New Roman" w:hAnsi="Times New Roman"/>
-                <w:szCs w:val="24"/>
-              </w:rPr>
-              <w:t xml:space="preserve"> </w:t>
-            </w:r>
-            <w:proofErr w:type="spellStart"/>
-            <w:r>
-              <w:rPr>
-                <w:rFonts w:ascii="Times New Roman" w:hAnsi="Times New Roman"/>
-                <w:szCs w:val="24"/>
-              </w:rPr>
-              <w:t>năm</w:t>
-            </w:r>
-            <w:proofErr w:type="spellEnd"/>
-            <w:r>
-              <w:rPr>
-                <w:rFonts w:ascii="Times New Roman" w:hAnsi="Times New Roman"/>
-                <w:szCs w:val="24"/>
-              </w:rPr>
-              <w:t xml:space="preserve"> </w:t>
+            <w:r>
+              <w:rPr>
+                <w:rFonts w:ascii="Times New Roman" w:hAnsi="Times New Roman"/>
+                <w:szCs w:val="24"/>
+              </w:rPr>
+              <w:t xml:space="preserve">Ngày tháng năm </w:t>
             </w:r>
             <w:proofErr w:type="spellStart"/>
             <w:r>
@@ -1723,7 +1606,7 @@
           <w:rFonts w:ascii="Times New Roman" w:hAnsi="Times New Roman"/>
           <w:szCs w:val="24"/>
         </w:rPr>
-        <w:t xml:space="preserve">(Sau </w:t>
+        <w:t xml:space="preserve">(Sau đây </w:t>
       </w:r>
       <w:proofErr w:type="spellStart"/>
       <w:r>
@@ -1731,7 +1614,7 @@
           <w:rFonts w:ascii="Times New Roman" w:hAnsi="Times New Roman"/>
           <w:szCs w:val="24"/>
         </w:rPr>
-        <w:t>đây</w:t>
+        <w:t>gọi</w:t>
       </w:r>
       <w:proofErr w:type="spellEnd"/>
       <w:r>
@@ -1739,39 +1622,7 @@
           <w:rFonts w:ascii="Times New Roman" w:hAnsi="Times New Roman"/>
           <w:szCs w:val="24"/>
         </w:rPr>
-        <w:t xml:space="preserve"> </w:t>
-      </w:r>
-      <w:proofErr w:type="spellStart"/>
-      <w:r>
-        <w:rPr>
-          <w:rFonts w:ascii="Times New Roman" w:hAnsi="Times New Roman"/>
-          <w:szCs w:val="24"/>
-        </w:rPr>
-        <w:t>gọi</w:t>
-      </w:r>
-      <w:proofErr w:type="spellEnd"/>
-      <w:r>
-        <w:rPr>
-          <w:rFonts w:ascii="Times New Roman" w:hAnsi="Times New Roman"/>
-          <w:szCs w:val="24"/>
-        </w:rPr>
-        <w:t xml:space="preserve"> </w:t>
-      </w:r>
-      <w:proofErr w:type="spellStart"/>
-      <w:r>
-        <w:rPr>
-          <w:rFonts w:ascii="Times New Roman" w:hAnsi="Times New Roman"/>
-          <w:szCs w:val="24"/>
-        </w:rPr>
-        <w:t>là</w:t>
-      </w:r>
-      <w:proofErr w:type="spellEnd"/>
-      <w:r>
-        <w:rPr>
-          <w:rFonts w:ascii="Times New Roman" w:hAnsi="Times New Roman"/>
-          <w:szCs w:val="24"/>
-        </w:rPr>
-        <w:t xml:space="preserve"> “</w:t>
+        <w:t xml:space="preserve"> là “</w:t>
       </w:r>
       <w:r>
         <w:rPr>
@@ -4060,7 +3911,6 @@
               <w:t xml:space="preserve"> Nam </w:t>
             </w:r>
             <w:proofErr w:type="spellStart"/>
-            <w:proofErr w:type="gramStart"/>
             <w:r>
               <w:rPr>
                 <w:rFonts w:ascii="Times New Roman" w:hAnsi="Times New Roman"/>
@@ -4078,7 +3928,6 @@
               </w:rPr>
               <w:t>:</w:t>
             </w:r>
-            <w:proofErr w:type="gramEnd"/>
             <w:r>
               <w:rPr>
                 <w:rFonts w:ascii="Times New Roman" w:hAnsi="Times New Roman"/>
@@ -5489,21 +5338,8 @@
           <w:u w:val="single"/>
           <w:lang w:val="fr-FR"/>
         </w:rPr>
-        <w:t xml:space="preserve">ĐIỀU </w:t>
-      </w:r>
-      <w:proofErr w:type="gramStart"/>
-      <w:r>
-        <w:rPr>
-          <w:rFonts w:ascii="Times New Roman" w:hAnsi="Times New Roman"/>
-          <w:b/>
-          <w:bCs/>
-          <w:szCs w:val="24"/>
-          <w:u w:val="single"/>
-          <w:lang w:val="fr-FR"/>
-        </w:rPr>
-        <w:t>2:</w:t>
-      </w:r>
-      <w:proofErr w:type="gramEnd"/>
+        <w:t>ĐIỀU 2:</w:t>
+      </w:r>
       <w:r>
         <w:rPr>
           <w:rFonts w:ascii="Times New Roman" w:hAnsi="Times New Roman"/>
@@ -5798,7 +5634,6 @@
         <w:t xml:space="preserve"> </w:t>
       </w:r>
       <w:proofErr w:type="spellStart"/>
-      <w:proofErr w:type="gramStart"/>
       <w:r>
         <w:rPr>
           <w:rFonts w:ascii="Times New Roman" w:hAnsi="Times New Roman"/>
@@ -5814,16 +5649,7 @@
           <w:szCs w:val="24"/>
           <w:lang w:val="fr-FR"/>
         </w:rPr>
-        <w:t>:</w:t>
-      </w:r>
-      <w:proofErr w:type="gramEnd"/>
-      <w:r>
-        <w:rPr>
-          <w:rFonts w:ascii="Times New Roman" w:hAnsi="Times New Roman"/>
-          <w:szCs w:val="24"/>
-          <w:lang w:val="fr-FR"/>
-        </w:rPr>
-        <w:t xml:space="preserve"> Theo </w:t>
+        <w:t xml:space="preserve">: Theo </w:t>
       </w:r>
       <w:proofErr w:type="spellStart"/>
       <w:r>
@@ -6264,7 +6090,6 @@
         <w:t xml:space="preserve"> </w:t>
       </w:r>
       <w:proofErr w:type="spellStart"/>
-      <w:proofErr w:type="gramStart"/>
       <w:r>
         <w:rPr>
           <w:rFonts w:ascii="Times New Roman" w:hAnsi="Times New Roman"/>
@@ -6280,16 +6105,7 @@
           <w:szCs w:val="24"/>
           <w:lang w:val="fr-FR"/>
         </w:rPr>
-        <w:t>:</w:t>
-      </w:r>
-      <w:proofErr w:type="gramEnd"/>
-      <w:r>
-        <w:rPr>
-          <w:rFonts w:ascii="Times New Roman" w:hAnsi="Times New Roman"/>
-          <w:szCs w:val="24"/>
-          <w:lang w:val="fr-FR"/>
-        </w:rPr>
-        <w:t xml:space="preserve"> Theo </w:t>
+        <w:t xml:space="preserve">: Theo </w:t>
       </w:r>
       <w:proofErr w:type="spellStart"/>
       <w:r>
@@ -6511,21 +6327,8 @@
           <w:u w:val="single"/>
           <w:lang w:val="fr-FR"/>
         </w:rPr>
-        <w:t xml:space="preserve">ĐIỀU </w:t>
-      </w:r>
-      <w:proofErr w:type="gramStart"/>
-      <w:r>
-        <w:rPr>
-          <w:rFonts w:ascii="Times New Roman" w:hAnsi="Times New Roman"/>
-          <w:b/>
-          <w:bCs/>
-          <w:szCs w:val="24"/>
-          <w:u w:val="single"/>
-          <w:lang w:val="fr-FR"/>
-        </w:rPr>
-        <w:t>3:</w:t>
-      </w:r>
-      <w:proofErr w:type="gramEnd"/>
+        <w:t>ĐIỀU 3:</w:t>
+      </w:r>
       <w:r>
         <w:rPr>
           <w:rFonts w:ascii="Times New Roman" w:hAnsi="Times New Roman"/>
@@ -7688,7 +7491,6 @@
           <w:szCs w:val="24"/>
           <w:lang w:val="nl-NL"/>
         </w:rPr>
-        <w:lastRenderedPageBreak/>
         <w:t xml:space="preserve">  - </w:t>
       </w:r>
       <w:r>
@@ -7787,6 +7589,7 @@
           <w:u w:val="single"/>
           <w:lang w:val="nl-NL"/>
         </w:rPr>
+        <w:lastRenderedPageBreak/>
         <w:t>ĐIỀU 4</w:t>
       </w:r>
       <w:r>
@@ -8150,24 +7953,6 @@
         </w:rPr>
         <w:t xml:space="preserve">- Hoàn thành công việc được giao, thực hiện theo sự phân công yêu cầu của bộ phận, người quản lý. </w:t>
       </w:r>
-      <w:r>
-        <w:rPr>
-          <w:rFonts w:ascii="Times New Roman" w:hAnsi="Times New Roman"/>
-          <w:bCs/>
-          <w:szCs w:val="24"/>
-          <w:lang w:val="nl-NL"/>
-        </w:rPr>
-        <w:tab/>
-      </w:r>
-      <w:r>
-        <w:rPr>
-          <w:rFonts w:ascii="Times New Roman" w:hAnsi="Times New Roman"/>
-          <w:bCs/>
-          <w:szCs w:val="24"/>
-          <w:lang w:val="nl-NL"/>
-        </w:rPr>
-        <w:tab/>
-      </w:r>
     </w:p>
     <w:p>
       <w:pPr>
@@ -8648,7 +8433,6 @@
           <w:szCs w:val="24"/>
           <w:lang w:val="nl-NL"/>
         </w:rPr>
-        <w:lastRenderedPageBreak/>
         <w:t>5.2. Nghĩa vụ</w:t>
       </w:r>
       <w:r>
@@ -8771,6 +8555,7 @@
           <w:szCs w:val="24"/>
           <w:lang w:val="nl-NL"/>
         </w:rPr>
+        <w:lastRenderedPageBreak/>
         <w:t xml:space="preserve">Người lao động đồng ý để Công ty thu thập, sử dụng, lưu trữ và xử lý dữ liệu cá nhân trong quá trình giao kết, thực hiện và sau khi chấm dứt Hợp đồng lao động, bao gồm </w:t>
       </w:r>
       <w:r>
@@ -10883,7 +10668,6 @@
                 <w:szCs w:val="24"/>
                 <w:lang w:val="nl-NL"/>
               </w:rPr>
-              <w:lastRenderedPageBreak/>
               <w:t>Chữ ký người lao động</w:t>
             </w:r>
           </w:p>
@@ -12692,6 +12476,9 @@
   <wne:recipientData>
     <wne:active wne:val="1"/>
     <wne:hash wne:val="1707048493"/>
+  </wne:recipientData>
+  <wne:recipientData>
+    <wne:active wne:val="1"/>
   </wne:recipientData>
   <wne:recipientData>
     <wne:active wne:val="1"/>
